--- a/09-通信电路/05-其他通信电路/电力线载波通信PLC电路/电力线载波通信PLC电路.docx
+++ b/09-通信电路/05-其他通信电路/电力线载波通信PLC电路/电力线载波通信PLC电路.docx
@@ -2431,6 +2431,20 @@
     </w:p>
     <w:bookmarkEnd w:id="26"/>
     <w:bookmarkEnd w:id="27"/>
+    <w:p>
+      <w:pPr>
+        <w:spacing w:before="360"/>
+        <w:jc w:val="center"/>
+      </w:pPr>
+      <w:r>
+        <w:rPr>
+          <w:rFonts w:ascii="Times New Roman" w:hAnsi="Times New Roman"/>
+          <w:color w:val="555555"/>
+          <w:sz w:val="21"/>
+        </w:rPr>
+        <w:t>材料收集者：杜文杰</w:t>
+      </w:r>
+    </w:p>
     <w:sectPr>
       <w:headerReference r:id="rId9" w:type="default"/>
       <w:footerReference r:id="rId10" w:type="default"/>

--- a/09-通信电路/05-其他通信电路/电力线载波通信PLC电路/电力线载波通信PLC电路.docx
+++ b/09-通信电路/05-其他通信电路/电力线载波通信PLC电路/电力线载波通信PLC电路.docx
@@ -1,6 +1,6 @@
 
 <file path=word/document.xml><?xml version="1.0" encoding="utf-8"?>
-<w:document xmlns:w="http://schemas.openxmlformats.org/wordprocessingml/2006/main" xmlns:m="http://schemas.openxmlformats.org/officeDocument/2006/math" xmlns:r="http://schemas.openxmlformats.org/officeDocument/2006/relationships" xmlns:o="urn:schemas-microsoft-com:office:office" xmlns:v="urn:schemas-microsoft-com:vml" xmlns:w10="urn:schemas-microsoft-com:office:word" xmlns:a="http://schemas.openxmlformats.org/drawingml/2006/main" xmlns:pic="http://schemas.openxmlformats.org/drawingml/2006/picture" xmlns:wp="http://schemas.openxmlformats.org/drawingml/2006/wordprocessingDrawing">
+<w:document xmlns:m="http://schemas.openxmlformats.org/officeDocument/2006/math" xmlns:r="http://schemas.openxmlformats.org/officeDocument/2006/relationships" xmlns:w="http://schemas.openxmlformats.org/wordprocessingml/2006/main" xmlns:o="urn:schemas-microsoft-com:office:office" xmlns:v="urn:schemas-microsoft-com:vml" xmlns:w10="urn:schemas-microsoft-com:office:word" xmlns:a="http://schemas.openxmlformats.org/drawingml/2006/main" xmlns:pic="http://schemas.openxmlformats.org/drawingml/2006/picture" xmlns:wp="http://schemas.openxmlformats.org/drawingml/2006/wordprocessingDrawing">
   <w:body>
     <w:bookmarkStart w:id="27" w:name="电力线载波通信-plc-电路"/>
     <w:p>
@@ -9,16 +9,19 @@
       </w:pPr>
       <w:r>
         <w:rPr>
-          <w:rFonts w:hint="eastAsia"/>
+          <w:rFonts w:hint="eastAsia" w:eastAsia="黑体"/>
         </w:rPr>
         <w:t xml:space="preserve">电力线载波通信</w:t>
       </w:r>
       <w:r>
+        <w:rPr>
+          <w:rFonts w:eastAsia="黑体"/>
+        </w:rPr>
         <w:t xml:space="preserve"> PLC </w:t>
       </w:r>
       <w:r>
         <w:rPr>
-          <w:rFonts w:hint="eastAsia"/>
+          <w:rFonts w:hint="eastAsia" w:eastAsia="黑体"/>
         </w:rPr>
         <w:t xml:space="preserve">电路</w:t>
       </w:r>
@@ -30,7 +33,7 @@
       </w:pPr>
       <w:r>
         <w:rPr>
-          <w:rFonts w:hint="eastAsia"/>
+          <w:rFonts w:hint="eastAsia" w:eastAsia="黑体"/>
         </w:rPr>
         <w:t xml:space="preserve">拓扑描述</w:t>
       </w:r>
@@ -41,15 +44,19 @@
       </w:pPr>
       <w:r>
         <w:rPr>
-          <w:rFonts w:hint="eastAsia"/>
+          <w:rFonts w:hint="eastAsia" w:eastAsia="黑体"/>
         </w:rPr>
         <w:t xml:space="preserve">由</w:t>
       </w:r>
       <w:r>
+        <w:rPr>
+          <w:rFonts w:eastAsia="黑体"/>
+        </w:rPr>
         <w:t xml:space="preserve"> </w:t>
       </w:r>
       <w:r>
         <w:rPr>
+          <w:rFonts w:eastAsia="黑体"/>
           <w:b/>
           <w:bCs/>
         </w:rPr>
@@ -57,7 +64,7 @@
       </w:r>
       <w:r>
         <w:rPr>
-          <w:rFonts w:hint="eastAsia"/>
+          <w:rFonts w:hint="eastAsia" w:eastAsia="黑体"/>
           <w:b/>
           <w:bCs/>
         </w:rPr>
@@ -65,17 +72,21 @@
       </w:r>
       <w:r>
         <w:rPr>
+          <w:rFonts w:eastAsia="黑体"/>
           <w:b/>
           <w:bCs/>
         </w:rPr>
         <w:t xml:space="preserve"> A1</w:t>
       </w:r>
       <w:r>
+        <w:rPr>
+          <w:rFonts w:eastAsia="黑体"/>
+        </w:rPr>
         <w:t xml:space="preserve">、</w:t>
       </w:r>
       <w:r>
         <w:rPr>
-          <w:rFonts w:hint="eastAsia"/>
+          <w:rFonts w:hint="eastAsia" w:eastAsia="黑体"/>
           <w:b/>
           <w:bCs/>
         </w:rPr>
@@ -83,6 +94,7 @@
       </w:r>
       <w:r>
         <w:rPr>
+          <w:rFonts w:eastAsia="黑体"/>
           <w:b/>
           <w:bCs/>
         </w:rPr>
@@ -119,6 +131,7 @@
       </m:oMath>
       <w:r>
         <w:rPr>
+          <w:rFonts w:eastAsia="黑体"/>
           <w:b/>
           <w:bCs/>
         </w:rPr>
@@ -126,6 +139,7 @@
       </w:r>
       <w:r>
         <w:rPr>
+          <w:rFonts w:eastAsia="黑体"/>
           <w:b/>
           <w:bCs/>
         </w:rPr>
@@ -133,7 +147,7 @@
       </w:r>
       <w:r>
         <w:rPr>
-          <w:rFonts w:hint="eastAsia"/>
+          <w:rFonts w:hint="eastAsia" w:eastAsia="黑体"/>
           <w:b/>
           <w:bCs/>
         </w:rPr>
@@ -141,6 +155,7 @@
       </w:r>
       <w:r>
         <w:rPr>
+          <w:rFonts w:eastAsia="黑体"/>
           <w:b/>
           <w:bCs/>
         </w:rPr>
@@ -148,38 +163,47 @@
       </w:r>
       <w:r>
         <w:rPr>
-          <w:rFonts w:hint="eastAsia"/>
+          <w:rFonts w:hint="eastAsia" w:eastAsia="黑体"/>
           <w:b/>
           <w:bCs/>
         </w:rPr>
         <w:t xml:space="preserve">T）</w:t>
       </w:r>
       <w:r>
+        <w:rPr>
+          <w:rFonts w:eastAsia="黑体"/>
+        </w:rPr>
         <w:t xml:space="preserve">、</w:t>
       </w:r>
       <w:r>
         <w:rPr>
-          <w:rFonts w:hint="eastAsia"/>
+          <w:rFonts w:hint="eastAsia" w:eastAsia="黑体"/>
           <w:b/>
           <w:bCs/>
         </w:rPr>
         <w:t xml:space="preserve">带通滤波器</w:t>
       </w:r>
       <w:r>
+        <w:rPr>
+          <w:rFonts w:eastAsia="黑体"/>
+        </w:rPr>
         <w:t xml:space="preserve"> </w:t>
       </w:r>
       <w:r>
         <w:rPr>
-          <w:rFonts w:hint="eastAsia"/>
+          <w:rFonts w:hint="eastAsia" w:eastAsia="黑体"/>
         </w:rPr>
         <w:t xml:space="preserve">与</w:t>
       </w:r>
       <w:r>
+        <w:rPr>
+          <w:rFonts w:eastAsia="黑体"/>
+        </w:rPr>
         <w:t xml:space="preserve"> </w:t>
       </w:r>
       <w:r>
         <w:rPr>
-          <w:rFonts w:hint="eastAsia"/>
+          <w:rFonts w:hint="eastAsia" w:eastAsia="黑体"/>
           <w:b/>
           <w:bCs/>
         </w:rPr>
@@ -187,6 +211,7 @@
       </w:r>
       <w:r>
         <w:rPr>
+          <w:rFonts w:eastAsia="黑体"/>
           <w:b/>
           <w:bCs/>
         </w:rPr>
@@ -194,7 +219,7 @@
       </w:r>
       <w:r>
         <w:rPr>
-          <w:rFonts w:hint="eastAsia"/>
+          <w:rFonts w:hint="eastAsia" w:eastAsia="黑体"/>
           <w:b/>
           <w:bCs/>
         </w:rPr>
@@ -202,6 +227,7 @@
       </w:r>
       <w:r>
         <w:rPr>
+          <w:rFonts w:eastAsia="黑体"/>
           <w:b/>
           <w:bCs/>
         </w:rPr>
@@ -209,33 +235,39 @@
       </w:r>
       <w:r>
         <w:rPr>
-          <w:rFonts w:hint="eastAsia"/>
+          <w:rFonts w:hint="eastAsia" w:eastAsia="黑体"/>
           <w:b/>
           <w:bCs/>
         </w:rPr>
         <w:t xml:space="preserve">N）</w:t>
       </w:r>
       <w:r>
+        <w:rPr>
+          <w:rFonts w:eastAsia="黑体"/>
+        </w:rPr>
         <w:t xml:space="preserve"> </w:t>
       </w:r>
       <w:r>
         <w:rPr>
-          <w:rFonts w:hint="eastAsia"/>
+          <w:rFonts w:hint="eastAsia" w:eastAsia="黑体"/>
         </w:rPr>
         <w:t xml:space="preserve">组成。电路共有</w:t>
       </w:r>
       <w:r>
+        <w:rPr>
+          <w:rFonts w:eastAsia="黑体"/>
+        </w:rPr>
         <w:t xml:space="preserve"> 6 </w:t>
       </w:r>
       <w:r>
         <w:rPr>
-          <w:rFonts w:hint="eastAsia"/>
+          <w:rFonts w:hint="eastAsia" w:eastAsia="黑体"/>
         </w:rPr>
         <w:t xml:space="preserve">个关键节点：</w:t>
       </w:r>
       <w:r>
         <w:rPr>
-          <w:rFonts w:hint="eastAsia"/>
+          <w:rFonts w:hint="eastAsia" w:eastAsia="黑体"/>
           <w:b/>
           <w:bCs/>
         </w:rPr>
@@ -243,6 +275,7 @@
       </w:r>
       <w:r>
         <w:rPr>
+          <w:rFonts w:eastAsia="黑体"/>
           <w:b/>
           <w:bCs/>
         </w:rPr>
@@ -250,7 +283,7 @@
       </w:r>
       <w:r>
         <w:rPr>
-          <w:rFonts w:hint="eastAsia"/>
+          <w:rFonts w:hint="eastAsia" w:eastAsia="黑体"/>
           <w:b/>
           <w:bCs/>
         </w:rPr>
@@ -258,6 +291,7 @@
       </w:r>
       <w:r>
         <w:rPr>
+          <w:rFonts w:eastAsia="黑体"/>
           <w:b/>
           <w:bCs/>
         </w:rPr>
@@ -265,13 +299,13 @@
       </w:r>
       <w:r>
         <w:rPr>
-          <w:rFonts w:hint="eastAsia"/>
+          <w:rFonts w:hint="eastAsia" w:eastAsia="黑体"/>
         </w:rPr>
         <w:t xml:space="preserve">；</w:t>
       </w:r>
       <w:r>
         <w:rPr>
-          <w:rFonts w:hint="eastAsia"/>
+          <w:rFonts w:hint="eastAsia" w:eastAsia="黑体"/>
           <w:b/>
           <w:bCs/>
         </w:rPr>
@@ -279,6 +313,7 @@
       </w:r>
       <w:r>
         <w:rPr>
+          <w:rFonts w:eastAsia="黑体"/>
           <w:b/>
           <w:bCs/>
         </w:rPr>
@@ -286,7 +321,7 @@
       </w:r>
       <w:r>
         <w:rPr>
-          <w:rFonts w:hint="eastAsia"/>
+          <w:rFonts w:hint="eastAsia" w:eastAsia="黑体"/>
           <w:b/>
           <w:bCs/>
         </w:rPr>
@@ -294,6 +329,7 @@
       </w:r>
       <w:r>
         <w:rPr>
+          <w:rFonts w:eastAsia="黑体"/>
           <w:b/>
           <w:bCs/>
         </w:rPr>
@@ -301,13 +337,13 @@
       </w:r>
       <w:r>
         <w:rPr>
-          <w:rFonts w:hint="eastAsia"/>
+          <w:rFonts w:hint="eastAsia" w:eastAsia="黑体"/>
         </w:rPr>
         <w:t xml:space="preserve">；</w:t>
       </w:r>
       <w:r>
         <w:rPr>
-          <w:rFonts w:hint="eastAsia"/>
+          <w:rFonts w:hint="eastAsia" w:eastAsia="黑体"/>
           <w:b/>
           <w:bCs/>
         </w:rPr>
@@ -315,6 +351,7 @@
       </w:r>
       <w:r>
         <w:rPr>
+          <w:rFonts w:eastAsia="黑体"/>
           <w:b/>
           <w:bCs/>
         </w:rPr>
@@ -322,7 +359,7 @@
       </w:r>
       <w:r>
         <w:rPr>
-          <w:rFonts w:hint="eastAsia"/>
+          <w:rFonts w:hint="eastAsia" w:eastAsia="黑体"/>
           <w:b/>
           <w:bCs/>
         </w:rPr>
@@ -330,13 +367,13 @@
       </w:r>
       <w:r>
         <w:rPr>
-          <w:rFonts w:hint="eastAsia"/>
+          <w:rFonts w:hint="eastAsia" w:eastAsia="黑体"/>
         </w:rPr>
         <w:t xml:space="preserve">；</w:t>
       </w:r>
       <w:r>
         <w:rPr>
-          <w:rFonts w:hint="eastAsia"/>
+          <w:rFonts w:hint="eastAsia" w:eastAsia="黑体"/>
           <w:b/>
           <w:bCs/>
         </w:rPr>
@@ -344,6 +381,7 @@
       </w:r>
       <w:r>
         <w:rPr>
+          <w:rFonts w:eastAsia="黑体"/>
           <w:b/>
           <w:bCs/>
         </w:rPr>
@@ -351,7 +389,7 @@
       </w:r>
       <w:r>
         <w:rPr>
-          <w:rFonts w:hint="eastAsia"/>
+          <w:rFonts w:hint="eastAsia" w:eastAsia="黑体"/>
           <w:b/>
           <w:bCs/>
         </w:rPr>
@@ -359,13 +397,13 @@
       </w:r>
       <w:r>
         <w:rPr>
-          <w:rFonts w:hint="eastAsia"/>
+          <w:rFonts w:hint="eastAsia" w:eastAsia="黑体"/>
         </w:rPr>
         <w:t xml:space="preserve">；</w:t>
       </w:r>
       <w:r>
         <w:rPr>
-          <w:rFonts w:hint="eastAsia"/>
+          <w:rFonts w:hint="eastAsia" w:eastAsia="黑体"/>
           <w:b/>
           <w:bCs/>
         </w:rPr>
@@ -373,6 +411,7 @@
       </w:r>
       <w:r>
         <w:rPr>
+          <w:rFonts w:eastAsia="黑体"/>
           <w:b/>
           <w:bCs/>
         </w:rPr>
@@ -380,7 +419,7 @@
       </w:r>
       <w:r>
         <w:rPr>
-          <w:rFonts w:hint="eastAsia"/>
+          <w:rFonts w:hint="eastAsia" w:eastAsia="黑体"/>
           <w:b/>
           <w:bCs/>
         </w:rPr>
@@ -388,6 +427,7 @@
       </w:r>
       <w:r>
         <w:rPr>
+          <w:rFonts w:eastAsia="黑体"/>
           <w:b/>
           <w:bCs/>
         </w:rPr>
@@ -395,7 +435,7 @@
       </w:r>
       <w:r>
         <w:rPr>
-          <w:rFonts w:hint="eastAsia"/>
+          <w:rFonts w:hint="eastAsia" w:eastAsia="黑体"/>
           <w:b/>
           <w:bCs/>
         </w:rPr>
@@ -403,6 +443,7 @@
       </w:r>
       <w:r>
         <w:rPr>
+          <w:rFonts w:eastAsia="黑体"/>
           <w:b/>
           <w:bCs/>
         </w:rPr>
@@ -410,7 +451,7 @@
       </w:r>
       <w:r>
         <w:rPr>
-          <w:rFonts w:hint="eastAsia"/>
+          <w:rFonts w:hint="eastAsia" w:eastAsia="黑体"/>
           <w:b/>
           <w:bCs/>
         </w:rPr>
@@ -418,13 +459,13 @@
       </w:r>
       <w:r>
         <w:rPr>
-          <w:rFonts w:hint="eastAsia"/>
+          <w:rFonts w:hint="eastAsia" w:eastAsia="黑体"/>
         </w:rPr>
         <w:t xml:space="preserve">；</w:t>
       </w:r>
       <w:r>
         <w:rPr>
-          <w:rFonts w:hint="eastAsia"/>
+          <w:rFonts w:hint="eastAsia" w:eastAsia="黑体"/>
           <w:b/>
           <w:bCs/>
         </w:rPr>
@@ -432,6 +473,7 @@
       </w:r>
       <w:r>
         <w:rPr>
+          <w:rFonts w:eastAsia="黑体"/>
           <w:b/>
           <w:bCs/>
         </w:rPr>
@@ -439,7 +481,7 @@
       </w:r>
       <w:r>
         <w:rPr>
-          <w:rFonts w:hint="eastAsia"/>
+          <w:rFonts w:hint="eastAsia" w:eastAsia="黑体"/>
           <w:b/>
           <w:bCs/>
         </w:rPr>
@@ -447,16 +489,19 @@
       </w:r>
       <w:r>
         <w:rPr>
-          <w:rFonts w:hint="eastAsia"/>
+          <w:rFonts w:hint="eastAsia" w:eastAsia="黑体"/>
         </w:rPr>
         <w:t xml:space="preserve">（VCC）与</w:t>
       </w:r>
       <w:r>
+        <w:rPr>
+          <w:rFonts w:eastAsia="黑体"/>
+        </w:rPr>
         <w:t xml:space="preserve"> </w:t>
       </w:r>
       <w:r>
         <w:rPr>
-          <w:rFonts w:hint="eastAsia"/>
+          <w:rFonts w:hint="eastAsia" w:eastAsia="黑体"/>
           <w:b/>
           <w:bCs/>
         </w:rPr>
@@ -464,6 +509,7 @@
       </w:r>
       <w:r>
         <w:rPr>
+          <w:rFonts w:eastAsia="黑体"/>
           <w:b/>
           <w:bCs/>
         </w:rPr>
@@ -471,7 +517,7 @@
       </w:r>
       <w:r>
         <w:rPr>
-          <w:rFonts w:hint="eastAsia"/>
+          <w:rFonts w:hint="eastAsia" w:eastAsia="黑体"/>
           <w:b/>
           <w:bCs/>
         </w:rPr>
@@ -479,7 +525,7 @@
       </w:r>
       <w:r>
         <w:rPr>
-          <w:rFonts w:hint="eastAsia"/>
+          <w:rFonts w:hint="eastAsia" w:eastAsia="黑体"/>
         </w:rPr>
         <w:t xml:space="preserve">（GND）。</w:t>
       </w:r>
@@ -488,27 +534,34 @@
       <w:pPr/>
       <w:r>
         <w:rPr>
-          <w:rFonts w:hint="eastAsia"/>
+          <w:rFonts w:hint="eastAsia" w:eastAsia="黑体"/>
         </w:rPr>
         <w:t xml:space="preserve">各器件管脚连接：</w:t>
       </w:r>
       <w:r>
         <w:rPr>
+          <w:rFonts w:eastAsia="黑体"/>
           <w:b/>
           <w:bCs/>
         </w:rPr>
         <w:t xml:space="preserve">A1</w:t>
       </w:r>
       <w:r>
+        <w:rPr>
+          <w:rFonts w:eastAsia="黑体"/>
+        </w:rPr>
         <w:t xml:space="preserve"> </w:t>
       </w:r>
       <w:r>
         <w:rPr>
-          <w:rFonts w:hint="eastAsia"/>
+          <w:rFonts w:hint="eastAsia" w:eastAsia="黑体"/>
         </w:rPr>
         <w:t xml:space="preserve">的调制输出（节点①）经带通滤波器与驱动级耦合到</w:t>
       </w:r>
       <w:r>
+        <w:rPr>
+          <w:rFonts w:eastAsia="黑体"/>
+        </w:rPr>
         <w:t xml:space="preserve"> </w:t>
       </w:r>
       <m:oMath>
@@ -541,55 +594,70 @@
         </m:sSub>
       </m:oMath>
       <w:r>
+        <w:rPr>
+          <w:rFonts w:eastAsia="黑体"/>
+        </w:rPr>
         <w:t xml:space="preserve"> </w:t>
       </w:r>
       <w:r>
         <w:rPr>
-          <w:rFonts w:hint="eastAsia"/>
+          <w:rFonts w:hint="eastAsia" w:eastAsia="黑体"/>
         </w:rPr>
         <w:t xml:space="preserve">与变压器</w:t>
       </w:r>
       <w:r>
+        <w:rPr>
+          <w:rFonts w:eastAsia="黑体"/>
+        </w:rPr>
         <w:t xml:space="preserve"> T </w:t>
       </w:r>
       <w:r>
         <w:rPr>
-          <w:rFonts w:hint="eastAsia"/>
+          <w:rFonts w:hint="eastAsia" w:eastAsia="黑体"/>
         </w:rPr>
         <w:t xml:space="preserve">初级（节点③）；T</w:t>
       </w:r>
       <w:r>
+        <w:rPr>
+          <w:rFonts w:eastAsia="黑体"/>
+        </w:rPr>
         <w:t xml:space="preserve"> </w:t>
       </w:r>
       <w:r>
         <w:rPr>
-          <w:rFonts w:hint="eastAsia"/>
+          <w:rFonts w:hint="eastAsia" w:eastAsia="黑体"/>
         </w:rPr>
         <w:t xml:space="preserve">次级（节点④）接到电力线（节点⑤），把高频载波注入工频线路；</w:t>
       </w:r>
       <w:r>
         <w:rPr>
-          <w:rFonts w:hint="eastAsia"/>
+          <w:rFonts w:hint="eastAsia" w:eastAsia="黑体"/>
           <w:b/>
           <w:bCs/>
         </w:rPr>
         <w:t xml:space="preserve">接收端</w:t>
       </w:r>
       <w:r>
+        <w:rPr>
+          <w:rFonts w:eastAsia="黑体"/>
+        </w:rPr>
         <w:t xml:space="preserve"> </w:t>
       </w:r>
       <w:r>
         <w:rPr>
-          <w:rFonts w:hint="eastAsia"/>
+          <w:rFonts w:hint="eastAsia" w:eastAsia="黑体"/>
         </w:rPr>
         <w:t xml:space="preserve">从电力线取信号，经</w:t>
       </w:r>
       <w:r>
+        <w:rPr>
+          <w:rFonts w:eastAsia="黑体"/>
+        </w:rPr>
         <w:t xml:space="preserve"> T </w:t>
       </w:r>
       <w:r>
         <w:rPr>
-          <w:rFonts w:hint="eastAsia"/>
+          <w:rFonts w:hint="eastAsia" w:eastAsia="黑体"/>
         </w:rPr>
         <w:t xml:space="preserve">反向耦合、</w:t>
       </w:r>
@@ -623,20 +691,26 @@
         </m:sSub>
       </m:oMath>
       <w:r>
+        <w:rPr>
+          <w:rFonts w:eastAsia="黑体"/>
+        </w:rPr>
         <w:t xml:space="preserve"> </w:t>
       </w:r>
       <w:r>
         <w:rPr>
-          <w:rFonts w:hint="eastAsia"/>
+          <w:rFonts w:hint="eastAsia" w:eastAsia="黑体"/>
         </w:rPr>
         <w:t xml:space="preserve">隔断工频电压、带通滤波器滤除工频与杂波后送入</w:t>
       </w:r>
       <w:r>
+        <w:rPr>
+          <w:rFonts w:eastAsia="黑体"/>
+        </w:rPr>
         <w:t xml:space="preserve"> A1 </w:t>
       </w:r>
       <w:r>
         <w:rPr>
-          <w:rFonts w:hint="eastAsia"/>
+          <w:rFonts w:hint="eastAsia" w:eastAsia="黑体"/>
         </w:rPr>
         <w:t xml:space="preserve">的解调输入（节点②）。</w:t>
       </w:r>
@@ -670,24 +744,33 @@
         </m:sSub>
       </m:oMath>
       <w:r>
+        <w:rPr>
+          <w:rFonts w:eastAsia="黑体"/>
+        </w:rPr>
         <w:t xml:space="preserve"> </w:t>
       </w:r>
       <w:r>
         <w:rPr>
-          <w:rFonts w:hint="eastAsia"/>
+          <w:rFonts w:hint="eastAsia" w:eastAsia="黑体"/>
         </w:rPr>
         <w:t xml:space="preserve">必须耐高压并选用安规</w:t>
       </w:r>
       <w:r>
+        <w:rPr>
+          <w:rFonts w:eastAsia="黑体"/>
+        </w:rPr>
         <w:t xml:space="preserve"> X </w:t>
       </w:r>
       <w:r>
         <w:rPr>
-          <w:rFonts w:hint="eastAsia"/>
+          <w:rFonts w:hint="eastAsia" w:eastAsia="黑体"/>
         </w:rPr>
         <w:t xml:space="preserve">电容，保证工频隔离安全，其高通截止</w:t>
       </w:r>
       <w:r>
+        <w:rPr>
+          <w:rFonts w:eastAsia="黑体"/>
+        </w:rPr>
         <w:t xml:space="preserve"> </w:t>
       </w:r>
       <m:oMath>
@@ -759,24 +842,33 @@
         </m:f>
       </m:oMath>
       <w:r>
+        <w:rPr>
+          <w:rFonts w:eastAsia="黑体"/>
+        </w:rPr>
         <w:t xml:space="preserve"> </w:t>
       </w:r>
       <w:r>
         <w:rPr>
-          <w:rFonts w:hint="eastAsia"/>
+          <w:rFonts w:hint="eastAsia" w:eastAsia="黑体"/>
         </w:rPr>
         <w:t xml:space="preserve">应低于载波频率；T</w:t>
       </w:r>
       <w:r>
+        <w:rPr>
+          <w:rFonts w:eastAsia="黑体"/>
+        </w:rPr>
         <w:t xml:space="preserve"> </w:t>
       </w:r>
       <w:r>
         <w:rPr>
-          <w:rFonts w:hint="eastAsia"/>
+          <w:rFonts w:hint="eastAsia" w:eastAsia="黑体"/>
         </w:rPr>
         <w:t xml:space="preserve">的匝比按</w:t>
       </w:r>
       <w:r>
+        <w:rPr>
+          <w:rFonts w:eastAsia="黑体"/>
+        </w:rPr>
         <w:t xml:space="preserve"> </w:t>
       </w:r>
       <m:oMath>
@@ -891,29 +983,38 @@
         </m:sSup>
       </m:oMath>
       <w:r>
+        <w:rPr>
+          <w:rFonts w:eastAsia="黑体"/>
+        </w:rPr>
         <w:t xml:space="preserve"> </w:t>
       </w:r>
       <w:r>
         <w:rPr>
-          <w:rFonts w:hint="eastAsia"/>
+          <w:rFonts w:hint="eastAsia" w:eastAsia="黑体"/>
         </w:rPr>
         <w:t xml:space="preserve">匹配线路与芯片阻抗。芯片电源</w:t>
       </w:r>
       <w:r>
+        <w:rPr>
+          <w:rFonts w:eastAsia="黑体"/>
+        </w:rPr>
         <w:t xml:space="preserve"> VCC </w:t>
       </w:r>
       <w:r>
         <w:rPr>
-          <w:rFonts w:hint="eastAsia"/>
+          <w:rFonts w:hint="eastAsia" w:eastAsia="黑体"/>
         </w:rPr>
         <w:t xml:space="preserve">与地</w:t>
       </w:r>
       <w:r>
+        <w:rPr>
+          <w:rFonts w:eastAsia="黑体"/>
+        </w:rPr>
         <w:t xml:space="preserve"> </w:t>
       </w:r>
       <w:r>
         <w:rPr>
-          <w:rFonts w:hint="eastAsia"/>
+          <w:rFonts w:hint="eastAsia" w:eastAsia="黑体"/>
         </w:rPr>
         <w:t xml:space="preserve">GND（节点⑥/⑦）去耦。</w:t>
       </w:r>
@@ -922,7 +1023,7 @@
       <w:pPr/>
       <w:r>
         <w:rPr>
-          <w:rFonts w:hint="eastAsia"/>
+          <w:rFonts w:hint="eastAsia" w:eastAsia="黑体"/>
         </w:rPr>
         <w:t xml:space="preserve">由此构成”调制器把数据调制成远高于工频的载波、耦合电容隔断工频电压、耦合变压器阻抗折算后注入/提取电力线信号”的电力线载波通信链路，实现利用既有电力线（工频与载波频分复用）传输数据。</w:t>
       </w:r>
@@ -935,7 +1036,7 @@
       </w:pPr>
       <w:r>
         <w:rPr>
-          <w:rFonts w:hint="eastAsia"/>
+          <w:rFonts w:hint="eastAsia" w:eastAsia="黑体"/>
         </w:rPr>
         <w:t xml:space="preserve">工作原理</w:t>
       </w:r>
@@ -946,34 +1047,43 @@
       </w:pPr>
       <w:r>
         <w:rPr>
-          <w:rFonts w:hint="eastAsia"/>
+          <w:rFonts w:hint="eastAsia" w:eastAsia="黑体"/>
         </w:rPr>
         <w:t xml:space="preserve">发送端把数据调制到远高于工频（50/60</w:t>
       </w:r>
       <w:r>
+        <w:rPr>
+          <w:rFonts w:eastAsia="黑体"/>
+        </w:rPr>
         <w:t xml:space="preserve"> </w:t>
       </w:r>
       <w:r>
         <w:rPr>
-          <w:rFonts w:hint="eastAsia"/>
+          <w:rFonts w:hint="eastAsia" w:eastAsia="黑体"/>
         </w:rPr>
         <w:t xml:space="preserve">Hz）的载波（窄带几十</w:t>
       </w:r>
       <w:r>
+        <w:rPr>
+          <w:rFonts w:eastAsia="黑体"/>
+        </w:rPr>
         <w:t xml:space="preserve"> kHz </w:t>
       </w:r>
       <w:r>
         <w:rPr>
-          <w:rFonts w:hint="eastAsia"/>
+          <w:rFonts w:hint="eastAsia" w:eastAsia="黑体"/>
         </w:rPr>
         <w:t xml:space="preserve">或宽带</w:t>
       </w:r>
       <w:r>
+        <w:rPr>
+          <w:rFonts w:eastAsia="黑体"/>
+        </w:rPr>
         <w:t xml:space="preserve"> 2~30 </w:t>
       </w:r>
       <w:r>
         <w:rPr>
-          <w:rFonts w:hint="eastAsia"/>
+          <w:rFonts w:hint="eastAsia" w:eastAsia="黑体"/>
         </w:rPr>
         <w:t xml:space="preserve">MHz），经耦合电容隔断工频电压、由耦合变压器阻抗原边折算后注入火线/零线；接收端反向完成耦合与解调。工频与载波频分复用互不干扰。</w:t>
       </w:r>
@@ -986,7 +1096,7 @@
       </w:pPr>
       <w:r>
         <w:rPr>
-          <w:rFonts w:hint="eastAsia"/>
+          <w:rFonts w:hint="eastAsia" w:eastAsia="黑体"/>
         </w:rPr>
         <w:t xml:space="preserve">关键计算公式</w:t>
       </w:r>
@@ -1000,7 +1110,7 @@
       </w:pPr>
       <w:r>
         <w:rPr>
-          <w:rFonts w:hint="eastAsia"/>
+          <w:rFonts w:hint="eastAsia" w:eastAsia="黑体"/>
         </w:rPr>
         <w:t xml:space="preserve">高通耦合网络截止频率：</w:t>
       </w:r>
@@ -1093,7 +1203,7 @@
       </w:pPr>
       <w:r>
         <w:rPr>
-          <w:rFonts w:hint="eastAsia"/>
+          <w:rFonts w:hint="eastAsia" w:eastAsia="黑体"/>
         </w:rPr>
         <w:t xml:space="preserve">耦合变压器阻抗匹配：</w:t>
       </w:r>
@@ -1229,7 +1339,7 @@
       </w:pPr>
       <w:r>
         <w:rPr>
-          <w:rFonts w:hint="eastAsia"/>
+          <w:rFonts w:hint="eastAsia" w:eastAsia="黑体"/>
         </w:rPr>
         <w:t xml:space="preserve">载波注入损耗（含线路衰减）：</w:t>
       </w:r>
@@ -1361,7 +1471,7 @@
       </w:pPr>
       <w:r>
         <w:rPr>
-          <w:rFonts w:hint="eastAsia"/>
+          <w:rFonts w:hint="eastAsia" w:eastAsia="黑体"/>
         </w:rPr>
         <w:t xml:space="preserve">工频隔离（耦合电容容抗）：</w:t>
       </w:r>
@@ -1488,7 +1598,7 @@
             </w:pPr>
             <w:r>
               <w:rPr>
-                <w:rFonts w:hint="eastAsia"/>
+                <w:rFonts w:hint="eastAsia" w:eastAsia="黑体"/>
               </w:rPr>
               <w:t xml:space="preserve">符号</w:t>
             </w:r>
@@ -1502,7 +1612,7 @@
             </w:pPr>
             <w:r>
               <w:rPr>
-                <w:rFonts w:hint="eastAsia"/>
+                <w:rFonts w:hint="eastAsia" w:eastAsia="黑体"/>
               </w:rPr>
               <w:t xml:space="preserve">含义</w:t>
             </w:r>
@@ -1516,7 +1626,7 @@
             </w:pPr>
             <w:r>
               <w:rPr>
-                <w:rFonts w:hint="eastAsia"/>
+                <w:rFonts w:hint="eastAsia" w:eastAsia="黑体"/>
               </w:rPr>
               <w:t xml:space="preserve">单位</w:t>
             </w:r>
@@ -1560,6 +1670,9 @@
               </m:sSub>
             </m:oMath>
             <w:r>
+              <w:rPr>
+                <w:rFonts w:eastAsia="黑体"/>
+              </w:rPr>
               <w:t xml:space="preserve">​</w:t>
             </w:r>
           </w:p>
@@ -1572,7 +1685,7 @@
             </w:pPr>
             <w:r>
               <w:rPr>
-                <w:rFonts w:hint="eastAsia"/>
+                <w:rFonts w:hint="eastAsia" w:eastAsia="黑体"/>
               </w:rPr>
               <w:t xml:space="preserve">耦合电容</w:t>
             </w:r>
@@ -1585,6 +1698,9 @@
               <w:pStyle w:val="Compact"/>
             </w:pPr>
             <w:r>
+              <w:rPr>
+                <w:rFonts w:eastAsia="黑体"/>
+              </w:rPr>
               <w:t xml:space="preserve">F</w:t>
             </w:r>
           </w:p>
@@ -1603,6 +1719,9 @@
               </m:r>
             </m:oMath>
             <w:r>
+              <w:rPr>
+                <w:rFonts w:eastAsia="黑体"/>
+              </w:rPr>
               <w:t xml:space="preserve">​</w:t>
             </w:r>
           </w:p>
@@ -1615,7 +1734,7 @@
             </w:pPr>
             <w:r>
               <w:rPr>
-                <w:rFonts w:hint="eastAsia"/>
+                <w:rFonts w:hint="eastAsia" w:eastAsia="黑体"/>
               </w:rPr>
               <w:t xml:space="preserve">等效负载电阻</w:t>
             </w:r>
@@ -1628,6 +1747,9 @@
               <w:pStyle w:val="Compact"/>
             </w:pPr>
             <w:r>
+              <w:rPr>
+                <w:rFonts w:eastAsia="黑体"/>
+              </w:rPr>
               <w:t xml:space="preserve">Ω</w:t>
             </w:r>
           </w:p>
@@ -1655,6 +1777,9 @@
               </m:sSub>
             </m:oMath>
             <w:r>
+              <w:rPr>
+                <w:rFonts w:eastAsia="黑体"/>
+              </w:rPr>
               <w:t xml:space="preserve">​</w:t>
             </w:r>
           </w:p>
@@ -1667,7 +1792,7 @@
             </w:pPr>
             <w:r>
               <w:rPr>
-                <w:rFonts w:hint="eastAsia"/>
+                <w:rFonts w:hint="eastAsia" w:eastAsia="黑体"/>
               </w:rPr>
               <w:t xml:space="preserve">截止频率</w:t>
             </w:r>
@@ -1680,6 +1805,9 @@
               <w:pStyle w:val="Compact"/>
             </w:pPr>
             <w:r>
+              <w:rPr>
+                <w:rFonts w:eastAsia="黑体"/>
+              </w:rPr>
               <w:t xml:space="preserve">Hz</w:t>
             </w:r>
           </w:p>
@@ -1698,6 +1826,9 @@
               </m:r>
             </m:oMath>
             <w:r>
+              <w:rPr>
+                <w:rFonts w:eastAsia="黑体"/>
+              </w:rPr>
               <w:t xml:space="preserve">​</w:t>
             </w:r>
           </w:p>
@@ -1710,7 +1841,7 @@
             </w:pPr>
             <w:r>
               <w:rPr>
-                <w:rFonts w:hint="eastAsia"/>
+                <w:rFonts w:hint="eastAsia" w:eastAsia="黑体"/>
               </w:rPr>
               <w:t xml:space="preserve">阻抗</w:t>
             </w:r>
@@ -1723,6 +1854,9 @@
               <w:pStyle w:val="Compact"/>
             </w:pPr>
             <w:r>
+              <w:rPr>
+                <w:rFonts w:eastAsia="黑体"/>
+              </w:rPr>
               <w:t xml:space="preserve">Ω</w:t>
             </w:r>
           </w:p>
@@ -1741,6 +1875,9 @@
               </m:r>
             </m:oMath>
             <w:r>
+              <w:rPr>
+                <w:rFonts w:eastAsia="黑体"/>
+              </w:rPr>
               <w:t xml:space="preserve">​</w:t>
             </w:r>
           </w:p>
@@ -1753,7 +1890,7 @@
             </w:pPr>
             <w:r>
               <w:rPr>
-                <w:rFonts w:hint="eastAsia"/>
+                <w:rFonts w:hint="eastAsia" w:eastAsia="黑体"/>
               </w:rPr>
               <w:t xml:space="preserve">损耗</w:t>
             </w:r>
@@ -1766,6 +1903,9 @@
               <w:pStyle w:val="Compact"/>
             </w:pPr>
             <w:r>
+              <w:rPr>
+                <w:rFonts w:eastAsia="黑体"/>
+              </w:rPr>
               <w:t xml:space="preserve">dB</w:t>
             </w:r>
           </w:p>
@@ -1780,7 +1920,7 @@
       </w:pPr>
       <w:r>
         <w:rPr>
-          <w:rFonts w:hint="eastAsia"/>
+          <w:rFonts w:hint="eastAsia" w:eastAsia="黑体"/>
         </w:rPr>
         <w:t xml:space="preserve">元件调整影响</w:t>
       </w:r>
@@ -1795,7 +1935,7 @@
       </w:pPr>
       <w:r>
         <w:rPr>
-          <w:rFonts w:hint="eastAsia"/>
+          <w:rFonts w:hint="eastAsia" w:eastAsia="黑体"/>
           <w:b/>
           <w:bCs/>
         </w:rPr>
@@ -1803,39 +1943,53 @@
       </w:r>
       <w:r>
         <w:rPr>
+          <w:rFonts w:eastAsia="黑体"/>
           <w:b/>
           <w:bCs/>
         </w:rPr>
         <w:t xml:space="preserve"> ↑</w:t>
       </w:r>
       <w:r>
+        <w:rPr>
+          <w:rFonts w:eastAsia="黑体"/>
+        </w:rPr>
         <w:t xml:space="preserve"> </w:t>
       </w:r>
       <w:r>
+        <w:rPr>
+          <w:rFonts w:eastAsia="黑体"/>
+        </w:rPr>
         <w:t xml:space="preserve">→ </w:t>
       </w:r>
       <w:r>
         <w:rPr>
-          <w:rFonts w:hint="eastAsia"/>
+          <w:rFonts w:hint="eastAsia" w:eastAsia="黑体"/>
         </w:rPr>
         <w:t xml:space="preserve">低频与工频隔离变差、漏电流增大；</w:t>
       </w:r>
       <w:r>
         <w:rPr>
+          <w:rFonts w:eastAsia="黑体"/>
           <w:b/>
           <w:bCs/>
         </w:rPr>
         <w:t xml:space="preserve">↓</w:t>
       </w:r>
       <w:r>
+        <w:rPr>
+          <w:rFonts w:eastAsia="黑体"/>
+        </w:rPr>
         <w:t xml:space="preserve"> </w:t>
       </w:r>
       <w:r>
+        <w:rPr>
+          <w:rFonts w:eastAsia="黑体"/>
+        </w:rPr>
         <w:t xml:space="preserve">→ </w:t>
       </w:r>
       <w:r>
         <w:rPr>
-          <w:rFonts w:hint="eastAsia"/>
+          <w:rFonts w:hint="eastAsia" w:eastAsia="黑体"/>
         </w:rPr>
         <w:t xml:space="preserve">载波注入损耗增大。</w:t>
       </w:r>
@@ -1850,21 +2004,27 @@
       </w:pPr>
       <w:r>
         <w:rPr>
-          <w:rFonts w:hint="eastAsia"/>
+          <w:rFonts w:hint="eastAsia" w:eastAsia="黑体"/>
           <w:b/>
           <w:bCs/>
         </w:rPr>
         <w:t xml:space="preserve">耦合变压器匝比</w:t>
       </w:r>
       <w:r>
+        <w:rPr>
+          <w:rFonts w:eastAsia="黑体"/>
+        </w:rPr>
         <w:t xml:space="preserve"> </w:t>
       </w:r>
       <w:r>
+        <w:rPr>
+          <w:rFonts w:eastAsia="黑体"/>
+        </w:rPr>
         <w:t xml:space="preserve">→ </w:t>
       </w:r>
       <w:r>
         <w:rPr>
-          <w:rFonts w:hint="eastAsia"/>
+          <w:rFonts w:hint="eastAsia" w:eastAsia="黑体"/>
         </w:rPr>
         <w:t xml:space="preserve">调节线路阻抗与芯片阻抗匹配，失配则功率传输下降。</w:t>
       </w:r>
@@ -1879,21 +2039,27 @@
       </w:pPr>
       <w:r>
         <w:rPr>
-          <w:rFonts w:hint="eastAsia"/>
+          <w:rFonts w:hint="eastAsia" w:eastAsia="黑体"/>
           <w:b/>
           <w:bCs/>
         </w:rPr>
         <w:t xml:space="preserve">带通滤波器带宽</w:t>
       </w:r>
       <w:r>
+        <w:rPr>
+          <w:rFonts w:eastAsia="黑体"/>
+        </w:rPr>
         <w:t xml:space="preserve"> </w:t>
       </w:r>
       <w:r>
+        <w:rPr>
+          <w:rFonts w:eastAsia="黑体"/>
+        </w:rPr>
         <w:t xml:space="preserve">→ </w:t>
       </w:r>
       <w:r>
         <w:rPr>
-          <w:rFonts w:hint="eastAsia"/>
+          <w:rFonts w:hint="eastAsia" w:eastAsia="黑体"/>
         </w:rPr>
         <w:t xml:space="preserve">决定可用载波带宽，需滤除工频及谐波干扰。</w:t>
       </w:r>
@@ -1908,7 +2074,7 @@
       </w:pPr>
       <w:r>
         <w:rPr>
-          <w:rFonts w:hint="eastAsia"/>
+          <w:rFonts w:hint="eastAsia" w:eastAsia="黑体"/>
           <w:b/>
           <w:bCs/>
         </w:rPr>
@@ -1916,20 +2082,27 @@
       </w:r>
       <w:r>
         <w:rPr>
+          <w:rFonts w:eastAsia="黑体"/>
           <w:b/>
           <w:bCs/>
         </w:rPr>
         <w:t xml:space="preserve"> ↑</w:t>
       </w:r>
       <w:r>
+        <w:rPr>
+          <w:rFonts w:eastAsia="黑体"/>
+        </w:rPr>
         <w:t xml:space="preserve"> </w:t>
       </w:r>
       <w:r>
+        <w:rPr>
+          <w:rFonts w:eastAsia="黑体"/>
+        </w:rPr>
         <w:t xml:space="preserve">→ </w:t>
       </w:r>
       <w:r>
         <w:rPr>
-          <w:rFonts w:hint="eastAsia"/>
+          <w:rFonts w:hint="eastAsia" w:eastAsia="黑体"/>
         </w:rPr>
         <w:t xml:space="preserve">线路衰减增大、但受窄带干扰影响减小。</w:t>
       </w:r>
@@ -1942,7 +2115,7 @@
       </w:pPr>
       <w:r>
         <w:rPr>
-          <w:rFonts w:hint="eastAsia"/>
+          <w:rFonts w:hint="eastAsia" w:eastAsia="黑体"/>
         </w:rPr>
         <w:t xml:space="preserve">典型参数示例</w:t>
       </w:r>
@@ -1957,11 +2130,14 @@
       </w:pPr>
       <w:r>
         <w:rPr>
-          <w:rFonts w:hint="eastAsia"/>
+          <w:rFonts w:hint="eastAsia" w:eastAsia="黑体"/>
         </w:rPr>
         <w:t xml:space="preserve">取</w:t>
       </w:r>
       <w:r>
+        <w:rPr>
+          <w:rFonts w:eastAsia="黑体"/>
+        </w:rPr>
         <w:t xml:space="preserve"> </w:t>
       </w:r>
       <m:oMath>
@@ -1988,6 +2164,9 @@
         </m:r>
       </m:oMath>
       <w:r>
+        <w:rPr>
+          <w:rFonts w:eastAsia="黑体"/>
+        </w:rPr>
         <w:t xml:space="preserve">、</w:t>
       </w:r>
       <m:oMath>
@@ -2040,11 +2219,14 @@
       </m:oMath>
       <w:r>
         <w:rPr>
-          <w:rFonts w:hint="eastAsia"/>
+          <w:rFonts w:hint="eastAsia" w:eastAsia="黑体"/>
         </w:rPr>
         <w:t xml:space="preserve">：高通</w:t>
       </w:r>
       <w:r>
+        <w:rPr>
+          <w:rFonts w:eastAsia="黑体"/>
+        </w:rPr>
         <w:t xml:space="preserve"> </w:t>
       </w:r>
       <m:oMath>
@@ -2148,7 +2330,7 @@
       </m:oMath>
       <w:r>
         <w:rPr>
-          <w:rFonts w:hint="eastAsia"/>
+          <w:rFonts w:hint="eastAsia" w:eastAsia="黑体"/>
         </w:rPr>
         <w:t xml:space="preserve">，低于载波频率即可通过。</w:t>
       </w:r>
@@ -2163,47 +2345,62 @@
       </w:pPr>
       <w:r>
         <w:rPr>
-          <w:rFonts w:hint="eastAsia"/>
+          <w:rFonts w:hint="eastAsia" w:eastAsia="黑体"/>
         </w:rPr>
         <w:t xml:space="preserve">窄带</w:t>
       </w:r>
       <w:r>
+        <w:rPr>
+          <w:rFonts w:eastAsia="黑体"/>
+        </w:rPr>
         <w:t xml:space="preserve"> </w:t>
       </w:r>
       <w:r>
         <w:rPr>
-          <w:rFonts w:hint="eastAsia"/>
+          <w:rFonts w:hint="eastAsia" w:eastAsia="黑体"/>
         </w:rPr>
         <w:t xml:space="preserve">PLC（如</w:t>
       </w:r>
       <w:r>
+        <w:rPr>
+          <w:rFonts w:eastAsia="黑体"/>
+        </w:rPr>
         <w:t xml:space="preserve"> </w:t>
       </w:r>
       <w:r>
         <w:rPr>
-          <w:rFonts w:hint="eastAsia"/>
+          <w:rFonts w:hint="eastAsia" w:eastAsia="黑体"/>
         </w:rPr>
         <w:t xml:space="preserve">G3-PLC）载波约</w:t>
       </w:r>
       <w:r>
+        <w:rPr>
+          <w:rFonts w:eastAsia="黑体"/>
+        </w:rPr>
         <w:t xml:space="preserve"> 35~90 </w:t>
       </w:r>
       <w:r>
         <w:rPr>
-          <w:rFonts w:hint="eastAsia"/>
+          <w:rFonts w:hint="eastAsia" w:eastAsia="黑体"/>
         </w:rPr>
         <w:t xml:space="preserve">kHz，宽带</w:t>
       </w:r>
       <w:r>
+        <w:rPr>
+          <w:rFonts w:eastAsia="黑体"/>
+        </w:rPr>
         <w:t xml:space="preserve"> HomePlug </w:t>
       </w:r>
       <w:r>
         <w:rPr>
-          <w:rFonts w:hint="eastAsia"/>
+          <w:rFonts w:hint="eastAsia" w:eastAsia="黑体"/>
         </w:rPr>
         <w:t xml:space="preserve">约</w:t>
       </w:r>
       <w:r>
+        <w:rPr>
+          <w:rFonts w:eastAsia="黑体"/>
+        </w:rPr>
         <w:t xml:space="preserve"> 2~30 MHz。</w:t>
       </w:r>
     </w:p>
@@ -2215,7 +2412,7 @@
       </w:pPr>
       <w:r>
         <w:rPr>
-          <w:rFonts w:hint="eastAsia"/>
+          <w:rFonts w:hint="eastAsia" w:eastAsia="黑体"/>
         </w:rPr>
         <w:t xml:space="preserve">常见器件型号</w:t>
       </w:r>
@@ -2230,16 +2427,19 @@
       </w:pPr>
       <w:r>
         <w:rPr>
-          <w:rFonts w:hint="eastAsia"/>
+          <w:rFonts w:hint="eastAsia" w:eastAsia="黑体"/>
         </w:rPr>
         <w:t xml:space="preserve">窄带</w:t>
       </w:r>
       <w:r>
+        <w:rPr>
+          <w:rFonts w:eastAsia="黑体"/>
+        </w:rPr>
         <w:t xml:space="preserve"> </w:t>
       </w:r>
       <w:r>
         <w:rPr>
-          <w:rFonts w:hint="eastAsia"/>
+          <w:rFonts w:hint="eastAsia" w:eastAsia="黑体"/>
         </w:rPr>
         <w:t xml:space="preserve">PLC：ST7580、MAX2990、PL3180。</w:t>
       </w:r>
@@ -2254,16 +2454,19 @@
       </w:pPr>
       <w:r>
         <w:rPr>
-          <w:rFonts w:hint="eastAsia"/>
+          <w:rFonts w:hint="eastAsia" w:eastAsia="黑体"/>
         </w:rPr>
         <w:t xml:space="preserve">宽带</w:t>
       </w:r>
       <w:r>
+        <w:rPr>
+          <w:rFonts w:eastAsia="黑体"/>
+        </w:rPr>
         <w:t xml:space="preserve"> </w:t>
       </w:r>
       <w:r>
         <w:rPr>
-          <w:rFonts w:hint="eastAsia"/>
+          <w:rFonts w:hint="eastAsia" w:eastAsia="黑体"/>
         </w:rPr>
         <w:t xml:space="preserve">PLC：QCA6410、QCA7000、INT6400。</w:t>
       </w:r>
@@ -2278,7 +2481,7 @@
       </w:pPr>
       <w:r>
         <w:rPr>
-          <w:rFonts w:hint="eastAsia"/>
+          <w:rFonts w:hint="eastAsia" w:eastAsia="黑体"/>
         </w:rPr>
         <w:t xml:space="preserve">耦合变压器：按需选型（工频隔离型高频耦合变压器）。</w:t>
       </w:r>
@@ -2291,7 +2494,7 @@
       </w:pPr>
       <w:r>
         <w:rPr>
-          <w:rFonts w:hint="eastAsia"/>
+          <w:rFonts w:hint="eastAsia" w:eastAsia="黑体"/>
         </w:rPr>
         <w:t xml:space="preserve">注意事项</w:t>
       </w:r>
@@ -2306,16 +2509,19 @@
       </w:pPr>
       <w:r>
         <w:rPr>
-          <w:rFonts w:hint="eastAsia"/>
+          <w:rFonts w:hint="eastAsia" w:eastAsia="黑体"/>
         </w:rPr>
         <w:t xml:space="preserve">耦合电容必须耐高压并选用安规</w:t>
       </w:r>
       <w:r>
+        <w:rPr>
+          <w:rFonts w:eastAsia="黑体"/>
+        </w:rPr>
         <w:t xml:space="preserve"> X </w:t>
       </w:r>
       <w:r>
         <w:rPr>
-          <w:rFonts w:hint="eastAsia"/>
+          <w:rFonts w:hint="eastAsia" w:eastAsia="黑体"/>
         </w:rPr>
         <w:t xml:space="preserve">电容，确保工频隔离安全。</w:t>
       </w:r>
@@ -2329,11 +2535,14 @@
         </w:numPr>
       </w:pPr>
       <w:r>
+        <w:rPr>
+          <w:rFonts w:eastAsia="黑体"/>
+        </w:rPr>
         <w:t xml:space="preserve">PLC </w:t>
       </w:r>
       <w:r>
         <w:rPr>
-          <w:rFonts w:hint="eastAsia"/>
+          <w:rFonts w:hint="eastAsia" w:eastAsia="黑体"/>
         </w:rPr>
         <w:t xml:space="preserve">信号受电网噪声、负载变化与多径干扰影响很大，需强纠错与自适应。</w:t>
       </w:r>
@@ -2348,7 +2557,7 @@
       </w:pPr>
       <w:r>
         <w:rPr>
-          <w:rFonts w:hint="eastAsia"/>
+          <w:rFonts w:hint="eastAsia" w:eastAsia="黑体"/>
         </w:rPr>
         <w:t xml:space="preserve">变压器需能承受工频电压并保证载波频段低损耗。</w:t>
       </w:r>
@@ -2363,7 +2572,7 @@
       </w:pPr>
       <w:r>
         <w:rPr>
-          <w:rFonts w:hint="eastAsia"/>
+          <w:rFonts w:hint="eastAsia" w:eastAsia="黑体"/>
         </w:rPr>
         <w:t xml:space="preserve">多节点组网需考虑阻抗变化与信号衰减，必要时加中继。</w:t>
       </w:r>
@@ -2376,7 +2585,7 @@
       </w:pPr>
       <w:r>
         <w:rPr>
-          <w:rFonts w:hint="eastAsia"/>
+          <w:rFonts w:hint="eastAsia" w:eastAsia="黑体"/>
         </w:rPr>
         <w:t xml:space="preserve">参考资料</w:t>
       </w:r>
@@ -2390,6 +2599,9 @@
         </w:numPr>
       </w:pPr>
       <w:r>
+        <w:rPr>
+          <w:rFonts w:eastAsia="黑体"/>
+        </w:rPr>
         <w:t xml:space="preserve">Wikipedia: Power-line communication。</w:t>
       </w:r>
     </w:p>
@@ -2402,11 +2614,14 @@
         </w:numPr>
       </w:pPr>
       <w:r>
+        <w:rPr>
+          <w:rFonts w:eastAsia="黑体"/>
+        </w:rPr>
         <w:t xml:space="preserve">G3-PLC / PRIME </w:t>
       </w:r>
       <w:r>
         <w:rPr>
-          <w:rFonts w:hint="eastAsia"/>
+          <w:rFonts w:hint="eastAsia" w:eastAsia="黑体"/>
         </w:rPr>
         <w:t xml:space="preserve">标准规范。</w:t>
       </w:r>
@@ -2420,11 +2635,14 @@
         </w:numPr>
       </w:pPr>
       <w:r>
+        <w:rPr>
+          <w:rFonts w:eastAsia="黑体"/>
+        </w:rPr>
         <w:t xml:space="preserve">ST ST7580 </w:t>
       </w:r>
       <w:r>
         <w:rPr>
-          <w:rFonts w:hint="eastAsia"/>
+          <w:rFonts w:hint="eastAsia" w:eastAsia="黑体"/>
         </w:rPr>
         <w:t xml:space="preserve">数据手册。</w:t>
       </w:r>
@@ -2438,11 +2656,11 @@
       </w:pPr>
       <w:r>
         <w:rPr>
-          <w:rFonts w:ascii="Times New Roman" w:hAnsi="Times New Roman"/>
+          <w:rFonts w:ascii="Times New Roman" w:hAnsi="Times New Roman" w:eastAsia="黑体"/>
           <w:color w:val="555555"/>
           <w:sz w:val="21"/>
         </w:rPr>
-        <w:t>材料收集者：杜文杰</w:t>
+        <w:t>材料收集者：杜文杰，WX手机：19519196569，QQ:3478827729</w:t>
       </w:r>
     </w:p>
     <w:sectPr>
@@ -2462,7 +2680,7 @@
 </file>
 
 <file path=word/footer1.xml><?xml version="1.0" encoding="utf-8"?>
-<w:ftr xmlns:m="http://schemas.openxmlformats.org/officeDocument/2006/math" xmlns:mc="http://schemas.openxmlformats.org/markup-compatibility/2006" xmlns:mo="http://schemas.microsoft.com/office/mac/office/2008/main" xmlns:mv="urn:schemas-microsoft-com:mac:vml" xmlns:o="urn:schemas-microsoft-com:office:office" xmlns:r="http://schemas.openxmlformats.org/officeDocument/2006/relationships" xmlns:v="urn:schemas-microsoft-com:vml" xmlns:w10="urn:schemas-microsoft-com:office:word" xmlns:w14="http://schemas.microsoft.com/office/word/2010/wordml" xmlns:w="http://schemas.openxmlformats.org/wordprocessingml/2006/main" xmlns:wne="http://schemas.microsoft.com/office/word/2006/wordml" xmlns:wp14="http://schemas.microsoft.com/office/word/2010/wordprocessingDrawing" xmlns:wp="http://schemas.openxmlformats.org/drawingml/2006/wordprocessingDrawing" xmlns:wpc="http://schemas.microsoft.com/office/word/2010/wordprocessingCanvas" xmlns:wpg="http://schemas.microsoft.com/office/word/2010/wordprocessingGroup" xmlns:wpi="http://schemas.microsoft.com/office/word/2010/wordprocessingInk" xmlns:wps="http://schemas.microsoft.com/office/word/2010/wordprocessingShape" mc:Ignorable="w14 wp14">
+<w:ftr xmlns:mc="http://schemas.openxmlformats.org/markup-compatibility/2006" xmlns:w="http://schemas.openxmlformats.org/wordprocessingml/2006/main" xmlns:m="http://schemas.openxmlformats.org/officeDocument/2006/math" xmlns:mo="http://schemas.microsoft.com/office/mac/office/2008/main" xmlns:mv="urn:schemas-microsoft-com:mac:vml" xmlns:o="urn:schemas-microsoft-com:office:office" xmlns:r="http://schemas.openxmlformats.org/officeDocument/2006/relationships" xmlns:v="urn:schemas-microsoft-com:vml" xmlns:w10="urn:schemas-microsoft-com:office:word" xmlns:w14="http://schemas.microsoft.com/office/word/2010/wordml" xmlns:wne="http://schemas.microsoft.com/office/word/2006/wordml" xmlns:wp14="http://schemas.microsoft.com/office/word/2010/wordprocessingDrawing" xmlns:wp="http://schemas.openxmlformats.org/drawingml/2006/wordprocessingDrawing" xmlns:wpc="http://schemas.microsoft.com/office/word/2010/wordprocessingCanvas" xmlns:wpg="http://schemas.microsoft.com/office/word/2010/wordprocessingGroup" xmlns:wpi="http://schemas.microsoft.com/office/word/2010/wordprocessingInk" xmlns:wps="http://schemas.microsoft.com/office/word/2010/wordprocessingShape" mc:Ignorable="w14 wp14">
   <w:p>
     <w:pPr>
       <w:pStyle w:val="Footer"/>
@@ -2470,12 +2688,14 @@
     </w:pPr>
     <w:r>
       <w:rPr>
+        <w:rFonts w:eastAsia="黑体"/>
         <w:sz w:val="18"/>
       </w:rPr>
       <w:t xml:space="preserve">第 </w:t>
     </w:r>
     <w:r>
       <w:rPr>
+        <w:rFonts w:eastAsia="黑体"/>
         <w:sz w:val="18"/>
       </w:rPr>
       <w:fldChar w:fldCharType="begin"/>
@@ -2484,6 +2704,7 @@
     </w:r>
     <w:r>
       <w:rPr>
+        <w:rFonts w:eastAsia="黑体"/>
         <w:sz w:val="18"/>
       </w:rPr>
       <w:t xml:space="preserve"> 页</w:t>
@@ -2497,6 +2718,9 @@
   <w:footnote w:type="continuationSeparator" w:id="0">
     <w:p>
       <w:r>
+        <w:rPr>
+          <w:rFonts w:eastAsia="黑体"/>
+        </w:rPr>
         <w:continuationSeparator/>
       </w:r>
     </w:p>
@@ -2504,6 +2728,9 @@
   <w:footnote w:type="separator" w:id="-1">
     <w:p>
       <w:r>
+        <w:rPr>
+          <w:rFonts w:eastAsia="黑体"/>
+        </w:rPr>
         <w:separator/>
       </w:r>
     </w:p>
@@ -2512,7 +2739,7 @@
 </file>
 
 <file path=word/header1.xml><?xml version="1.0" encoding="utf-8"?>
-<w:hdr xmlns:m="http://schemas.openxmlformats.org/officeDocument/2006/math" xmlns:mc="http://schemas.openxmlformats.org/markup-compatibility/2006" xmlns:mo="http://schemas.microsoft.com/office/mac/office/2008/main" xmlns:mv="urn:schemas-microsoft-com:mac:vml" xmlns:o="urn:schemas-microsoft-com:office:office" xmlns:r="http://schemas.openxmlformats.org/officeDocument/2006/relationships" xmlns:v="urn:schemas-microsoft-com:vml" xmlns:w10="urn:schemas-microsoft-com:office:word" xmlns:w14="http://schemas.microsoft.com/office/word/2010/wordml" xmlns:w="http://schemas.openxmlformats.org/wordprocessingml/2006/main" xmlns:wne="http://schemas.microsoft.com/office/word/2006/wordml" xmlns:wp14="http://schemas.microsoft.com/office/word/2010/wordprocessingDrawing" xmlns:wp="http://schemas.openxmlformats.org/drawingml/2006/wordprocessingDrawing" xmlns:wpc="http://schemas.microsoft.com/office/word/2010/wordprocessingCanvas" xmlns:wpg="http://schemas.microsoft.com/office/word/2010/wordprocessingGroup" xmlns:wpi="http://schemas.microsoft.com/office/word/2010/wordprocessingInk" xmlns:wps="http://schemas.microsoft.com/office/word/2010/wordprocessingShape" mc:Ignorable="w14 wp14">
+<w:hdr xmlns:mc="http://schemas.openxmlformats.org/markup-compatibility/2006" xmlns:w="http://schemas.openxmlformats.org/wordprocessingml/2006/main" xmlns:m="http://schemas.openxmlformats.org/officeDocument/2006/math" xmlns:mo="http://schemas.microsoft.com/office/mac/office/2008/main" xmlns:mv="urn:schemas-microsoft-com:mac:vml" xmlns:o="urn:schemas-microsoft-com:office:office" xmlns:r="http://schemas.openxmlformats.org/officeDocument/2006/relationships" xmlns:v="urn:schemas-microsoft-com:vml" xmlns:w10="urn:schemas-microsoft-com:office:word" xmlns:w14="http://schemas.microsoft.com/office/word/2010/wordml" xmlns:wne="http://schemas.microsoft.com/office/word/2006/wordml" xmlns:wp14="http://schemas.microsoft.com/office/word/2010/wordprocessingDrawing" xmlns:wp="http://schemas.openxmlformats.org/drawingml/2006/wordprocessingDrawing" xmlns:wpc="http://schemas.microsoft.com/office/word/2010/wordprocessingCanvas" xmlns:wpg="http://schemas.microsoft.com/office/word/2010/wordprocessingGroup" xmlns:wpi="http://schemas.microsoft.com/office/word/2010/wordprocessingInk" xmlns:wps="http://schemas.microsoft.com/office/word/2010/wordprocessingShape" mc:Ignorable="w14 wp14">
   <w:p>
     <w:pPr>
       <w:pStyle w:val="Header"/>
@@ -2520,7 +2747,7 @@
     </w:pPr>
     <w:r>
       <w:rPr>
-        <w:rFonts w:ascii="Times New Roman" w:hAnsi="Times New Roman"/>
+        <w:rFonts w:ascii="Times New Roman" w:hAnsi="Times New Roman" w:eastAsia="黑体"/>
         <w:sz w:val="18"/>
         <w:rFonts w:eastAsia="黑体"/>
         <w:rFonts w:eastAsia="黑体"/>
@@ -2532,7 +2759,7 @@
 </file>
 
 <file path=word/numbering.xml><?xml version="1.0" encoding="utf-8"?>
-<w:numbering xmlns:m="http://schemas.openxmlformats.org/officeDocument/2006/math" xmlns:mc="http://schemas.openxmlformats.org/markup-compatibility/2006" xmlns:mo="http://schemas.microsoft.com/office/mac/office/2008/main" xmlns:mv="urn:schemas-microsoft-com:mac:vml" xmlns:o="urn:schemas-microsoft-com:office:office" xmlns:r="http://schemas.openxmlformats.org/officeDocument/2006/relationships" xmlns:v="urn:schemas-microsoft-com:vml" xmlns:w="http://schemas.openxmlformats.org/wordprocessingml/2006/main" xmlns:w10="urn:schemas-microsoft-com:office:word" xmlns:w14="http://schemas.microsoft.com/office/word/2010/wordml" xmlns:wne="http://schemas.microsoft.com/office/word/2006/wordml" xmlns:wp="http://schemas.openxmlformats.org/drawingml/2006/wordprocessingDrawing" xmlns:wp14="http://schemas.microsoft.com/office/word/2010/wordprocessingDrawing" xmlns:wpc="http://schemas.microsoft.com/office/word/2010/wordprocessingCanvas" xmlns:wpg="http://schemas.microsoft.com/office/word/2010/wordprocessingGroup" xmlns:wpi="http://schemas.microsoft.com/office/word/2010/wordprocessingInk" xmlns:wps="http://schemas.microsoft.com/office/word/2010/wordprocessingShape" mc:Ignorable="w14 wp14">
+<w:numbering xmlns:mc="http://schemas.openxmlformats.org/markup-compatibility/2006" xmlns:w="http://schemas.openxmlformats.org/wordprocessingml/2006/main" xmlns:m="http://schemas.openxmlformats.org/officeDocument/2006/math" xmlns:mo="http://schemas.microsoft.com/office/mac/office/2008/main" xmlns:mv="urn:schemas-microsoft-com:mac:vml" xmlns:o="urn:schemas-microsoft-com:office:office" xmlns:r="http://schemas.openxmlformats.org/officeDocument/2006/relationships" xmlns:v="urn:schemas-microsoft-com:vml" xmlns:w10="urn:schemas-microsoft-com:office:word" xmlns:w14="http://schemas.microsoft.com/office/word/2010/wordml" xmlns:wne="http://schemas.microsoft.com/office/word/2006/wordml" xmlns:wp="http://schemas.openxmlformats.org/drawingml/2006/wordprocessingDrawing" xmlns:wp14="http://schemas.microsoft.com/office/word/2010/wordprocessingDrawing" xmlns:wpc="http://schemas.microsoft.com/office/word/2010/wordprocessingCanvas" xmlns:wpg="http://schemas.microsoft.com/office/word/2010/wordprocessingGroup" xmlns:wpi="http://schemas.microsoft.com/office/word/2010/wordprocessingInk" xmlns:wps="http://schemas.microsoft.com/office/word/2010/wordprocessingShape" mc:Ignorable="w14 wp14">
   <w:abstractNum w:abstractNumId="0">
     <w:nsid w:val="FFFFFF7C"/>
     <w:multiLevelType w:val="singleLevel"/>
@@ -2619,7 +2846,7 @@
         <w:ind w:hanging="360" w:left="1440"/>
       </w:pPr>
       <w:rPr>
-        <w:rFonts w:ascii="Symbol" w:hAnsi="Symbol" w:hint="default"/>
+        <w:rFonts w:ascii="Symbol" w:hAnsi="Symbol" w:hint="default" w:eastAsia="黑体"/>
       </w:rPr>
     </w:lvl>
   </w:abstractNum>
@@ -2640,7 +2867,7 @@
         <w:ind w:hanging="360" w:left="1080"/>
       </w:pPr>
       <w:rPr>
-        <w:rFonts w:ascii="Symbol" w:hAnsi="Symbol" w:hint="default"/>
+        <w:rFonts w:ascii="Symbol" w:hAnsi="Symbol" w:hint="default" w:eastAsia="黑体"/>
       </w:rPr>
     </w:lvl>
   </w:abstractNum>
@@ -2661,7 +2888,7 @@
         <w:ind w:hanging="360" w:left="720"/>
       </w:pPr>
       <w:rPr>
-        <w:rFonts w:ascii="Symbol" w:hAnsi="Symbol" w:hint="default"/>
+        <w:rFonts w:ascii="Symbol" w:hAnsi="Symbol" w:hint="default" w:eastAsia="黑体"/>
       </w:rPr>
     </w:lvl>
   </w:abstractNum>
@@ -2700,7 +2927,7 @@
         <w:ind w:hanging="360" w:left="360"/>
       </w:pPr>
       <w:rPr>
-        <w:rFonts w:ascii="Symbol" w:hAnsi="Symbol" w:hint="default"/>
+        <w:rFonts w:ascii="Symbol" w:hAnsi="Symbol" w:hint="default" w:eastAsia="黑体"/>
       </w:rPr>
     </w:lvl>
   </w:abstractNum>
@@ -2791,7 +3018,7 @@
         <w:ind w:left="720" w:hanging="360"/>
       </w:pPr>
       <w:rPr>
-        <w:rFonts w:ascii="Symbol" w:hAnsi="Symbol" w:cs="Symbol" w:hint="default"/>
+        <w:rFonts w:ascii="Symbol" w:hAnsi="Symbol" w:cs="Symbol" w:hint="default" w:eastAsia="黑体"/>
       </w:rPr>
     </w:lvl>
     <w:lvl w:ilvl="1">
@@ -2802,7 +3029,7 @@
         <w:ind w:left="1440" w:hanging="360"/>
       </w:pPr>
       <w:rPr>
-        <w:rFonts w:ascii="Courier New" w:hAnsi="Courier New" w:cs="Courier New" w:hint="default"/>
+        <w:rFonts w:ascii="Courier New" w:hAnsi="Courier New" w:cs="Courier New" w:hint="default" w:eastAsia="黑体"/>
       </w:rPr>
     </w:lvl>
     <w:lvl w:ilvl="2">
@@ -2813,7 +3040,7 @@
         <w:ind w:left="2160" w:hanging="360"/>
       </w:pPr>
       <w:rPr>
-        <w:rFonts w:ascii="Wingdings" w:hAnsi="Wingdings" w:cs="Wingdings" w:hint="default"/>
+        <w:rFonts w:ascii="Wingdings" w:hAnsi="Wingdings" w:cs="Wingdings" w:hint="default" w:eastAsia="黑体"/>
       </w:rPr>
     </w:lvl>
     <w:lvl w:ilvl="3">
@@ -2824,7 +3051,7 @@
         <w:ind w:left="2880" w:hanging="360"/>
       </w:pPr>
       <w:rPr>
-        <w:rFonts w:ascii="Symbol" w:hAnsi="Symbol" w:cs="Symbol" w:hint="default"/>
+        <w:rFonts w:ascii="Symbol" w:hAnsi="Symbol" w:cs="Symbol" w:hint="default" w:eastAsia="黑体"/>
       </w:rPr>
     </w:lvl>
     <w:lvl w:ilvl="4">
@@ -2835,7 +3062,7 @@
         <w:ind w:left="3600" w:hanging="360"/>
       </w:pPr>
       <w:rPr>
-        <w:rFonts w:ascii="Courier New" w:hAnsi="Courier New" w:cs="Courier New" w:hint="default"/>
+        <w:rFonts w:ascii="Courier New" w:hAnsi="Courier New" w:cs="Courier New" w:hint="default" w:eastAsia="黑体"/>
       </w:rPr>
     </w:lvl>
     <w:lvl w:ilvl="5">
@@ -2846,7 +3073,7 @@
         <w:ind w:left="4320" w:hanging="360"/>
       </w:pPr>
       <w:rPr>
-        <w:rFonts w:ascii="Wingdings" w:hAnsi="Wingdings" w:cs="Wingdings" w:hint="default"/>
+        <w:rFonts w:ascii="Wingdings" w:hAnsi="Wingdings" w:cs="Wingdings" w:hint="default" w:eastAsia="黑体"/>
       </w:rPr>
     </w:lvl>
     <w:lvl w:ilvl="6">
@@ -2857,7 +3084,7 @@
         <w:ind w:left="5040" w:hanging="360"/>
       </w:pPr>
       <w:rPr>
-        <w:rFonts w:ascii="Symbol" w:hAnsi="Symbol" w:cs="Symbol" w:hint="default"/>
+        <w:rFonts w:ascii="Symbol" w:hAnsi="Symbol" w:cs="Symbol" w:hint="default" w:eastAsia="黑体"/>
       </w:rPr>
     </w:lvl>
     <w:lvl w:ilvl="7">
@@ -2868,7 +3095,7 @@
         <w:ind w:left="5760" w:hanging="360"/>
       </w:pPr>
       <w:rPr>
-        <w:rFonts w:ascii="Courier New" w:hAnsi="Courier New" w:cs="Courier New" w:hint="default"/>
+        <w:rFonts w:ascii="Courier New" w:hAnsi="Courier New" w:cs="Courier New" w:hint="default" w:eastAsia="黑体"/>
       </w:rPr>
     </w:lvl>
     <w:lvl w:ilvl="8">
@@ -2879,7 +3106,7 @@
         <w:ind w:left="6480" w:hanging="360"/>
       </w:pPr>
       <w:rPr>
-        <w:rFonts w:ascii="Wingdings" w:hAnsi="Wingdings" w:cs="Wingdings" w:hint="default"/>
+        <w:rFonts w:ascii="Wingdings" w:hAnsi="Wingdings" w:cs="Wingdings" w:hint="default" w:eastAsia="黑体"/>
       </w:rPr>
     </w:lvl>
   </w:abstractNum>
@@ -2935,11 +3162,11 @@
 </file>
 
 <file path=word/styles.xml><?xml version="1.0" encoding="utf-8"?>
-<w:styles xmlns:mc="http://schemas.openxmlformats.org/markup-compatibility/2006" xmlns:r="http://schemas.openxmlformats.org/officeDocument/2006/relationships" xmlns:w="http://schemas.openxmlformats.org/wordprocessingml/2006/main" xmlns:w14="http://schemas.microsoft.com/office/word/2010/wordml" mc:Ignorable="w14">
+<w:styles xmlns:mc="http://schemas.openxmlformats.org/markup-compatibility/2006" xmlns:w="http://schemas.openxmlformats.org/wordprocessingml/2006/main" xmlns:r="http://schemas.openxmlformats.org/officeDocument/2006/relationships" xmlns:w14="http://schemas.microsoft.com/office/word/2010/wordml" mc:Ignorable="w14">
   <w:docDefaults>
     <w:rPrDefault>
       <w:rPr>
-        <w:rFonts w:asciiTheme="minorHAnsi" w:cstheme="minorBidi" w:eastAsiaTheme="minorEastAsia" w:hAnsiTheme="minorHAnsi"/>
+        <w:rFonts w:asciiTheme="minorHAnsi" w:cstheme="minorBidi" w:hAnsiTheme="minorHAnsi" w:eastAsia="黑体"/>
         <w:sz w:val="22"/>
         <w:szCs w:val="22"/>
         <w:lang w:bidi="ar-SA" w:eastAsia="en-US" w:val="en-US"/>
@@ -3161,7 +3388,7 @@
       <w:outlineLvl w:val="0"/>
     </w:pPr>
     <w:rPr>
-      <w:rFonts w:ascii="Times New Roman" w:asciiTheme="majorHAnsi" w:cstheme="majorBidi" w:eastAsia="黑体" w:eastAsiaTheme="majorEastAsia" w:hAnsi="Times New Roman" w:hAnsiTheme="majorHAnsi"/>
+      <w:rFonts w:ascii="Times New Roman" w:asciiTheme="majorHAnsi" w:cstheme="majorBidi" w:eastAsia="黑体" w:hAnsi="Times New Roman" w:hAnsiTheme="majorHAnsi"/>
       <w:b/>
       <w:bCs/>
       <w:color w:val="1F3864"/>
@@ -3185,7 +3412,7 @@
       <w:outlineLvl w:val="1"/>
     </w:pPr>
     <w:rPr>
-      <w:rFonts w:ascii="Times New Roman" w:asciiTheme="majorHAnsi" w:cstheme="majorBidi" w:eastAsia="黑体" w:eastAsiaTheme="majorEastAsia" w:hAnsi="Times New Roman" w:hAnsiTheme="majorHAnsi"/>
+      <w:rFonts w:ascii="Times New Roman" w:asciiTheme="majorHAnsi" w:cstheme="majorBidi" w:eastAsia="黑体" w:hAnsi="Times New Roman" w:hAnsiTheme="majorHAnsi"/>
       <w:b/>
       <w:bCs/>
       <w:color w:val="2E4E7E"/>
@@ -3209,7 +3436,7 @@
       <w:outlineLvl w:val="2"/>
     </w:pPr>
     <w:rPr>
-      <w:rFonts w:ascii="Times New Roman" w:asciiTheme="majorHAnsi" w:cstheme="majorBidi" w:eastAsia="黑体" w:eastAsiaTheme="majorEastAsia" w:hAnsi="Times New Roman" w:hAnsiTheme="majorHAnsi"/>
+      <w:rFonts w:ascii="Times New Roman" w:asciiTheme="majorHAnsi" w:cstheme="majorBidi" w:eastAsia="黑体" w:hAnsi="Times New Roman" w:hAnsiTheme="majorHAnsi"/>
       <w:b/>
       <w:bCs/>
       <w:color w:val="2E4E7E"/>
@@ -3233,7 +3460,7 @@
       <w:outlineLvl w:val="3"/>
     </w:pPr>
     <w:rPr>
-      <w:rFonts w:ascii="Times New Roman" w:asciiTheme="majorHAnsi" w:cstheme="majorBidi" w:eastAsia="黑体" w:eastAsiaTheme="majorEastAsia" w:hAnsi="Times New Roman" w:hAnsiTheme="majorHAnsi"/>
+      <w:rFonts w:ascii="Times New Roman" w:asciiTheme="majorHAnsi" w:cstheme="majorBidi" w:eastAsia="黑体" w:hAnsi="Times New Roman" w:hAnsiTheme="majorHAnsi"/>
       <w:b/>
       <w:bCs/>
       <w:i/>
@@ -3259,7 +3486,7 @@
       <w:outlineLvl w:val="4"/>
     </w:pPr>
     <w:rPr>
-      <w:rFonts w:ascii="Times New Roman" w:asciiTheme="majorHAnsi" w:cstheme="majorBidi" w:eastAsia="黑体" w:eastAsiaTheme="majorEastAsia" w:hAnsi="Times New Roman" w:hAnsiTheme="majorHAnsi"/>
+      <w:rFonts w:ascii="Times New Roman" w:asciiTheme="majorHAnsi" w:cstheme="majorBidi" w:eastAsia="黑体" w:hAnsi="Times New Roman" w:hAnsiTheme="majorHAnsi"/>
       <w:b/>
       <w:color w:val="333333"/>
       <w:sz w:val="22"/>
@@ -3282,7 +3509,7 @@
       <w:outlineLvl w:val="5"/>
     </w:pPr>
     <w:rPr>
-      <w:rFonts w:asciiTheme="majorHAnsi" w:cstheme="majorBidi" w:eastAsiaTheme="majorEastAsia" w:hAnsiTheme="majorHAnsi"/>
+      <w:rFonts w:asciiTheme="majorHAnsi" w:cstheme="majorBidi" w:hAnsiTheme="majorHAnsi" w:eastAsia="黑体"/>
       <w:i/>
       <w:iCs/>
       <w:color w:themeColor="accent1" w:themeShade="7F" w:val="243F60"/>
@@ -3305,7 +3532,7 @@
       <w:outlineLvl w:val="6"/>
     </w:pPr>
     <w:rPr>
-      <w:rFonts w:asciiTheme="majorHAnsi" w:cstheme="majorBidi" w:eastAsiaTheme="majorEastAsia" w:hAnsiTheme="majorHAnsi"/>
+      <w:rFonts w:asciiTheme="majorHAnsi" w:cstheme="majorBidi" w:hAnsiTheme="majorHAnsi" w:eastAsia="黑体"/>
       <w:i/>
       <w:iCs/>
       <w:color w:themeColor="text1" w:themeTint="BF" w:val="404040"/>
@@ -3328,7 +3555,7 @@
       <w:outlineLvl w:val="7"/>
     </w:pPr>
     <w:rPr>
-      <w:rFonts w:asciiTheme="majorHAnsi" w:cstheme="majorBidi" w:eastAsiaTheme="majorEastAsia" w:hAnsiTheme="majorHAnsi"/>
+      <w:rFonts w:asciiTheme="majorHAnsi" w:cstheme="majorBidi" w:hAnsiTheme="majorHAnsi" w:eastAsia="黑体"/>
       <w:color w:themeColor="accent1" w:val="4F81BD"/>
       <w:sz w:val="20"/>
       <w:szCs w:val="20"/>
@@ -3351,7 +3578,7 @@
       <w:outlineLvl w:val="8"/>
     </w:pPr>
     <w:rPr>
-      <w:rFonts w:asciiTheme="majorHAnsi" w:cstheme="majorBidi" w:eastAsiaTheme="majorEastAsia" w:hAnsiTheme="majorHAnsi"/>
+      <w:rFonts w:asciiTheme="majorHAnsi" w:cstheme="majorBidi" w:hAnsiTheme="majorHAnsi" w:eastAsia="黑体"/>
       <w:i/>
       <w:iCs/>
       <w:color w:themeColor="text1" w:themeTint="BF" w:val="404040"/>
@@ -3402,7 +3629,7 @@
     <w:uiPriority w:val="9"/>
     <w:rsid w:val="00FC693F"/>
     <w:rPr>
-      <w:rFonts w:asciiTheme="majorHAnsi" w:cstheme="majorBidi" w:eastAsiaTheme="majorEastAsia" w:hAnsiTheme="majorHAnsi"/>
+      <w:rFonts w:asciiTheme="majorHAnsi" w:cstheme="majorBidi" w:hAnsiTheme="majorHAnsi" w:eastAsia="黑体"/>
       <w:b/>
       <w:bCs/>
       <w:color w:themeColor="accent1" w:themeShade="BF" w:val="365F91"/>
@@ -3417,7 +3644,7 @@
     <w:uiPriority w:val="9"/>
     <w:rsid w:val="00FC693F"/>
     <w:rPr>
-      <w:rFonts w:asciiTheme="majorHAnsi" w:cstheme="majorBidi" w:eastAsiaTheme="majorEastAsia" w:hAnsiTheme="majorHAnsi"/>
+      <w:rFonts w:asciiTheme="majorHAnsi" w:cstheme="majorBidi" w:hAnsiTheme="majorHAnsi" w:eastAsia="黑体"/>
       <w:b/>
       <w:bCs/>
       <w:color w:themeColor="accent1" w:val="4F81BD"/>
@@ -3432,7 +3659,7 @@
     <w:uiPriority w:val="9"/>
     <w:rsid w:val="00FC693F"/>
     <w:rPr>
-      <w:rFonts w:asciiTheme="majorHAnsi" w:cstheme="majorBidi" w:eastAsiaTheme="majorEastAsia" w:hAnsiTheme="majorHAnsi"/>
+      <w:rFonts w:asciiTheme="majorHAnsi" w:cstheme="majorBidi" w:hAnsiTheme="majorHAnsi" w:eastAsia="黑体"/>
       <w:b/>
       <w:bCs/>
       <w:color w:themeColor="accent1" w:val="4F81BD"/>
@@ -3455,7 +3682,7 @@
       <w:contextualSpacing/>
     </w:pPr>
     <w:rPr>
-      <w:rFonts w:ascii="Times New Roman" w:asciiTheme="majorHAnsi" w:cstheme="majorBidi" w:eastAsia="黑体" w:eastAsiaTheme="majorEastAsia" w:hAnsi="Times New Roman" w:hAnsiTheme="majorHAnsi"/>
+      <w:rFonts w:ascii="Times New Roman" w:asciiTheme="majorHAnsi" w:cstheme="majorBidi" w:eastAsia="黑体" w:hAnsi="Times New Roman" w:hAnsiTheme="majorHAnsi"/>
       <w:b/>
       <w:color w:val="1F3864"/>
       <w:spacing w:val="5"/>
@@ -3471,7 +3698,7 @@
     <w:uiPriority w:val="10"/>
     <w:rsid w:val="00FC693F"/>
     <w:rPr>
-      <w:rFonts w:asciiTheme="majorHAnsi" w:cstheme="majorBidi" w:eastAsiaTheme="majorEastAsia" w:hAnsiTheme="majorHAnsi"/>
+      <w:rFonts w:asciiTheme="majorHAnsi" w:cstheme="majorBidi" w:hAnsiTheme="majorHAnsi" w:eastAsia="黑体"/>
       <w:color w:themeColor="text2" w:themeShade="BF" w:val="17365D"/>
       <w:spacing w:val="5"/>
       <w:kern w:val="28"/>
@@ -3493,7 +3720,7 @@
       </w:numPr>
     </w:pPr>
     <w:rPr>
-      <w:rFonts w:asciiTheme="majorHAnsi" w:cstheme="majorBidi" w:eastAsiaTheme="majorEastAsia" w:hAnsiTheme="majorHAnsi"/>
+      <w:rFonts w:asciiTheme="majorHAnsi" w:cstheme="majorBidi" w:hAnsiTheme="majorHAnsi" w:eastAsia="黑体"/>
       <w:i/>
       <w:iCs/>
       <w:color w:themeColor="accent1" w:val="4F81BD"/>
@@ -3509,7 +3736,7 @@
     <w:uiPriority w:val="11"/>
     <w:rsid w:val="00FC693F"/>
     <w:rPr>
-      <w:rFonts w:asciiTheme="majorHAnsi" w:cstheme="majorBidi" w:eastAsiaTheme="majorEastAsia" w:hAnsiTheme="majorHAnsi"/>
+      <w:rFonts w:asciiTheme="majorHAnsi" w:cstheme="majorBidi" w:hAnsiTheme="majorHAnsi" w:eastAsia="黑体"/>
       <w:i/>
       <w:iCs/>
       <w:color w:themeColor="accent1" w:val="4F81BD"/>
@@ -3576,6 +3803,7 @@
       <w:spacing w:after="120"/>
     </w:pPr>
     <w:rPr>
+      <w:rFonts w:eastAsia="黑体"/>
       <w:sz w:val="16"/>
       <w:szCs w:val="16"/>
     </w:rPr>
@@ -3587,6 +3815,7 @@
     <w:uiPriority w:val="99"/>
     <w:rsid w:val="00AA1D8D"/>
     <w:rPr>
+      <w:rFonts w:eastAsia="黑体"/>
       <w:sz w:val="16"/>
       <w:szCs w:val="16"/>
     </w:rPr>
@@ -3756,7 +3985,7 @@
       </w:tabs>
     </w:pPr>
     <w:rPr>
-      <w:rFonts w:ascii="Courier" w:hAnsi="Courier"/>
+      <w:rFonts w:ascii="Courier" w:hAnsi="Courier" w:eastAsia="黑体"/>
       <w:sz w:val="20"/>
       <w:szCs w:val="20"/>
     </w:rPr>
@@ -3768,7 +3997,7 @@
     <w:uiPriority w:val="99"/>
     <w:rsid w:val="0029639D"/>
     <w:rPr>
-      <w:rFonts w:ascii="Courier" w:hAnsi="Courier"/>
+      <w:rFonts w:ascii="Courier" w:hAnsi="Courier" w:eastAsia="黑体"/>
       <w:sz w:val="20"/>
       <w:szCs w:val="20"/>
     </w:rPr>
@@ -3804,6 +4033,7 @@
     <w:uiPriority w:val="29"/>
     <w:rsid w:val="00FC693F"/>
     <w:rPr>
+      <w:rFonts w:eastAsia="黑体"/>
       <w:i/>
       <w:iCs/>
       <w:color w:themeColor="text1" w:val="000000"/>
@@ -3817,7 +4047,7 @@
     <w:semiHidden/>
     <w:rsid w:val="00FC693F"/>
     <w:rPr>
-      <w:rFonts w:asciiTheme="majorHAnsi" w:cstheme="majorBidi" w:eastAsiaTheme="majorEastAsia" w:hAnsiTheme="majorHAnsi"/>
+      <w:rFonts w:asciiTheme="majorHAnsi" w:cstheme="majorBidi" w:hAnsiTheme="majorHAnsi" w:eastAsia="黑体"/>
       <w:b/>
       <w:bCs/>
       <w:i/>
@@ -3833,7 +4063,7 @@
     <w:semiHidden/>
     <w:rsid w:val="00FC693F"/>
     <w:rPr>
-      <w:rFonts w:asciiTheme="majorHAnsi" w:cstheme="majorBidi" w:eastAsiaTheme="majorEastAsia" w:hAnsiTheme="majorHAnsi"/>
+      <w:rFonts w:asciiTheme="majorHAnsi" w:cstheme="majorBidi" w:hAnsiTheme="majorHAnsi" w:eastAsia="黑体"/>
       <w:color w:themeColor="accent1" w:themeShade="7F" w:val="243F60"/>
     </w:rPr>
   </w:style>
@@ -3845,7 +4075,7 @@
     <w:semiHidden/>
     <w:rsid w:val="00FC693F"/>
     <w:rPr>
-      <w:rFonts w:asciiTheme="majorHAnsi" w:cstheme="majorBidi" w:eastAsiaTheme="majorEastAsia" w:hAnsiTheme="majorHAnsi"/>
+      <w:rFonts w:asciiTheme="majorHAnsi" w:cstheme="majorBidi" w:hAnsiTheme="majorHAnsi" w:eastAsia="黑体"/>
       <w:i/>
       <w:iCs/>
       <w:color w:themeColor="accent1" w:themeShade="7F" w:val="243F60"/>
@@ -3859,7 +4089,7 @@
     <w:semiHidden/>
     <w:rsid w:val="00FC693F"/>
     <w:rPr>
-      <w:rFonts w:asciiTheme="majorHAnsi" w:cstheme="majorBidi" w:eastAsiaTheme="majorEastAsia" w:hAnsiTheme="majorHAnsi"/>
+      <w:rFonts w:asciiTheme="majorHAnsi" w:cstheme="majorBidi" w:hAnsiTheme="majorHAnsi" w:eastAsia="黑体"/>
       <w:i/>
       <w:iCs/>
       <w:color w:themeColor="text1" w:themeTint="BF" w:val="404040"/>
@@ -3873,7 +4103,7 @@
     <w:semiHidden/>
     <w:rsid w:val="00FC693F"/>
     <w:rPr>
-      <w:rFonts w:asciiTheme="majorHAnsi" w:cstheme="majorBidi" w:eastAsiaTheme="majorEastAsia" w:hAnsiTheme="majorHAnsi"/>
+      <w:rFonts w:asciiTheme="majorHAnsi" w:cstheme="majorBidi" w:hAnsiTheme="majorHAnsi" w:eastAsia="黑体"/>
       <w:color w:themeColor="accent1" w:val="4F81BD"/>
       <w:sz w:val="20"/>
       <w:szCs w:val="20"/>
@@ -3887,7 +4117,7 @@
     <w:semiHidden/>
     <w:rsid w:val="00FC693F"/>
     <w:rPr>
-      <w:rFonts w:asciiTheme="majorHAnsi" w:cstheme="majorBidi" w:eastAsiaTheme="majorEastAsia" w:hAnsiTheme="majorHAnsi"/>
+      <w:rFonts w:asciiTheme="majorHAnsi" w:cstheme="majorBidi" w:hAnsiTheme="majorHAnsi" w:eastAsia="黑体"/>
       <w:i/>
       <w:iCs/>
       <w:color w:themeColor="text1" w:themeTint="BF" w:val="404040"/>
@@ -3908,6 +4138,7 @@
       <w:spacing w:line="240" w:lineRule="auto"/>
     </w:pPr>
     <w:rPr>
+      <w:rFonts w:eastAsia="黑体"/>
       <w:b/>
       <w:bCs/>
       <w:color w:themeColor="accent1" w:val="4F81BD"/>
@@ -3922,6 +4153,7 @@
     <w:qFormat/>
     <w:rsid w:val="00FC693F"/>
     <w:rPr>
+      <w:rFonts w:eastAsia="黑体"/>
       <w:b/>
       <w:bCs/>
     </w:rPr>
@@ -3933,6 +4165,7 @@
     <w:qFormat/>
     <w:rsid w:val="00FC693F"/>
     <w:rPr>
+      <w:rFonts w:eastAsia="黑体"/>
       <w:i/>
       <w:iCs/>
     </w:rPr>
@@ -3953,6 +4186,7 @@
       <w:ind w:left="936" w:right="936"/>
     </w:pPr>
     <w:rPr>
+      <w:rFonts w:eastAsia="黑体"/>
       <w:b/>
       <w:bCs/>
       <w:i/>
@@ -3967,6 +4201,7 @@
     <w:uiPriority w:val="30"/>
     <w:rsid w:val="00FC693F"/>
     <w:rPr>
+      <w:rFonts w:eastAsia="黑体"/>
       <w:b/>
       <w:bCs/>
       <w:i/>
@@ -3981,6 +4216,7 @@
     <w:qFormat/>
     <w:rsid w:val="00FC693F"/>
     <w:rPr>
+      <w:rFonts w:eastAsia="黑体"/>
       <w:i/>
       <w:iCs/>
       <w:color w:themeColor="text1" w:themeTint="7F" w:val="808080"/>
@@ -3993,6 +4229,7 @@
     <w:qFormat/>
     <w:rsid w:val="00FC693F"/>
     <w:rPr>
+      <w:rFonts w:eastAsia="黑体"/>
       <w:b/>
       <w:bCs/>
       <w:i/>
@@ -4007,6 +4244,7 @@
     <w:qFormat/>
     <w:rsid w:val="00FC693F"/>
     <w:rPr>
+      <w:rFonts w:eastAsia="黑体"/>
       <w:smallCaps/>
       <w:color w:themeColor="accent2" w:val="C0504D"/>
       <w:u w:val="single"/>
@@ -4019,6 +4257,7 @@
     <w:qFormat/>
     <w:rsid w:val="00FC693F"/>
     <w:rPr>
+      <w:rFonts w:eastAsia="黑体"/>
       <w:b/>
       <w:bCs/>
       <w:smallCaps/>
@@ -4034,6 +4273,7 @@
     <w:qFormat/>
     <w:rsid w:val="00FC693F"/>
     <w:rPr>
+      <w:rFonts w:eastAsia="黑体"/>
       <w:b/>
       <w:bCs/>
       <w:smallCaps/>
@@ -4088,6 +4328,7 @@
       <w:spacing w:after="0" w:line="240" w:lineRule="auto"/>
     </w:pPr>
     <w:rPr>
+      <w:rFonts w:eastAsia="黑体"/>
       <w:color w:themeColor="text1" w:themeShade="BF" w:val="000000"/>
     </w:rPr>
     <w:tblPr>
@@ -4110,6 +4351,7 @@
         <w:spacing w:after="0" w:before="0" w:line="240" w:lineRule="auto"/>
       </w:pPr>
       <w:rPr>
+        <w:rFonts w:eastAsia="黑体"/>
         <w:b/>
         <w:bCs/>
       </w:rPr>
@@ -4130,6 +4372,7 @@
         <w:spacing w:after="0" w:before="0" w:line="240" w:lineRule="auto"/>
       </w:pPr>
       <w:rPr>
+        <w:rFonts w:eastAsia="黑体"/>
         <w:b/>
         <w:bCs/>
       </w:rPr>
@@ -4147,12 +4390,14 @@
     </w:tblStylePr>
     <w:tblStylePr w:type="firstCol">
       <w:rPr>
+        <w:rFonts w:eastAsia="黑体"/>
         <w:b/>
         <w:bCs/>
       </w:rPr>
     </w:tblStylePr>
     <w:tblStylePr w:type="lastCol">
       <w:rPr>
+        <w:rFonts w:eastAsia="黑体"/>
         <w:b/>
         <w:bCs/>
       </w:rPr>
@@ -4191,6 +4436,7 @@
       <w:spacing w:after="0" w:line="240" w:lineRule="auto"/>
     </w:pPr>
     <w:rPr>
+      <w:rFonts w:eastAsia="黑体"/>
       <w:color w:themeColor="accent1" w:themeShade="BF" w:val="365F91"/>
     </w:rPr>
     <w:tblPr>
@@ -4213,6 +4459,7 @@
         <w:spacing w:after="0" w:before="0" w:line="240" w:lineRule="auto"/>
       </w:pPr>
       <w:rPr>
+        <w:rFonts w:eastAsia="黑体"/>
         <w:b/>
         <w:bCs/>
       </w:rPr>
@@ -4233,6 +4480,7 @@
         <w:spacing w:after="0" w:before="0" w:line="240" w:lineRule="auto"/>
       </w:pPr>
       <w:rPr>
+        <w:rFonts w:eastAsia="黑体"/>
         <w:b/>
         <w:bCs/>
       </w:rPr>
@@ -4250,12 +4498,14 @@
     </w:tblStylePr>
     <w:tblStylePr w:type="firstCol">
       <w:rPr>
+        <w:rFonts w:eastAsia="黑体"/>
         <w:b/>
         <w:bCs/>
       </w:rPr>
     </w:tblStylePr>
     <w:tblStylePr w:type="lastCol">
       <w:rPr>
+        <w:rFonts w:eastAsia="黑体"/>
         <w:b/>
         <w:bCs/>
       </w:rPr>
@@ -4294,6 +4544,7 @@
       <w:spacing w:after="0" w:line="240" w:lineRule="auto"/>
     </w:pPr>
     <w:rPr>
+      <w:rFonts w:eastAsia="黑体"/>
       <w:color w:themeColor="accent2" w:themeShade="BF" w:val="943634"/>
     </w:rPr>
     <w:tblPr>
@@ -4316,6 +4567,7 @@
         <w:spacing w:after="0" w:before="0" w:line="240" w:lineRule="auto"/>
       </w:pPr>
       <w:rPr>
+        <w:rFonts w:eastAsia="黑体"/>
         <w:b/>
         <w:bCs/>
       </w:rPr>
@@ -4336,6 +4588,7 @@
         <w:spacing w:after="0" w:before="0" w:line="240" w:lineRule="auto"/>
       </w:pPr>
       <w:rPr>
+        <w:rFonts w:eastAsia="黑体"/>
         <w:b/>
         <w:bCs/>
       </w:rPr>
@@ -4353,12 +4606,14 @@
     </w:tblStylePr>
     <w:tblStylePr w:type="firstCol">
       <w:rPr>
+        <w:rFonts w:eastAsia="黑体"/>
         <w:b/>
         <w:bCs/>
       </w:rPr>
     </w:tblStylePr>
     <w:tblStylePr w:type="lastCol">
       <w:rPr>
+        <w:rFonts w:eastAsia="黑体"/>
         <w:b/>
         <w:bCs/>
       </w:rPr>
@@ -4397,6 +4652,7 @@
       <w:spacing w:after="0" w:line="240" w:lineRule="auto"/>
     </w:pPr>
     <w:rPr>
+      <w:rFonts w:eastAsia="黑体"/>
       <w:color w:themeColor="accent3" w:themeShade="BF" w:val="76923C"/>
     </w:rPr>
     <w:tblPr>
@@ -4419,6 +4675,7 @@
         <w:spacing w:after="0" w:before="0" w:line="240" w:lineRule="auto"/>
       </w:pPr>
       <w:rPr>
+        <w:rFonts w:eastAsia="黑体"/>
         <w:b/>
         <w:bCs/>
       </w:rPr>
@@ -4439,6 +4696,7 @@
         <w:spacing w:after="0" w:before="0" w:line="240" w:lineRule="auto"/>
       </w:pPr>
       <w:rPr>
+        <w:rFonts w:eastAsia="黑体"/>
         <w:b/>
         <w:bCs/>
       </w:rPr>
@@ -4456,12 +4714,14 @@
     </w:tblStylePr>
     <w:tblStylePr w:type="firstCol">
       <w:rPr>
+        <w:rFonts w:eastAsia="黑体"/>
         <w:b/>
         <w:bCs/>
       </w:rPr>
     </w:tblStylePr>
     <w:tblStylePr w:type="lastCol">
       <w:rPr>
+        <w:rFonts w:eastAsia="黑体"/>
         <w:b/>
         <w:bCs/>
       </w:rPr>
@@ -4500,6 +4760,7 @@
       <w:spacing w:after="0" w:line="240" w:lineRule="auto"/>
     </w:pPr>
     <w:rPr>
+      <w:rFonts w:eastAsia="黑体"/>
       <w:color w:themeColor="accent4" w:themeShade="BF" w:val="5F497A"/>
     </w:rPr>
     <w:tblPr>
@@ -4522,6 +4783,7 @@
         <w:spacing w:after="0" w:before="0" w:line="240" w:lineRule="auto"/>
       </w:pPr>
       <w:rPr>
+        <w:rFonts w:eastAsia="黑体"/>
         <w:b/>
         <w:bCs/>
       </w:rPr>
@@ -4542,6 +4804,7 @@
         <w:spacing w:after="0" w:before="0" w:line="240" w:lineRule="auto"/>
       </w:pPr>
       <w:rPr>
+        <w:rFonts w:eastAsia="黑体"/>
         <w:b/>
         <w:bCs/>
       </w:rPr>
@@ -4559,12 +4822,14 @@
     </w:tblStylePr>
     <w:tblStylePr w:type="firstCol">
       <w:rPr>
+        <w:rFonts w:eastAsia="黑体"/>
         <w:b/>
         <w:bCs/>
       </w:rPr>
     </w:tblStylePr>
     <w:tblStylePr w:type="lastCol">
       <w:rPr>
+        <w:rFonts w:eastAsia="黑体"/>
         <w:b/>
         <w:bCs/>
       </w:rPr>
@@ -4603,6 +4868,7 @@
       <w:spacing w:after="0" w:line="240" w:lineRule="auto"/>
     </w:pPr>
     <w:rPr>
+      <w:rFonts w:eastAsia="黑体"/>
       <w:color w:themeColor="accent5" w:themeShade="BF" w:val="31849B"/>
     </w:rPr>
     <w:tblPr>
@@ -4625,6 +4891,7 @@
         <w:spacing w:after="0" w:before="0" w:line="240" w:lineRule="auto"/>
       </w:pPr>
       <w:rPr>
+        <w:rFonts w:eastAsia="黑体"/>
         <w:b/>
         <w:bCs/>
       </w:rPr>
@@ -4645,6 +4912,7 @@
         <w:spacing w:after="0" w:before="0" w:line="240" w:lineRule="auto"/>
       </w:pPr>
       <w:rPr>
+        <w:rFonts w:eastAsia="黑体"/>
         <w:b/>
         <w:bCs/>
       </w:rPr>
@@ -4662,12 +4930,14 @@
     </w:tblStylePr>
     <w:tblStylePr w:type="firstCol">
       <w:rPr>
+        <w:rFonts w:eastAsia="黑体"/>
         <w:b/>
         <w:bCs/>
       </w:rPr>
     </w:tblStylePr>
     <w:tblStylePr w:type="lastCol">
       <w:rPr>
+        <w:rFonts w:eastAsia="黑体"/>
         <w:b/>
         <w:bCs/>
       </w:rPr>
@@ -4706,6 +4976,7 @@
       <w:spacing w:after="0" w:line="240" w:lineRule="auto"/>
     </w:pPr>
     <w:rPr>
+      <w:rFonts w:eastAsia="黑体"/>
       <w:color w:themeColor="accent6" w:themeShade="BF" w:val="E36C0A"/>
     </w:rPr>
     <w:tblPr>
@@ -4728,6 +4999,7 @@
         <w:spacing w:after="0" w:before="0" w:line="240" w:lineRule="auto"/>
       </w:pPr>
       <w:rPr>
+        <w:rFonts w:eastAsia="黑体"/>
         <w:b/>
         <w:bCs/>
       </w:rPr>
@@ -4748,6 +5020,7 @@
         <w:spacing w:after="0" w:before="0" w:line="240" w:lineRule="auto"/>
       </w:pPr>
       <w:rPr>
+        <w:rFonts w:eastAsia="黑体"/>
         <w:b/>
         <w:bCs/>
       </w:rPr>
@@ -4765,12 +5038,14 @@
     </w:tblStylePr>
     <w:tblStylePr w:type="firstCol">
       <w:rPr>
+        <w:rFonts w:eastAsia="黑体"/>
         <w:b/>
         <w:bCs/>
       </w:rPr>
     </w:tblStylePr>
     <w:tblStylePr w:type="lastCol">
       <w:rPr>
+        <w:rFonts w:eastAsia="黑体"/>
         <w:b/>
         <w:bCs/>
       </w:rPr>
@@ -4830,6 +5105,7 @@
         <w:spacing w:after="0" w:before="0" w:line="240" w:lineRule="auto"/>
       </w:pPr>
       <w:rPr>
+        <w:rFonts w:eastAsia="黑体"/>
         <w:b/>
         <w:bCs/>
         <w:color w:themeColor="background1" w:val="FFFFFF"/>
@@ -4844,6 +5120,7 @@
         <w:spacing w:after="0" w:before="0" w:line="240" w:lineRule="auto"/>
       </w:pPr>
       <w:rPr>
+        <w:rFonts w:eastAsia="黑体"/>
         <w:b/>
         <w:bCs/>
       </w:rPr>
@@ -4859,12 +5136,14 @@
     </w:tblStylePr>
     <w:tblStylePr w:type="firstCol">
       <w:rPr>
+        <w:rFonts w:eastAsia="黑体"/>
         <w:b/>
         <w:bCs/>
       </w:rPr>
     </w:tblStylePr>
     <w:tblStylePr w:type="lastCol">
       <w:rPr>
+        <w:rFonts w:eastAsia="黑体"/>
         <w:b/>
         <w:bCs/>
       </w:rPr>
@@ -4922,6 +5201,7 @@
         <w:spacing w:after="0" w:before="0" w:line="240" w:lineRule="auto"/>
       </w:pPr>
       <w:rPr>
+        <w:rFonts w:eastAsia="黑体"/>
         <w:b/>
         <w:bCs/>
         <w:color w:themeColor="background1" w:val="FFFFFF"/>
@@ -4936,6 +5216,7 @@
         <w:spacing w:after="0" w:before="0" w:line="240" w:lineRule="auto"/>
       </w:pPr>
       <w:rPr>
+        <w:rFonts w:eastAsia="黑体"/>
         <w:b/>
         <w:bCs/>
       </w:rPr>
@@ -4951,12 +5232,14 @@
     </w:tblStylePr>
     <w:tblStylePr w:type="firstCol">
       <w:rPr>
+        <w:rFonts w:eastAsia="黑体"/>
         <w:b/>
         <w:bCs/>
       </w:rPr>
     </w:tblStylePr>
     <w:tblStylePr w:type="lastCol">
       <w:rPr>
+        <w:rFonts w:eastAsia="黑体"/>
         <w:b/>
         <w:bCs/>
       </w:rPr>
@@ -5014,6 +5297,7 @@
         <w:spacing w:after="0" w:before="0" w:line="240" w:lineRule="auto"/>
       </w:pPr>
       <w:rPr>
+        <w:rFonts w:eastAsia="黑体"/>
         <w:b/>
         <w:bCs/>
         <w:color w:themeColor="background1" w:val="FFFFFF"/>
@@ -5028,6 +5312,7 @@
         <w:spacing w:after="0" w:before="0" w:line="240" w:lineRule="auto"/>
       </w:pPr>
       <w:rPr>
+        <w:rFonts w:eastAsia="黑体"/>
         <w:b/>
         <w:bCs/>
       </w:rPr>
@@ -5043,12 +5328,14 @@
     </w:tblStylePr>
     <w:tblStylePr w:type="firstCol">
       <w:rPr>
+        <w:rFonts w:eastAsia="黑体"/>
         <w:b/>
         <w:bCs/>
       </w:rPr>
     </w:tblStylePr>
     <w:tblStylePr w:type="lastCol">
       <w:rPr>
+        <w:rFonts w:eastAsia="黑体"/>
         <w:b/>
         <w:bCs/>
       </w:rPr>
@@ -5106,6 +5393,7 @@
         <w:spacing w:after="0" w:before="0" w:line="240" w:lineRule="auto"/>
       </w:pPr>
       <w:rPr>
+        <w:rFonts w:eastAsia="黑体"/>
         <w:b/>
         <w:bCs/>
         <w:color w:themeColor="background1" w:val="FFFFFF"/>
@@ -5120,6 +5408,7 @@
         <w:spacing w:after="0" w:before="0" w:line="240" w:lineRule="auto"/>
       </w:pPr>
       <w:rPr>
+        <w:rFonts w:eastAsia="黑体"/>
         <w:b/>
         <w:bCs/>
       </w:rPr>
@@ -5135,12 +5424,14 @@
     </w:tblStylePr>
     <w:tblStylePr w:type="firstCol">
       <w:rPr>
+        <w:rFonts w:eastAsia="黑体"/>
         <w:b/>
         <w:bCs/>
       </w:rPr>
     </w:tblStylePr>
     <w:tblStylePr w:type="lastCol">
       <w:rPr>
+        <w:rFonts w:eastAsia="黑体"/>
         <w:b/>
         <w:bCs/>
       </w:rPr>
@@ -5198,6 +5489,7 @@
         <w:spacing w:after="0" w:before="0" w:line="240" w:lineRule="auto"/>
       </w:pPr>
       <w:rPr>
+        <w:rFonts w:eastAsia="黑体"/>
         <w:b/>
         <w:bCs/>
         <w:color w:themeColor="background1" w:val="FFFFFF"/>
@@ -5212,6 +5504,7 @@
         <w:spacing w:after="0" w:before="0" w:line="240" w:lineRule="auto"/>
       </w:pPr>
       <w:rPr>
+        <w:rFonts w:eastAsia="黑体"/>
         <w:b/>
         <w:bCs/>
       </w:rPr>
@@ -5227,12 +5520,14 @@
     </w:tblStylePr>
     <w:tblStylePr w:type="firstCol">
       <w:rPr>
+        <w:rFonts w:eastAsia="黑体"/>
         <w:b/>
         <w:bCs/>
       </w:rPr>
     </w:tblStylePr>
     <w:tblStylePr w:type="lastCol">
       <w:rPr>
+        <w:rFonts w:eastAsia="黑体"/>
         <w:b/>
         <w:bCs/>
       </w:rPr>
@@ -5290,6 +5585,7 @@
         <w:spacing w:after="0" w:before="0" w:line="240" w:lineRule="auto"/>
       </w:pPr>
       <w:rPr>
+        <w:rFonts w:eastAsia="黑体"/>
         <w:b/>
         <w:bCs/>
         <w:color w:themeColor="background1" w:val="FFFFFF"/>
@@ -5304,6 +5600,7 @@
         <w:spacing w:after="0" w:before="0" w:line="240" w:lineRule="auto"/>
       </w:pPr>
       <w:rPr>
+        <w:rFonts w:eastAsia="黑体"/>
         <w:b/>
         <w:bCs/>
       </w:rPr>
@@ -5319,12 +5616,14 @@
     </w:tblStylePr>
     <w:tblStylePr w:type="firstCol">
       <w:rPr>
+        <w:rFonts w:eastAsia="黑体"/>
         <w:b/>
         <w:bCs/>
       </w:rPr>
     </w:tblStylePr>
     <w:tblStylePr w:type="lastCol">
       <w:rPr>
+        <w:rFonts w:eastAsia="黑体"/>
         <w:b/>
         <w:bCs/>
       </w:rPr>
@@ -5382,6 +5681,7 @@
         <w:spacing w:after="0" w:before="0" w:line="240" w:lineRule="auto"/>
       </w:pPr>
       <w:rPr>
+        <w:rFonts w:eastAsia="黑体"/>
         <w:b/>
         <w:bCs/>
         <w:color w:themeColor="background1" w:val="FFFFFF"/>
@@ -5396,6 +5696,7 @@
         <w:spacing w:after="0" w:before="0" w:line="240" w:lineRule="auto"/>
       </w:pPr>
       <w:rPr>
+        <w:rFonts w:eastAsia="黑体"/>
         <w:b/>
         <w:bCs/>
       </w:rPr>
@@ -5411,12 +5712,14 @@
     </w:tblStylePr>
     <w:tblStylePr w:type="firstCol">
       <w:rPr>
+        <w:rFonts w:eastAsia="黑体"/>
         <w:b/>
         <w:bCs/>
       </w:rPr>
     </w:tblStylePr>
     <w:tblStylePr w:type="lastCol">
       <w:rPr>
+        <w:rFonts w:eastAsia="黑体"/>
         <w:b/>
         <w:bCs/>
       </w:rPr>
@@ -5476,7 +5779,7 @@
         <w:spacing w:after="0" w:before="0" w:line="240" w:lineRule="auto"/>
       </w:pPr>
       <w:rPr>
-        <w:rFonts w:asciiTheme="majorHAnsi" w:cstheme="majorBidi" w:eastAsiaTheme="majorEastAsia" w:hAnsiTheme="majorHAnsi"/>
+        <w:rFonts w:asciiTheme="majorHAnsi" w:cstheme="majorBidi" w:hAnsiTheme="majorHAnsi" w:eastAsia="黑体"/>
         <w:b/>
         <w:bCs/>
       </w:rPr>
@@ -5497,7 +5800,7 @@
         <w:spacing w:after="0" w:before="0" w:line="240" w:lineRule="auto"/>
       </w:pPr>
       <w:rPr>
-        <w:rFonts w:asciiTheme="majorHAnsi" w:cstheme="majorBidi" w:eastAsiaTheme="majorEastAsia" w:hAnsiTheme="majorHAnsi"/>
+        <w:rFonts w:asciiTheme="majorHAnsi" w:cstheme="majorBidi" w:hAnsiTheme="majorHAnsi" w:eastAsia="黑体"/>
         <w:b/>
         <w:bCs/>
       </w:rPr>
@@ -5515,14 +5818,14 @@
     </w:tblStylePr>
     <w:tblStylePr w:type="firstCol">
       <w:rPr>
-        <w:rFonts w:asciiTheme="majorHAnsi" w:cstheme="majorBidi" w:eastAsiaTheme="majorEastAsia" w:hAnsiTheme="majorHAnsi"/>
+        <w:rFonts w:asciiTheme="majorHAnsi" w:cstheme="majorBidi" w:hAnsiTheme="majorHAnsi" w:eastAsia="黑体"/>
         <w:b/>
         <w:bCs/>
       </w:rPr>
     </w:tblStylePr>
     <w:tblStylePr w:type="lastCol">
       <w:rPr>
-        <w:rFonts w:asciiTheme="majorHAnsi" w:cstheme="majorBidi" w:eastAsiaTheme="majorEastAsia" w:hAnsiTheme="majorHAnsi"/>
+        <w:rFonts w:asciiTheme="majorHAnsi" w:cstheme="majorBidi" w:hAnsiTheme="majorHAnsi" w:eastAsia="黑体"/>
         <w:b/>
         <w:bCs/>
       </w:rPr>
@@ -5606,7 +5909,7 @@
         <w:spacing w:after="0" w:before="0" w:line="240" w:lineRule="auto"/>
       </w:pPr>
       <w:rPr>
-        <w:rFonts w:asciiTheme="majorHAnsi" w:cstheme="majorBidi" w:eastAsiaTheme="majorEastAsia" w:hAnsiTheme="majorHAnsi"/>
+        <w:rFonts w:asciiTheme="majorHAnsi" w:cstheme="majorBidi" w:hAnsiTheme="majorHAnsi" w:eastAsia="黑体"/>
         <w:b/>
         <w:bCs/>
       </w:rPr>
@@ -5627,7 +5930,7 @@
         <w:spacing w:after="0" w:before="0" w:line="240" w:lineRule="auto"/>
       </w:pPr>
       <w:rPr>
-        <w:rFonts w:asciiTheme="majorHAnsi" w:cstheme="majorBidi" w:eastAsiaTheme="majorEastAsia" w:hAnsiTheme="majorHAnsi"/>
+        <w:rFonts w:asciiTheme="majorHAnsi" w:cstheme="majorBidi" w:hAnsiTheme="majorHAnsi" w:eastAsia="黑体"/>
         <w:b/>
         <w:bCs/>
       </w:rPr>
@@ -5645,14 +5948,14 @@
     </w:tblStylePr>
     <w:tblStylePr w:type="firstCol">
       <w:rPr>
-        <w:rFonts w:asciiTheme="majorHAnsi" w:cstheme="majorBidi" w:eastAsiaTheme="majorEastAsia" w:hAnsiTheme="majorHAnsi"/>
+        <w:rFonts w:asciiTheme="majorHAnsi" w:cstheme="majorBidi" w:hAnsiTheme="majorHAnsi" w:eastAsia="黑体"/>
         <w:b/>
         <w:bCs/>
       </w:rPr>
     </w:tblStylePr>
     <w:tblStylePr w:type="lastCol">
       <w:rPr>
-        <w:rFonts w:asciiTheme="majorHAnsi" w:cstheme="majorBidi" w:eastAsiaTheme="majorEastAsia" w:hAnsiTheme="majorHAnsi"/>
+        <w:rFonts w:asciiTheme="majorHAnsi" w:cstheme="majorBidi" w:hAnsiTheme="majorHAnsi" w:eastAsia="黑体"/>
         <w:b/>
         <w:bCs/>
       </w:rPr>
@@ -5736,7 +6039,7 @@
         <w:spacing w:after="0" w:before="0" w:line="240" w:lineRule="auto"/>
       </w:pPr>
       <w:rPr>
-        <w:rFonts w:asciiTheme="majorHAnsi" w:cstheme="majorBidi" w:eastAsiaTheme="majorEastAsia" w:hAnsiTheme="majorHAnsi"/>
+        <w:rFonts w:asciiTheme="majorHAnsi" w:cstheme="majorBidi" w:hAnsiTheme="majorHAnsi" w:eastAsia="黑体"/>
         <w:b/>
         <w:bCs/>
       </w:rPr>
@@ -5757,7 +6060,7 @@
         <w:spacing w:after="0" w:before="0" w:line="240" w:lineRule="auto"/>
       </w:pPr>
       <w:rPr>
-        <w:rFonts w:asciiTheme="majorHAnsi" w:cstheme="majorBidi" w:eastAsiaTheme="majorEastAsia" w:hAnsiTheme="majorHAnsi"/>
+        <w:rFonts w:asciiTheme="majorHAnsi" w:cstheme="majorBidi" w:hAnsiTheme="majorHAnsi" w:eastAsia="黑体"/>
         <w:b/>
         <w:bCs/>
       </w:rPr>
@@ -5775,14 +6078,14 @@
     </w:tblStylePr>
     <w:tblStylePr w:type="firstCol">
       <w:rPr>
-        <w:rFonts w:asciiTheme="majorHAnsi" w:cstheme="majorBidi" w:eastAsiaTheme="majorEastAsia" w:hAnsiTheme="majorHAnsi"/>
+        <w:rFonts w:asciiTheme="majorHAnsi" w:cstheme="majorBidi" w:hAnsiTheme="majorHAnsi" w:eastAsia="黑体"/>
         <w:b/>
         <w:bCs/>
       </w:rPr>
     </w:tblStylePr>
     <w:tblStylePr w:type="lastCol">
       <w:rPr>
-        <w:rFonts w:asciiTheme="majorHAnsi" w:cstheme="majorBidi" w:eastAsiaTheme="majorEastAsia" w:hAnsiTheme="majorHAnsi"/>
+        <w:rFonts w:asciiTheme="majorHAnsi" w:cstheme="majorBidi" w:hAnsiTheme="majorHAnsi" w:eastAsia="黑体"/>
         <w:b/>
         <w:bCs/>
       </w:rPr>
@@ -5866,7 +6169,7 @@
         <w:spacing w:after="0" w:before="0" w:line="240" w:lineRule="auto"/>
       </w:pPr>
       <w:rPr>
-        <w:rFonts w:asciiTheme="majorHAnsi" w:cstheme="majorBidi" w:eastAsiaTheme="majorEastAsia" w:hAnsiTheme="majorHAnsi"/>
+        <w:rFonts w:asciiTheme="majorHAnsi" w:cstheme="majorBidi" w:hAnsiTheme="majorHAnsi" w:eastAsia="黑体"/>
         <w:b/>
         <w:bCs/>
       </w:rPr>
@@ -5887,7 +6190,7 @@
         <w:spacing w:after="0" w:before="0" w:line="240" w:lineRule="auto"/>
       </w:pPr>
       <w:rPr>
-        <w:rFonts w:asciiTheme="majorHAnsi" w:cstheme="majorBidi" w:eastAsiaTheme="majorEastAsia" w:hAnsiTheme="majorHAnsi"/>
+        <w:rFonts w:asciiTheme="majorHAnsi" w:cstheme="majorBidi" w:hAnsiTheme="majorHAnsi" w:eastAsia="黑体"/>
         <w:b/>
         <w:bCs/>
       </w:rPr>
@@ -5905,14 +6208,14 @@
     </w:tblStylePr>
     <w:tblStylePr w:type="firstCol">
       <w:rPr>
-        <w:rFonts w:asciiTheme="majorHAnsi" w:cstheme="majorBidi" w:eastAsiaTheme="majorEastAsia" w:hAnsiTheme="majorHAnsi"/>
+        <w:rFonts w:asciiTheme="majorHAnsi" w:cstheme="majorBidi" w:hAnsiTheme="majorHAnsi" w:eastAsia="黑体"/>
         <w:b/>
         <w:bCs/>
       </w:rPr>
     </w:tblStylePr>
     <w:tblStylePr w:type="lastCol">
       <w:rPr>
-        <w:rFonts w:asciiTheme="majorHAnsi" w:cstheme="majorBidi" w:eastAsiaTheme="majorEastAsia" w:hAnsiTheme="majorHAnsi"/>
+        <w:rFonts w:asciiTheme="majorHAnsi" w:cstheme="majorBidi" w:hAnsiTheme="majorHAnsi" w:eastAsia="黑体"/>
         <w:b/>
         <w:bCs/>
       </w:rPr>
@@ -5996,7 +6299,7 @@
         <w:spacing w:after="0" w:before="0" w:line="240" w:lineRule="auto"/>
       </w:pPr>
       <w:rPr>
-        <w:rFonts w:asciiTheme="majorHAnsi" w:cstheme="majorBidi" w:eastAsiaTheme="majorEastAsia" w:hAnsiTheme="majorHAnsi"/>
+        <w:rFonts w:asciiTheme="majorHAnsi" w:cstheme="majorBidi" w:hAnsiTheme="majorHAnsi" w:eastAsia="黑体"/>
         <w:b/>
         <w:bCs/>
       </w:rPr>
@@ -6017,7 +6320,7 @@
         <w:spacing w:after="0" w:before="0" w:line="240" w:lineRule="auto"/>
       </w:pPr>
       <w:rPr>
-        <w:rFonts w:asciiTheme="majorHAnsi" w:cstheme="majorBidi" w:eastAsiaTheme="majorEastAsia" w:hAnsiTheme="majorHAnsi"/>
+        <w:rFonts w:asciiTheme="majorHAnsi" w:cstheme="majorBidi" w:hAnsiTheme="majorHAnsi" w:eastAsia="黑体"/>
         <w:b/>
         <w:bCs/>
       </w:rPr>
@@ -6035,14 +6338,14 @@
     </w:tblStylePr>
     <w:tblStylePr w:type="firstCol">
       <w:rPr>
-        <w:rFonts w:asciiTheme="majorHAnsi" w:cstheme="majorBidi" w:eastAsiaTheme="majorEastAsia" w:hAnsiTheme="majorHAnsi"/>
+        <w:rFonts w:asciiTheme="majorHAnsi" w:cstheme="majorBidi" w:hAnsiTheme="majorHAnsi" w:eastAsia="黑体"/>
         <w:b/>
         <w:bCs/>
       </w:rPr>
     </w:tblStylePr>
     <w:tblStylePr w:type="lastCol">
       <w:rPr>
-        <w:rFonts w:asciiTheme="majorHAnsi" w:cstheme="majorBidi" w:eastAsiaTheme="majorEastAsia" w:hAnsiTheme="majorHAnsi"/>
+        <w:rFonts w:asciiTheme="majorHAnsi" w:cstheme="majorBidi" w:hAnsiTheme="majorHAnsi" w:eastAsia="黑体"/>
         <w:b/>
         <w:bCs/>
       </w:rPr>
@@ -6126,7 +6429,7 @@
         <w:spacing w:after="0" w:before="0" w:line="240" w:lineRule="auto"/>
       </w:pPr>
       <w:rPr>
-        <w:rFonts w:asciiTheme="majorHAnsi" w:cstheme="majorBidi" w:eastAsiaTheme="majorEastAsia" w:hAnsiTheme="majorHAnsi"/>
+        <w:rFonts w:asciiTheme="majorHAnsi" w:cstheme="majorBidi" w:hAnsiTheme="majorHAnsi" w:eastAsia="黑体"/>
         <w:b/>
         <w:bCs/>
       </w:rPr>
@@ -6147,7 +6450,7 @@
         <w:spacing w:after="0" w:before="0" w:line="240" w:lineRule="auto"/>
       </w:pPr>
       <w:rPr>
-        <w:rFonts w:asciiTheme="majorHAnsi" w:cstheme="majorBidi" w:eastAsiaTheme="majorEastAsia" w:hAnsiTheme="majorHAnsi"/>
+        <w:rFonts w:asciiTheme="majorHAnsi" w:cstheme="majorBidi" w:hAnsiTheme="majorHAnsi" w:eastAsia="黑体"/>
         <w:b/>
         <w:bCs/>
       </w:rPr>
@@ -6165,14 +6468,14 @@
     </w:tblStylePr>
     <w:tblStylePr w:type="firstCol">
       <w:rPr>
-        <w:rFonts w:asciiTheme="majorHAnsi" w:cstheme="majorBidi" w:eastAsiaTheme="majorEastAsia" w:hAnsiTheme="majorHAnsi"/>
+        <w:rFonts w:asciiTheme="majorHAnsi" w:cstheme="majorBidi" w:hAnsiTheme="majorHAnsi" w:eastAsia="黑体"/>
         <w:b/>
         <w:bCs/>
       </w:rPr>
     </w:tblStylePr>
     <w:tblStylePr w:type="lastCol">
       <w:rPr>
-        <w:rFonts w:asciiTheme="majorHAnsi" w:cstheme="majorBidi" w:eastAsiaTheme="majorEastAsia" w:hAnsiTheme="majorHAnsi"/>
+        <w:rFonts w:asciiTheme="majorHAnsi" w:cstheme="majorBidi" w:hAnsiTheme="majorHAnsi" w:eastAsia="黑体"/>
         <w:b/>
         <w:bCs/>
       </w:rPr>
@@ -6256,7 +6559,7 @@
         <w:spacing w:after="0" w:before="0" w:line="240" w:lineRule="auto"/>
       </w:pPr>
       <w:rPr>
-        <w:rFonts w:asciiTheme="majorHAnsi" w:cstheme="majorBidi" w:eastAsiaTheme="majorEastAsia" w:hAnsiTheme="majorHAnsi"/>
+        <w:rFonts w:asciiTheme="majorHAnsi" w:cstheme="majorBidi" w:hAnsiTheme="majorHAnsi" w:eastAsia="黑体"/>
         <w:b/>
         <w:bCs/>
       </w:rPr>
@@ -6277,7 +6580,7 @@
         <w:spacing w:after="0" w:before="0" w:line="240" w:lineRule="auto"/>
       </w:pPr>
       <w:rPr>
-        <w:rFonts w:asciiTheme="majorHAnsi" w:cstheme="majorBidi" w:eastAsiaTheme="majorEastAsia" w:hAnsiTheme="majorHAnsi"/>
+        <w:rFonts w:asciiTheme="majorHAnsi" w:cstheme="majorBidi" w:hAnsiTheme="majorHAnsi" w:eastAsia="黑体"/>
         <w:b/>
         <w:bCs/>
       </w:rPr>
@@ -6295,14 +6598,14 @@
     </w:tblStylePr>
     <w:tblStylePr w:type="firstCol">
       <w:rPr>
-        <w:rFonts w:asciiTheme="majorHAnsi" w:cstheme="majorBidi" w:eastAsiaTheme="majorEastAsia" w:hAnsiTheme="majorHAnsi"/>
+        <w:rFonts w:asciiTheme="majorHAnsi" w:cstheme="majorBidi" w:hAnsiTheme="majorHAnsi" w:eastAsia="黑体"/>
         <w:b/>
         <w:bCs/>
       </w:rPr>
     </w:tblStylePr>
     <w:tblStylePr w:type="lastCol">
       <w:rPr>
-        <w:rFonts w:asciiTheme="majorHAnsi" w:cstheme="majorBidi" w:eastAsiaTheme="majorEastAsia" w:hAnsiTheme="majorHAnsi"/>
+        <w:rFonts w:asciiTheme="majorHAnsi" w:cstheme="majorBidi" w:hAnsiTheme="majorHAnsi" w:eastAsia="黑体"/>
         <w:b/>
         <w:bCs/>
       </w:rPr>
@@ -6385,6 +6688,7 @@
         <w:spacing w:after="0" w:before="0" w:line="240" w:lineRule="auto"/>
       </w:pPr>
       <w:rPr>
+        <w:rFonts w:eastAsia="黑体"/>
         <w:b/>
         <w:bCs/>
         <w:color w:themeColor="background1" w:val="FFFFFF"/>
@@ -6407,6 +6711,7 @@
         <w:spacing w:after="0" w:before="0" w:line="240" w:lineRule="auto"/>
       </w:pPr>
       <w:rPr>
+        <w:rFonts w:eastAsia="黑体"/>
         <w:b/>
         <w:bCs/>
       </w:rPr>
@@ -6424,12 +6729,14 @@
     </w:tblStylePr>
     <w:tblStylePr w:type="firstCol">
       <w:rPr>
+        <w:rFonts w:eastAsia="黑体"/>
         <w:b/>
         <w:bCs/>
       </w:rPr>
     </w:tblStylePr>
     <w:tblStylePr w:type="lastCol">
       <w:rPr>
+        <w:rFonts w:eastAsia="黑体"/>
         <w:b/>
         <w:bCs/>
       </w:rPr>
@@ -6491,6 +6798,7 @@
         <w:spacing w:after="0" w:before="0" w:line="240" w:lineRule="auto"/>
       </w:pPr>
       <w:rPr>
+        <w:rFonts w:eastAsia="黑体"/>
         <w:b/>
         <w:bCs/>
         <w:color w:themeColor="background1" w:val="FFFFFF"/>
@@ -6513,6 +6821,7 @@
         <w:spacing w:after="0" w:before="0" w:line="240" w:lineRule="auto"/>
       </w:pPr>
       <w:rPr>
+        <w:rFonts w:eastAsia="黑体"/>
         <w:b/>
         <w:bCs/>
       </w:rPr>
@@ -6530,12 +6839,14 @@
     </w:tblStylePr>
     <w:tblStylePr w:type="firstCol">
       <w:rPr>
+        <w:rFonts w:eastAsia="黑体"/>
         <w:b/>
         <w:bCs/>
       </w:rPr>
     </w:tblStylePr>
     <w:tblStylePr w:type="lastCol">
       <w:rPr>
+        <w:rFonts w:eastAsia="黑体"/>
         <w:b/>
         <w:bCs/>
       </w:rPr>
@@ -6597,6 +6908,7 @@
         <w:spacing w:after="0" w:before="0" w:line="240" w:lineRule="auto"/>
       </w:pPr>
       <w:rPr>
+        <w:rFonts w:eastAsia="黑体"/>
         <w:b/>
         <w:bCs/>
         <w:color w:themeColor="background1" w:val="FFFFFF"/>
@@ -6619,6 +6931,7 @@
         <w:spacing w:after="0" w:before="0" w:line="240" w:lineRule="auto"/>
       </w:pPr>
       <w:rPr>
+        <w:rFonts w:eastAsia="黑体"/>
         <w:b/>
         <w:bCs/>
       </w:rPr>
@@ -6636,12 +6949,14 @@
     </w:tblStylePr>
     <w:tblStylePr w:type="firstCol">
       <w:rPr>
+        <w:rFonts w:eastAsia="黑体"/>
         <w:b/>
         <w:bCs/>
       </w:rPr>
     </w:tblStylePr>
     <w:tblStylePr w:type="lastCol">
       <w:rPr>
+        <w:rFonts w:eastAsia="黑体"/>
         <w:b/>
         <w:bCs/>
       </w:rPr>
@@ -6703,6 +7018,7 @@
         <w:spacing w:after="0" w:before="0" w:line="240" w:lineRule="auto"/>
       </w:pPr>
       <w:rPr>
+        <w:rFonts w:eastAsia="黑体"/>
         <w:b/>
         <w:bCs/>
         <w:color w:themeColor="background1" w:val="FFFFFF"/>
@@ -6725,6 +7041,7 @@
         <w:spacing w:after="0" w:before="0" w:line="240" w:lineRule="auto"/>
       </w:pPr>
       <w:rPr>
+        <w:rFonts w:eastAsia="黑体"/>
         <w:b/>
         <w:bCs/>
       </w:rPr>
@@ -6742,12 +7059,14 @@
     </w:tblStylePr>
     <w:tblStylePr w:type="firstCol">
       <w:rPr>
+        <w:rFonts w:eastAsia="黑体"/>
         <w:b/>
         <w:bCs/>
       </w:rPr>
     </w:tblStylePr>
     <w:tblStylePr w:type="lastCol">
       <w:rPr>
+        <w:rFonts w:eastAsia="黑体"/>
         <w:b/>
         <w:bCs/>
       </w:rPr>
@@ -6809,6 +7128,7 @@
         <w:spacing w:after="0" w:before="0" w:line="240" w:lineRule="auto"/>
       </w:pPr>
       <w:rPr>
+        <w:rFonts w:eastAsia="黑体"/>
         <w:b/>
         <w:bCs/>
         <w:color w:themeColor="background1" w:val="FFFFFF"/>
@@ -6831,6 +7151,7 @@
         <w:spacing w:after="0" w:before="0" w:line="240" w:lineRule="auto"/>
       </w:pPr>
       <w:rPr>
+        <w:rFonts w:eastAsia="黑体"/>
         <w:b/>
         <w:bCs/>
       </w:rPr>
@@ -6848,12 +7169,14 @@
     </w:tblStylePr>
     <w:tblStylePr w:type="firstCol">
       <w:rPr>
+        <w:rFonts w:eastAsia="黑体"/>
         <w:b/>
         <w:bCs/>
       </w:rPr>
     </w:tblStylePr>
     <w:tblStylePr w:type="lastCol">
       <w:rPr>
+        <w:rFonts w:eastAsia="黑体"/>
         <w:b/>
         <w:bCs/>
       </w:rPr>
@@ -6915,6 +7238,7 @@
         <w:spacing w:after="0" w:before="0" w:line="240" w:lineRule="auto"/>
       </w:pPr>
       <w:rPr>
+        <w:rFonts w:eastAsia="黑体"/>
         <w:b/>
         <w:bCs/>
         <w:color w:themeColor="background1" w:val="FFFFFF"/>
@@ -6937,6 +7261,7 @@
         <w:spacing w:after="0" w:before="0" w:line="240" w:lineRule="auto"/>
       </w:pPr>
       <w:rPr>
+        <w:rFonts w:eastAsia="黑体"/>
         <w:b/>
         <w:bCs/>
       </w:rPr>
@@ -6954,12 +7279,14 @@
     </w:tblStylePr>
     <w:tblStylePr w:type="firstCol">
       <w:rPr>
+        <w:rFonts w:eastAsia="黑体"/>
         <w:b/>
         <w:bCs/>
       </w:rPr>
     </w:tblStylePr>
     <w:tblStylePr w:type="lastCol">
       <w:rPr>
+        <w:rFonts w:eastAsia="黑体"/>
         <w:b/>
         <w:bCs/>
       </w:rPr>
@@ -7021,6 +7348,7 @@
         <w:spacing w:after="0" w:before="0" w:line="240" w:lineRule="auto"/>
       </w:pPr>
       <w:rPr>
+        <w:rFonts w:eastAsia="黑体"/>
         <w:b/>
         <w:bCs/>
         <w:color w:themeColor="background1" w:val="FFFFFF"/>
@@ -7043,6 +7371,7 @@
         <w:spacing w:after="0" w:before="0" w:line="240" w:lineRule="auto"/>
       </w:pPr>
       <w:rPr>
+        <w:rFonts w:eastAsia="黑体"/>
         <w:b/>
         <w:bCs/>
       </w:rPr>
@@ -7060,12 +7389,14 @@
     </w:tblStylePr>
     <w:tblStylePr w:type="firstCol">
       <w:rPr>
+        <w:rFonts w:eastAsia="黑体"/>
         <w:b/>
         <w:bCs/>
       </w:rPr>
     </w:tblStylePr>
     <w:tblStylePr w:type="lastCol">
       <w:rPr>
+        <w:rFonts w:eastAsia="黑体"/>
         <w:b/>
         <w:bCs/>
       </w:rPr>
@@ -7124,6 +7455,7 @@
         <w:spacing w:after="0" w:before="0" w:line="240" w:lineRule="auto"/>
       </w:pPr>
       <w:rPr>
+        <w:rFonts w:eastAsia="黑体"/>
         <w:b/>
         <w:bCs/>
         <w:color w:themeColor="background1" w:val="FFFFFF"/>
@@ -7146,6 +7478,7 @@
         <w:spacing w:after="0" w:before="0" w:line="240" w:lineRule="auto"/>
       </w:pPr>
       <w:rPr>
+        <w:rFonts w:eastAsia="黑体"/>
         <w:color w:val="auto"/>
       </w:rPr>
       <w:tblPr/>
@@ -7163,6 +7496,7 @@
     </w:tblStylePr>
     <w:tblStylePr w:type="firstCol">
       <w:rPr>
+        <w:rFonts w:eastAsia="黑体"/>
         <w:b/>
         <w:bCs/>
         <w:color w:themeColor="background1" w:val="FFFFFF"/>
@@ -7182,6 +7516,7 @@
     </w:tblStylePr>
     <w:tblStylePr w:type="lastCol">
       <w:rPr>
+        <w:rFonts w:eastAsia="黑体"/>
         <w:b/>
         <w:bCs/>
         <w:color w:themeColor="background1" w:val="FFFFFF"/>
@@ -7230,6 +7565,7 @@
     </w:tblStylePr>
     <w:tblStylePr w:type="nwCell">
       <w:rPr>
+        <w:rFonts w:eastAsia="黑体"/>
         <w:color w:themeColor="background1" w:val="FFFFFF"/>
       </w:rPr>
       <w:tblPr/>
@@ -7273,6 +7609,7 @@
         <w:spacing w:after="0" w:before="0" w:line="240" w:lineRule="auto"/>
       </w:pPr>
       <w:rPr>
+        <w:rFonts w:eastAsia="黑体"/>
         <w:b/>
         <w:bCs/>
         <w:color w:themeColor="background1" w:val="FFFFFF"/>
@@ -7295,6 +7632,7 @@
         <w:spacing w:after="0" w:before="0" w:line="240" w:lineRule="auto"/>
       </w:pPr>
       <w:rPr>
+        <w:rFonts w:eastAsia="黑体"/>
         <w:color w:val="auto"/>
       </w:rPr>
       <w:tblPr/>
@@ -7312,6 +7650,7 @@
     </w:tblStylePr>
     <w:tblStylePr w:type="firstCol">
       <w:rPr>
+        <w:rFonts w:eastAsia="黑体"/>
         <w:b/>
         <w:bCs/>
         <w:color w:themeColor="background1" w:val="FFFFFF"/>
@@ -7331,6 +7670,7 @@
     </w:tblStylePr>
     <w:tblStylePr w:type="lastCol">
       <w:rPr>
+        <w:rFonts w:eastAsia="黑体"/>
         <w:b/>
         <w:bCs/>
         <w:color w:themeColor="background1" w:val="FFFFFF"/>
@@ -7379,6 +7719,7 @@
     </w:tblStylePr>
     <w:tblStylePr w:type="nwCell">
       <w:rPr>
+        <w:rFonts w:eastAsia="黑体"/>
         <w:color w:themeColor="background1" w:val="FFFFFF"/>
       </w:rPr>
       <w:tblPr/>
@@ -7422,6 +7763,7 @@
         <w:spacing w:after="0" w:before="0" w:line="240" w:lineRule="auto"/>
       </w:pPr>
       <w:rPr>
+        <w:rFonts w:eastAsia="黑体"/>
         <w:b/>
         <w:bCs/>
         <w:color w:themeColor="background1" w:val="FFFFFF"/>
@@ -7444,6 +7786,7 @@
         <w:spacing w:after="0" w:before="0" w:line="240" w:lineRule="auto"/>
       </w:pPr>
       <w:rPr>
+        <w:rFonts w:eastAsia="黑体"/>
         <w:color w:val="auto"/>
       </w:rPr>
       <w:tblPr/>
@@ -7461,6 +7804,7 @@
     </w:tblStylePr>
     <w:tblStylePr w:type="firstCol">
       <w:rPr>
+        <w:rFonts w:eastAsia="黑体"/>
         <w:b/>
         <w:bCs/>
         <w:color w:themeColor="background1" w:val="FFFFFF"/>
@@ -7480,6 +7824,7 @@
     </w:tblStylePr>
     <w:tblStylePr w:type="lastCol">
       <w:rPr>
+        <w:rFonts w:eastAsia="黑体"/>
         <w:b/>
         <w:bCs/>
         <w:color w:themeColor="background1" w:val="FFFFFF"/>
@@ -7528,6 +7873,7 @@
     </w:tblStylePr>
     <w:tblStylePr w:type="nwCell">
       <w:rPr>
+        <w:rFonts w:eastAsia="黑体"/>
         <w:color w:themeColor="background1" w:val="FFFFFF"/>
       </w:rPr>
       <w:tblPr/>
@@ -7571,6 +7917,7 @@
         <w:spacing w:after="0" w:before="0" w:line="240" w:lineRule="auto"/>
       </w:pPr>
       <w:rPr>
+        <w:rFonts w:eastAsia="黑体"/>
         <w:b/>
         <w:bCs/>
         <w:color w:themeColor="background1" w:val="FFFFFF"/>
@@ -7593,6 +7940,7 @@
         <w:spacing w:after="0" w:before="0" w:line="240" w:lineRule="auto"/>
       </w:pPr>
       <w:rPr>
+        <w:rFonts w:eastAsia="黑体"/>
         <w:color w:val="auto"/>
       </w:rPr>
       <w:tblPr/>
@@ -7610,6 +7958,7 @@
     </w:tblStylePr>
     <w:tblStylePr w:type="firstCol">
       <w:rPr>
+        <w:rFonts w:eastAsia="黑体"/>
         <w:b/>
         <w:bCs/>
         <w:color w:themeColor="background1" w:val="FFFFFF"/>
@@ -7629,6 +7978,7 @@
     </w:tblStylePr>
     <w:tblStylePr w:type="lastCol">
       <w:rPr>
+        <w:rFonts w:eastAsia="黑体"/>
         <w:b/>
         <w:bCs/>
         <w:color w:themeColor="background1" w:val="FFFFFF"/>
@@ -7677,6 +8027,7 @@
     </w:tblStylePr>
     <w:tblStylePr w:type="nwCell">
       <w:rPr>
+        <w:rFonts w:eastAsia="黑体"/>
         <w:color w:themeColor="background1" w:val="FFFFFF"/>
       </w:rPr>
       <w:tblPr/>
@@ -7720,6 +8071,7 @@
         <w:spacing w:after="0" w:before="0" w:line="240" w:lineRule="auto"/>
       </w:pPr>
       <w:rPr>
+        <w:rFonts w:eastAsia="黑体"/>
         <w:b/>
         <w:bCs/>
         <w:color w:themeColor="background1" w:val="FFFFFF"/>
@@ -7742,6 +8094,7 @@
         <w:spacing w:after="0" w:before="0" w:line="240" w:lineRule="auto"/>
       </w:pPr>
       <w:rPr>
+        <w:rFonts w:eastAsia="黑体"/>
         <w:color w:val="auto"/>
       </w:rPr>
       <w:tblPr/>
@@ -7759,6 +8112,7 @@
     </w:tblStylePr>
     <w:tblStylePr w:type="firstCol">
       <w:rPr>
+        <w:rFonts w:eastAsia="黑体"/>
         <w:b/>
         <w:bCs/>
         <w:color w:themeColor="background1" w:val="FFFFFF"/>
@@ -7778,6 +8132,7 @@
     </w:tblStylePr>
     <w:tblStylePr w:type="lastCol">
       <w:rPr>
+        <w:rFonts w:eastAsia="黑体"/>
         <w:b/>
         <w:bCs/>
         <w:color w:themeColor="background1" w:val="FFFFFF"/>
@@ -7826,6 +8181,7 @@
     </w:tblStylePr>
     <w:tblStylePr w:type="nwCell">
       <w:rPr>
+        <w:rFonts w:eastAsia="黑体"/>
         <w:color w:themeColor="background1" w:val="FFFFFF"/>
       </w:rPr>
       <w:tblPr/>
@@ -7869,6 +8225,7 @@
         <w:spacing w:after="0" w:before="0" w:line="240" w:lineRule="auto"/>
       </w:pPr>
       <w:rPr>
+        <w:rFonts w:eastAsia="黑体"/>
         <w:b/>
         <w:bCs/>
         <w:color w:themeColor="background1" w:val="FFFFFF"/>
@@ -7891,6 +8248,7 @@
         <w:spacing w:after="0" w:before="0" w:line="240" w:lineRule="auto"/>
       </w:pPr>
       <w:rPr>
+        <w:rFonts w:eastAsia="黑体"/>
         <w:color w:val="auto"/>
       </w:rPr>
       <w:tblPr/>
@@ -7908,6 +8266,7 @@
     </w:tblStylePr>
     <w:tblStylePr w:type="firstCol">
       <w:rPr>
+        <w:rFonts w:eastAsia="黑体"/>
         <w:b/>
         <w:bCs/>
         <w:color w:themeColor="background1" w:val="FFFFFF"/>
@@ -7927,6 +8286,7 @@
     </w:tblStylePr>
     <w:tblStylePr w:type="lastCol">
       <w:rPr>
+        <w:rFonts w:eastAsia="黑体"/>
         <w:b/>
         <w:bCs/>
         <w:color w:themeColor="background1" w:val="FFFFFF"/>
@@ -7975,6 +8335,7 @@
     </w:tblStylePr>
     <w:tblStylePr w:type="nwCell">
       <w:rPr>
+        <w:rFonts w:eastAsia="黑体"/>
         <w:color w:themeColor="background1" w:val="FFFFFF"/>
       </w:rPr>
       <w:tblPr/>
@@ -8018,6 +8379,7 @@
         <w:spacing w:after="0" w:before="0" w:line="240" w:lineRule="auto"/>
       </w:pPr>
       <w:rPr>
+        <w:rFonts w:eastAsia="黑体"/>
         <w:b/>
         <w:bCs/>
         <w:color w:themeColor="background1" w:val="FFFFFF"/>
@@ -8040,6 +8402,7 @@
         <w:spacing w:after="0" w:before="0" w:line="240" w:lineRule="auto"/>
       </w:pPr>
       <w:rPr>
+        <w:rFonts w:eastAsia="黑体"/>
         <w:color w:val="auto"/>
       </w:rPr>
       <w:tblPr/>
@@ -8057,6 +8420,7 @@
     </w:tblStylePr>
     <w:tblStylePr w:type="firstCol">
       <w:rPr>
+        <w:rFonts w:eastAsia="黑体"/>
         <w:b/>
         <w:bCs/>
         <w:color w:themeColor="background1" w:val="FFFFFF"/>
@@ -8076,6 +8440,7 @@
     </w:tblStylePr>
     <w:tblStylePr w:type="lastCol">
       <w:rPr>
+        <w:rFonts w:eastAsia="黑体"/>
         <w:b/>
         <w:bCs/>
         <w:color w:themeColor="background1" w:val="FFFFFF"/>
@@ -8124,6 +8489,7 @@
     </w:tblStylePr>
     <w:tblStylePr w:type="nwCell">
       <w:rPr>
+        <w:rFonts w:eastAsia="黑体"/>
         <w:color w:themeColor="background1" w:val="FFFFFF"/>
       </w:rPr>
       <w:tblPr/>
@@ -8148,6 +8514,7 @@
       <w:spacing w:after="0" w:line="240" w:lineRule="auto"/>
     </w:pPr>
     <w:rPr>
+      <w:rFonts w:eastAsia="黑体"/>
       <w:color w:themeColor="text1" w:val="000000"/>
     </w:rPr>
     <w:tblPr>
@@ -8167,7 +8534,7 @@
     </w:tblPr>
     <w:tblStylePr w:type="firstRow">
       <w:rPr>
-        <w:rFonts w:asciiTheme="majorHAnsi" w:cstheme="majorBidi" w:eastAsiaTheme="majorEastAsia" w:hAnsiTheme="majorHAnsi"/>
+        <w:rFonts w:asciiTheme="majorHAnsi" w:cstheme="majorBidi" w:hAnsiTheme="majorHAnsi" w:eastAsia="黑体"/>
       </w:rPr>
       <w:tblPr/>
       <w:tcPr>
@@ -8179,6 +8546,7 @@
     </w:tblStylePr>
     <w:tblStylePr w:type="lastRow">
       <w:rPr>
+        <w:rFonts w:eastAsia="黑体"/>
         <w:b/>
         <w:bCs/>
         <w:color w:themeColor="text2" w:val="1F497D"/>
@@ -8193,12 +8561,14 @@
     </w:tblStylePr>
     <w:tblStylePr w:type="firstCol">
       <w:rPr>
+        <w:rFonts w:eastAsia="黑体"/>
         <w:b/>
         <w:bCs/>
       </w:rPr>
     </w:tblStylePr>
     <w:tblStylePr w:type="lastCol">
       <w:rPr>
+        <w:rFonts w:eastAsia="黑体"/>
         <w:b/>
         <w:bCs/>
       </w:rPr>
@@ -8232,6 +8602,7 @@
       <w:spacing w:after="0" w:line="240" w:lineRule="auto"/>
     </w:pPr>
     <w:rPr>
+      <w:rFonts w:eastAsia="黑体"/>
       <w:color w:themeColor="text1" w:val="000000"/>
     </w:rPr>
     <w:tblPr>
@@ -8251,7 +8622,7 @@
     </w:tblPr>
     <w:tblStylePr w:type="firstRow">
       <w:rPr>
-        <w:rFonts w:asciiTheme="majorHAnsi" w:cstheme="majorBidi" w:eastAsiaTheme="majorEastAsia" w:hAnsiTheme="majorHAnsi"/>
+        <w:rFonts w:asciiTheme="majorHAnsi" w:cstheme="majorBidi" w:hAnsiTheme="majorHAnsi" w:eastAsia="黑体"/>
       </w:rPr>
       <w:tblPr/>
       <w:tcPr>
@@ -8263,6 +8634,7 @@
     </w:tblStylePr>
     <w:tblStylePr w:type="lastRow">
       <w:rPr>
+        <w:rFonts w:eastAsia="黑体"/>
         <w:b/>
         <w:bCs/>
         <w:color w:themeColor="text2" w:val="1F497D"/>
@@ -8277,12 +8649,14 @@
     </w:tblStylePr>
     <w:tblStylePr w:type="firstCol">
       <w:rPr>
+        <w:rFonts w:eastAsia="黑体"/>
         <w:b/>
         <w:bCs/>
       </w:rPr>
     </w:tblStylePr>
     <w:tblStylePr w:type="lastCol">
       <w:rPr>
+        <w:rFonts w:eastAsia="黑体"/>
         <w:b/>
         <w:bCs/>
       </w:rPr>
@@ -8316,6 +8690,7 @@
       <w:spacing w:after="0" w:line="240" w:lineRule="auto"/>
     </w:pPr>
     <w:rPr>
+      <w:rFonts w:eastAsia="黑体"/>
       <w:color w:themeColor="text1" w:val="000000"/>
     </w:rPr>
     <w:tblPr>
@@ -8335,7 +8710,7 @@
     </w:tblPr>
     <w:tblStylePr w:type="firstRow">
       <w:rPr>
-        <w:rFonts w:asciiTheme="majorHAnsi" w:cstheme="majorBidi" w:eastAsiaTheme="majorEastAsia" w:hAnsiTheme="majorHAnsi"/>
+        <w:rFonts w:asciiTheme="majorHAnsi" w:cstheme="majorBidi" w:hAnsiTheme="majorHAnsi" w:eastAsia="黑体"/>
       </w:rPr>
       <w:tblPr/>
       <w:tcPr>
@@ -8347,6 +8722,7 @@
     </w:tblStylePr>
     <w:tblStylePr w:type="lastRow">
       <w:rPr>
+        <w:rFonts w:eastAsia="黑体"/>
         <w:b/>
         <w:bCs/>
         <w:color w:themeColor="text2" w:val="1F497D"/>
@@ -8361,12 +8737,14 @@
     </w:tblStylePr>
     <w:tblStylePr w:type="firstCol">
       <w:rPr>
+        <w:rFonts w:eastAsia="黑体"/>
         <w:b/>
         <w:bCs/>
       </w:rPr>
     </w:tblStylePr>
     <w:tblStylePr w:type="lastCol">
       <w:rPr>
+        <w:rFonts w:eastAsia="黑体"/>
         <w:b/>
         <w:bCs/>
       </w:rPr>
@@ -8400,6 +8778,7 @@
       <w:spacing w:after="0" w:line="240" w:lineRule="auto"/>
     </w:pPr>
     <w:rPr>
+      <w:rFonts w:eastAsia="黑体"/>
       <w:color w:themeColor="text1" w:val="000000"/>
     </w:rPr>
     <w:tblPr>
@@ -8419,7 +8798,7 @@
     </w:tblPr>
     <w:tblStylePr w:type="firstRow">
       <w:rPr>
-        <w:rFonts w:asciiTheme="majorHAnsi" w:cstheme="majorBidi" w:eastAsiaTheme="majorEastAsia" w:hAnsiTheme="majorHAnsi"/>
+        <w:rFonts w:asciiTheme="majorHAnsi" w:cstheme="majorBidi" w:hAnsiTheme="majorHAnsi" w:eastAsia="黑体"/>
       </w:rPr>
       <w:tblPr/>
       <w:tcPr>
@@ -8431,6 +8810,7 @@
     </w:tblStylePr>
     <w:tblStylePr w:type="lastRow">
       <w:rPr>
+        <w:rFonts w:eastAsia="黑体"/>
         <w:b/>
         <w:bCs/>
         <w:color w:themeColor="text2" w:val="1F497D"/>
@@ -8445,12 +8825,14 @@
     </w:tblStylePr>
     <w:tblStylePr w:type="firstCol">
       <w:rPr>
+        <w:rFonts w:eastAsia="黑体"/>
         <w:b/>
         <w:bCs/>
       </w:rPr>
     </w:tblStylePr>
     <w:tblStylePr w:type="lastCol">
       <w:rPr>
+        <w:rFonts w:eastAsia="黑体"/>
         <w:b/>
         <w:bCs/>
       </w:rPr>
@@ -8484,6 +8866,7 @@
       <w:spacing w:after="0" w:line="240" w:lineRule="auto"/>
     </w:pPr>
     <w:rPr>
+      <w:rFonts w:eastAsia="黑体"/>
       <w:color w:themeColor="text1" w:val="000000"/>
     </w:rPr>
     <w:tblPr>
@@ -8503,7 +8886,7 @@
     </w:tblPr>
     <w:tblStylePr w:type="firstRow">
       <w:rPr>
-        <w:rFonts w:asciiTheme="majorHAnsi" w:cstheme="majorBidi" w:eastAsiaTheme="majorEastAsia" w:hAnsiTheme="majorHAnsi"/>
+        <w:rFonts w:asciiTheme="majorHAnsi" w:cstheme="majorBidi" w:hAnsiTheme="majorHAnsi" w:eastAsia="黑体"/>
       </w:rPr>
       <w:tblPr/>
       <w:tcPr>
@@ -8515,6 +8898,7 @@
     </w:tblStylePr>
     <w:tblStylePr w:type="lastRow">
       <w:rPr>
+        <w:rFonts w:eastAsia="黑体"/>
         <w:b/>
         <w:bCs/>
         <w:color w:themeColor="text2" w:val="1F497D"/>
@@ -8529,12 +8913,14 @@
     </w:tblStylePr>
     <w:tblStylePr w:type="firstCol">
       <w:rPr>
+        <w:rFonts w:eastAsia="黑体"/>
         <w:b/>
         <w:bCs/>
       </w:rPr>
     </w:tblStylePr>
     <w:tblStylePr w:type="lastCol">
       <w:rPr>
+        <w:rFonts w:eastAsia="黑体"/>
         <w:b/>
         <w:bCs/>
       </w:rPr>
@@ -8568,6 +8954,7 @@
       <w:spacing w:after="0" w:line="240" w:lineRule="auto"/>
     </w:pPr>
     <w:rPr>
+      <w:rFonts w:eastAsia="黑体"/>
       <w:color w:themeColor="text1" w:val="000000"/>
     </w:rPr>
     <w:tblPr>
@@ -8587,7 +8974,7 @@
     </w:tblPr>
     <w:tblStylePr w:type="firstRow">
       <w:rPr>
-        <w:rFonts w:asciiTheme="majorHAnsi" w:cstheme="majorBidi" w:eastAsiaTheme="majorEastAsia" w:hAnsiTheme="majorHAnsi"/>
+        <w:rFonts w:asciiTheme="majorHAnsi" w:cstheme="majorBidi" w:hAnsiTheme="majorHAnsi" w:eastAsia="黑体"/>
       </w:rPr>
       <w:tblPr/>
       <w:tcPr>
@@ -8599,6 +8986,7 @@
     </w:tblStylePr>
     <w:tblStylePr w:type="lastRow">
       <w:rPr>
+        <w:rFonts w:eastAsia="黑体"/>
         <w:b/>
         <w:bCs/>
         <w:color w:themeColor="text2" w:val="1F497D"/>
@@ -8613,12 +9001,14 @@
     </w:tblStylePr>
     <w:tblStylePr w:type="firstCol">
       <w:rPr>
+        <w:rFonts w:eastAsia="黑体"/>
         <w:b/>
         <w:bCs/>
       </w:rPr>
     </w:tblStylePr>
     <w:tblStylePr w:type="lastCol">
       <w:rPr>
+        <w:rFonts w:eastAsia="黑体"/>
         <w:b/>
         <w:bCs/>
       </w:rPr>
@@ -8652,6 +9042,7 @@
       <w:spacing w:after="0" w:line="240" w:lineRule="auto"/>
     </w:pPr>
     <w:rPr>
+      <w:rFonts w:eastAsia="黑体"/>
       <w:color w:themeColor="text1" w:val="000000"/>
     </w:rPr>
     <w:tblPr>
@@ -8671,7 +9062,7 @@
     </w:tblPr>
     <w:tblStylePr w:type="firstRow">
       <w:rPr>
-        <w:rFonts w:asciiTheme="majorHAnsi" w:cstheme="majorBidi" w:eastAsiaTheme="majorEastAsia" w:hAnsiTheme="majorHAnsi"/>
+        <w:rFonts w:asciiTheme="majorHAnsi" w:cstheme="majorBidi" w:hAnsiTheme="majorHAnsi" w:eastAsia="黑体"/>
       </w:rPr>
       <w:tblPr/>
       <w:tcPr>
@@ -8683,6 +9074,7 @@
     </w:tblStylePr>
     <w:tblStylePr w:type="lastRow">
       <w:rPr>
+        <w:rFonts w:eastAsia="黑体"/>
         <w:b/>
         <w:bCs/>
         <w:color w:themeColor="text2" w:val="1F497D"/>
@@ -8697,12 +9089,14 @@
     </w:tblStylePr>
     <w:tblStylePr w:type="firstCol">
       <w:rPr>
+        <w:rFonts w:eastAsia="黑体"/>
         <w:b/>
         <w:bCs/>
       </w:rPr>
     </w:tblStylePr>
     <w:tblStylePr w:type="lastCol">
       <w:rPr>
+        <w:rFonts w:eastAsia="黑体"/>
         <w:b/>
         <w:bCs/>
       </w:rPr>
@@ -8736,7 +9130,7 @@
       <w:spacing w:after="0" w:line="240" w:lineRule="auto"/>
     </w:pPr>
     <w:rPr>
-      <w:rFonts w:asciiTheme="majorHAnsi" w:cstheme="majorBidi" w:eastAsiaTheme="majorEastAsia" w:hAnsiTheme="majorHAnsi"/>
+      <w:rFonts w:asciiTheme="majorHAnsi" w:cstheme="majorBidi" w:hAnsiTheme="majorHAnsi" w:eastAsia="黑体"/>
       <w:color w:themeColor="text1" w:val="000000"/>
     </w:rPr>
     <w:tblPr>
@@ -8758,6 +9152,7 @@
     </w:tblPr>
     <w:tblStylePr w:type="firstRow">
       <w:rPr>
+        <w:rFonts w:eastAsia="黑体"/>
         <w:sz w:val="24"/>
         <w:szCs w:val="24"/>
       </w:rPr>
@@ -8864,7 +9259,7 @@
       <w:spacing w:after="0" w:line="240" w:lineRule="auto"/>
     </w:pPr>
     <w:rPr>
-      <w:rFonts w:asciiTheme="majorHAnsi" w:cstheme="majorBidi" w:eastAsiaTheme="majorEastAsia" w:hAnsiTheme="majorHAnsi"/>
+      <w:rFonts w:asciiTheme="majorHAnsi" w:cstheme="majorBidi" w:hAnsiTheme="majorHAnsi" w:eastAsia="黑体"/>
       <w:color w:themeColor="text1" w:val="000000"/>
     </w:rPr>
     <w:tblPr>
@@ -8886,6 +9281,7 @@
     </w:tblPr>
     <w:tblStylePr w:type="firstRow">
       <w:rPr>
+        <w:rFonts w:eastAsia="黑体"/>
         <w:sz w:val="24"/>
         <w:szCs w:val="24"/>
       </w:rPr>
@@ -8992,7 +9388,7 @@
       <w:spacing w:after="0" w:line="240" w:lineRule="auto"/>
     </w:pPr>
     <w:rPr>
-      <w:rFonts w:asciiTheme="majorHAnsi" w:cstheme="majorBidi" w:eastAsiaTheme="majorEastAsia" w:hAnsiTheme="majorHAnsi"/>
+      <w:rFonts w:asciiTheme="majorHAnsi" w:cstheme="majorBidi" w:hAnsiTheme="majorHAnsi" w:eastAsia="黑体"/>
       <w:color w:themeColor="text1" w:val="000000"/>
     </w:rPr>
     <w:tblPr>
@@ -9014,6 +9410,7 @@
     </w:tblPr>
     <w:tblStylePr w:type="firstRow">
       <w:rPr>
+        <w:rFonts w:eastAsia="黑体"/>
         <w:sz w:val="24"/>
         <w:szCs w:val="24"/>
       </w:rPr>
@@ -9120,7 +9517,7 @@
       <w:spacing w:after="0" w:line="240" w:lineRule="auto"/>
     </w:pPr>
     <w:rPr>
-      <w:rFonts w:asciiTheme="majorHAnsi" w:cstheme="majorBidi" w:eastAsiaTheme="majorEastAsia" w:hAnsiTheme="majorHAnsi"/>
+      <w:rFonts w:asciiTheme="majorHAnsi" w:cstheme="majorBidi" w:hAnsiTheme="majorHAnsi" w:eastAsia="黑体"/>
       <w:color w:themeColor="text1" w:val="000000"/>
     </w:rPr>
     <w:tblPr>
@@ -9142,6 +9539,7 @@
     </w:tblPr>
     <w:tblStylePr w:type="firstRow">
       <w:rPr>
+        <w:rFonts w:eastAsia="黑体"/>
         <w:sz w:val="24"/>
         <w:szCs w:val="24"/>
       </w:rPr>
@@ -9248,7 +9646,7 @@
       <w:spacing w:after="0" w:line="240" w:lineRule="auto"/>
     </w:pPr>
     <w:rPr>
-      <w:rFonts w:asciiTheme="majorHAnsi" w:cstheme="majorBidi" w:eastAsiaTheme="majorEastAsia" w:hAnsiTheme="majorHAnsi"/>
+      <w:rFonts w:asciiTheme="majorHAnsi" w:cstheme="majorBidi" w:hAnsiTheme="majorHAnsi" w:eastAsia="黑体"/>
       <w:color w:themeColor="text1" w:val="000000"/>
     </w:rPr>
     <w:tblPr>
@@ -9270,6 +9668,7 @@
     </w:tblPr>
     <w:tblStylePr w:type="firstRow">
       <w:rPr>
+        <w:rFonts w:eastAsia="黑体"/>
         <w:sz w:val="24"/>
         <w:szCs w:val="24"/>
       </w:rPr>
@@ -9376,7 +9775,7 @@
       <w:spacing w:after="0" w:line="240" w:lineRule="auto"/>
     </w:pPr>
     <w:rPr>
-      <w:rFonts w:asciiTheme="majorHAnsi" w:cstheme="majorBidi" w:eastAsiaTheme="majorEastAsia" w:hAnsiTheme="majorHAnsi"/>
+      <w:rFonts w:asciiTheme="majorHAnsi" w:cstheme="majorBidi" w:hAnsiTheme="majorHAnsi" w:eastAsia="黑体"/>
       <w:color w:themeColor="text1" w:val="000000"/>
     </w:rPr>
     <w:tblPr>
@@ -9398,6 +9797,7 @@
     </w:tblPr>
     <w:tblStylePr w:type="firstRow">
       <w:rPr>
+        <w:rFonts w:eastAsia="黑体"/>
         <w:sz w:val="24"/>
         <w:szCs w:val="24"/>
       </w:rPr>
@@ -9504,7 +9904,7 @@
       <w:spacing w:after="0" w:line="240" w:lineRule="auto"/>
     </w:pPr>
     <w:rPr>
-      <w:rFonts w:asciiTheme="majorHAnsi" w:cstheme="majorBidi" w:eastAsiaTheme="majorEastAsia" w:hAnsiTheme="majorHAnsi"/>
+      <w:rFonts w:asciiTheme="majorHAnsi" w:cstheme="majorBidi" w:hAnsiTheme="majorHAnsi" w:eastAsia="黑体"/>
       <w:color w:themeColor="text1" w:val="000000"/>
     </w:rPr>
     <w:tblPr>
@@ -9526,6 +9926,7 @@
     </w:tblPr>
     <w:tblStylePr w:type="firstRow">
       <w:rPr>
+        <w:rFonts w:eastAsia="黑体"/>
         <w:sz w:val="24"/>
         <w:szCs w:val="24"/>
       </w:rPr>
@@ -9655,12 +10056,14 @@
     </w:tcPr>
     <w:tblStylePr w:type="firstRow">
       <w:rPr>
+        <w:rFonts w:eastAsia="黑体"/>
         <w:b/>
         <w:bCs/>
       </w:rPr>
     </w:tblStylePr>
     <w:tblStylePr w:type="lastRow">
       <w:rPr>
+        <w:rFonts w:eastAsia="黑体"/>
         <w:b/>
         <w:bCs/>
       </w:rPr>
@@ -9673,12 +10076,14 @@
     </w:tblStylePr>
     <w:tblStylePr w:type="firstCol">
       <w:rPr>
+        <w:rFonts w:eastAsia="黑体"/>
         <w:b/>
         <w:bCs/>
       </w:rPr>
     </w:tblStylePr>
     <w:tblStylePr w:type="lastCol">
       <w:rPr>
+        <w:rFonts w:eastAsia="黑体"/>
         <w:b/>
         <w:bCs/>
       </w:rPr>
@@ -9728,12 +10133,14 @@
     </w:tcPr>
     <w:tblStylePr w:type="firstRow">
       <w:rPr>
+        <w:rFonts w:eastAsia="黑体"/>
         <w:b/>
         <w:bCs/>
       </w:rPr>
     </w:tblStylePr>
     <w:tblStylePr w:type="lastRow">
       <w:rPr>
+        <w:rFonts w:eastAsia="黑体"/>
         <w:b/>
         <w:bCs/>
       </w:rPr>
@@ -9746,12 +10153,14 @@
     </w:tblStylePr>
     <w:tblStylePr w:type="firstCol">
       <w:rPr>
+        <w:rFonts w:eastAsia="黑体"/>
         <w:b/>
         <w:bCs/>
       </w:rPr>
     </w:tblStylePr>
     <w:tblStylePr w:type="lastCol">
       <w:rPr>
+        <w:rFonts w:eastAsia="黑体"/>
         <w:b/>
         <w:bCs/>
       </w:rPr>
@@ -9801,12 +10210,14 @@
     </w:tcPr>
     <w:tblStylePr w:type="firstRow">
       <w:rPr>
+        <w:rFonts w:eastAsia="黑体"/>
         <w:b/>
         <w:bCs/>
       </w:rPr>
     </w:tblStylePr>
     <w:tblStylePr w:type="lastRow">
       <w:rPr>
+        <w:rFonts w:eastAsia="黑体"/>
         <w:b/>
         <w:bCs/>
       </w:rPr>
@@ -9819,12 +10230,14 @@
     </w:tblStylePr>
     <w:tblStylePr w:type="firstCol">
       <w:rPr>
+        <w:rFonts w:eastAsia="黑体"/>
         <w:b/>
         <w:bCs/>
       </w:rPr>
     </w:tblStylePr>
     <w:tblStylePr w:type="lastCol">
       <w:rPr>
+        <w:rFonts w:eastAsia="黑体"/>
         <w:b/>
         <w:bCs/>
       </w:rPr>
@@ -9874,12 +10287,14 @@
     </w:tcPr>
     <w:tblStylePr w:type="firstRow">
       <w:rPr>
+        <w:rFonts w:eastAsia="黑体"/>
         <w:b/>
         <w:bCs/>
       </w:rPr>
     </w:tblStylePr>
     <w:tblStylePr w:type="lastRow">
       <w:rPr>
+        <w:rFonts w:eastAsia="黑体"/>
         <w:b/>
         <w:bCs/>
       </w:rPr>
@@ -9892,12 +10307,14 @@
     </w:tblStylePr>
     <w:tblStylePr w:type="firstCol">
       <w:rPr>
+        <w:rFonts w:eastAsia="黑体"/>
         <w:b/>
         <w:bCs/>
       </w:rPr>
     </w:tblStylePr>
     <w:tblStylePr w:type="lastCol">
       <w:rPr>
+        <w:rFonts w:eastAsia="黑体"/>
         <w:b/>
         <w:bCs/>
       </w:rPr>
@@ -9947,12 +10364,14 @@
     </w:tcPr>
     <w:tblStylePr w:type="firstRow">
       <w:rPr>
+        <w:rFonts w:eastAsia="黑体"/>
         <w:b/>
         <w:bCs/>
       </w:rPr>
     </w:tblStylePr>
     <w:tblStylePr w:type="lastRow">
       <w:rPr>
+        <w:rFonts w:eastAsia="黑体"/>
         <w:b/>
         <w:bCs/>
       </w:rPr>
@@ -9965,12 +10384,14 @@
     </w:tblStylePr>
     <w:tblStylePr w:type="firstCol">
       <w:rPr>
+        <w:rFonts w:eastAsia="黑体"/>
         <w:b/>
         <w:bCs/>
       </w:rPr>
     </w:tblStylePr>
     <w:tblStylePr w:type="lastCol">
       <w:rPr>
+        <w:rFonts w:eastAsia="黑体"/>
         <w:b/>
         <w:bCs/>
       </w:rPr>
@@ -10020,12 +10441,14 @@
     </w:tcPr>
     <w:tblStylePr w:type="firstRow">
       <w:rPr>
+        <w:rFonts w:eastAsia="黑体"/>
         <w:b/>
         <w:bCs/>
       </w:rPr>
     </w:tblStylePr>
     <w:tblStylePr w:type="lastRow">
       <w:rPr>
+        <w:rFonts w:eastAsia="黑体"/>
         <w:b/>
         <w:bCs/>
       </w:rPr>
@@ -10038,12 +10461,14 @@
     </w:tblStylePr>
     <w:tblStylePr w:type="firstCol">
       <w:rPr>
+        <w:rFonts w:eastAsia="黑体"/>
         <w:b/>
         <w:bCs/>
       </w:rPr>
     </w:tblStylePr>
     <w:tblStylePr w:type="lastCol">
       <w:rPr>
+        <w:rFonts w:eastAsia="黑体"/>
         <w:b/>
         <w:bCs/>
       </w:rPr>
@@ -10093,12 +10518,14 @@
     </w:tcPr>
     <w:tblStylePr w:type="firstRow">
       <w:rPr>
+        <w:rFonts w:eastAsia="黑体"/>
         <w:b/>
         <w:bCs/>
       </w:rPr>
     </w:tblStylePr>
     <w:tblStylePr w:type="lastRow">
       <w:rPr>
+        <w:rFonts w:eastAsia="黑体"/>
         <w:b/>
         <w:bCs/>
       </w:rPr>
@@ -10111,12 +10538,14 @@
     </w:tblStylePr>
     <w:tblStylePr w:type="firstCol">
       <w:rPr>
+        <w:rFonts w:eastAsia="黑体"/>
         <w:b/>
         <w:bCs/>
       </w:rPr>
     </w:tblStylePr>
     <w:tblStylePr w:type="lastCol">
       <w:rPr>
+        <w:rFonts w:eastAsia="黑体"/>
         <w:b/>
         <w:bCs/>
       </w:rPr>
@@ -10143,7 +10572,7 @@
       <w:spacing w:after="0" w:line="240" w:lineRule="auto"/>
     </w:pPr>
     <w:rPr>
-      <w:rFonts w:asciiTheme="majorHAnsi" w:cstheme="majorBidi" w:eastAsiaTheme="majorEastAsia" w:hAnsiTheme="majorHAnsi"/>
+      <w:rFonts w:asciiTheme="majorHAnsi" w:cstheme="majorBidi" w:hAnsiTheme="majorHAnsi" w:eastAsia="黑体"/>
       <w:color w:themeColor="text1" w:val="000000"/>
     </w:rPr>
     <w:tblPr>
@@ -10170,6 +10599,7 @@
     </w:tcPr>
     <w:tblStylePr w:type="firstRow">
       <w:rPr>
+        <w:rFonts w:eastAsia="黑体"/>
         <w:b/>
         <w:bCs/>
         <w:color w:themeColor="text1" w:val="000000"/>
@@ -10181,6 +10611,7 @@
     </w:tblStylePr>
     <w:tblStylePr w:type="lastRow">
       <w:rPr>
+        <w:rFonts w:eastAsia="黑体"/>
         <w:b/>
         <w:bCs/>
         <w:color w:themeColor="text1" w:val="000000"/>
@@ -10200,6 +10631,7 @@
     </w:tblStylePr>
     <w:tblStylePr w:type="firstCol">
       <w:rPr>
+        <w:rFonts w:eastAsia="黑体"/>
         <w:b/>
         <w:bCs/>
         <w:color w:themeColor="text1" w:val="000000"/>
@@ -10219,6 +10651,7 @@
     </w:tblStylePr>
     <w:tblStylePr w:type="lastCol">
       <w:rPr>
+        <w:rFonts w:eastAsia="黑体"/>
         <w:b w:val="0"/>
         <w:bCs w:val="0"/>
         <w:color w:themeColor="text1" w:val="000000"/>
@@ -10268,7 +10701,7 @@
       <w:spacing w:after="0" w:line="240" w:lineRule="auto"/>
     </w:pPr>
     <w:rPr>
-      <w:rFonts w:asciiTheme="majorHAnsi" w:cstheme="majorBidi" w:eastAsiaTheme="majorEastAsia" w:hAnsiTheme="majorHAnsi"/>
+      <w:rFonts w:asciiTheme="majorHAnsi" w:cstheme="majorBidi" w:hAnsiTheme="majorHAnsi" w:eastAsia="黑体"/>
       <w:color w:themeColor="text1" w:val="000000"/>
     </w:rPr>
     <w:tblPr>
@@ -10295,6 +10728,7 @@
     </w:tcPr>
     <w:tblStylePr w:type="firstRow">
       <w:rPr>
+        <w:rFonts w:eastAsia="黑体"/>
         <w:b/>
         <w:bCs/>
         <w:color w:themeColor="text1" w:val="000000"/>
@@ -10306,6 +10740,7 @@
     </w:tblStylePr>
     <w:tblStylePr w:type="lastRow">
       <w:rPr>
+        <w:rFonts w:eastAsia="黑体"/>
         <w:b/>
         <w:bCs/>
         <w:color w:themeColor="text1" w:val="000000"/>
@@ -10325,6 +10760,7 @@
     </w:tblStylePr>
     <w:tblStylePr w:type="firstCol">
       <w:rPr>
+        <w:rFonts w:eastAsia="黑体"/>
         <w:b/>
         <w:bCs/>
         <w:color w:themeColor="text1" w:val="000000"/>
@@ -10344,6 +10780,7 @@
     </w:tblStylePr>
     <w:tblStylePr w:type="lastCol">
       <w:rPr>
+        <w:rFonts w:eastAsia="黑体"/>
         <w:b w:val="0"/>
         <w:bCs w:val="0"/>
         <w:color w:themeColor="text1" w:val="000000"/>
@@ -10393,7 +10830,7 @@
       <w:spacing w:after="0" w:line="240" w:lineRule="auto"/>
     </w:pPr>
     <w:rPr>
-      <w:rFonts w:asciiTheme="majorHAnsi" w:cstheme="majorBidi" w:eastAsiaTheme="majorEastAsia" w:hAnsiTheme="majorHAnsi"/>
+      <w:rFonts w:asciiTheme="majorHAnsi" w:cstheme="majorBidi" w:hAnsiTheme="majorHAnsi" w:eastAsia="黑体"/>
       <w:color w:themeColor="text1" w:val="000000"/>
     </w:rPr>
     <w:tblPr>
@@ -10420,6 +10857,7 @@
     </w:tcPr>
     <w:tblStylePr w:type="firstRow">
       <w:rPr>
+        <w:rFonts w:eastAsia="黑体"/>
         <w:b/>
         <w:bCs/>
         <w:color w:themeColor="text1" w:val="000000"/>
@@ -10431,6 +10869,7 @@
     </w:tblStylePr>
     <w:tblStylePr w:type="lastRow">
       <w:rPr>
+        <w:rFonts w:eastAsia="黑体"/>
         <w:b/>
         <w:bCs/>
         <w:color w:themeColor="text1" w:val="000000"/>
@@ -10450,6 +10889,7 @@
     </w:tblStylePr>
     <w:tblStylePr w:type="firstCol">
       <w:rPr>
+        <w:rFonts w:eastAsia="黑体"/>
         <w:b/>
         <w:bCs/>
         <w:color w:themeColor="text1" w:val="000000"/>
@@ -10469,6 +10909,7 @@
     </w:tblStylePr>
     <w:tblStylePr w:type="lastCol">
       <w:rPr>
+        <w:rFonts w:eastAsia="黑体"/>
         <w:b w:val="0"/>
         <w:bCs w:val="0"/>
         <w:color w:themeColor="text1" w:val="000000"/>
@@ -10518,7 +10959,7 @@
       <w:spacing w:after="0" w:line="240" w:lineRule="auto"/>
     </w:pPr>
     <w:rPr>
-      <w:rFonts w:asciiTheme="majorHAnsi" w:cstheme="majorBidi" w:eastAsiaTheme="majorEastAsia" w:hAnsiTheme="majorHAnsi"/>
+      <w:rFonts w:asciiTheme="majorHAnsi" w:cstheme="majorBidi" w:hAnsiTheme="majorHAnsi" w:eastAsia="黑体"/>
       <w:color w:themeColor="text1" w:val="000000"/>
     </w:rPr>
     <w:tblPr>
@@ -10545,6 +10986,7 @@
     </w:tcPr>
     <w:tblStylePr w:type="firstRow">
       <w:rPr>
+        <w:rFonts w:eastAsia="黑体"/>
         <w:b/>
         <w:bCs/>
         <w:color w:themeColor="text1" w:val="000000"/>
@@ -10556,6 +10998,7 @@
     </w:tblStylePr>
     <w:tblStylePr w:type="lastRow">
       <w:rPr>
+        <w:rFonts w:eastAsia="黑体"/>
         <w:b/>
         <w:bCs/>
         <w:color w:themeColor="text1" w:val="000000"/>
@@ -10575,6 +11018,7 @@
     </w:tblStylePr>
     <w:tblStylePr w:type="firstCol">
       <w:rPr>
+        <w:rFonts w:eastAsia="黑体"/>
         <w:b/>
         <w:bCs/>
         <w:color w:themeColor="text1" w:val="000000"/>
@@ -10594,6 +11038,7 @@
     </w:tblStylePr>
     <w:tblStylePr w:type="lastCol">
       <w:rPr>
+        <w:rFonts w:eastAsia="黑体"/>
         <w:b w:val="0"/>
         <w:bCs w:val="0"/>
         <w:color w:themeColor="text1" w:val="000000"/>
@@ -10643,7 +11088,7 @@
       <w:spacing w:after="0" w:line="240" w:lineRule="auto"/>
     </w:pPr>
     <w:rPr>
-      <w:rFonts w:asciiTheme="majorHAnsi" w:cstheme="majorBidi" w:eastAsiaTheme="majorEastAsia" w:hAnsiTheme="majorHAnsi"/>
+      <w:rFonts w:asciiTheme="majorHAnsi" w:cstheme="majorBidi" w:hAnsiTheme="majorHAnsi" w:eastAsia="黑体"/>
       <w:color w:themeColor="text1" w:val="000000"/>
     </w:rPr>
     <w:tblPr>
@@ -10670,6 +11115,7 @@
     </w:tcPr>
     <w:tblStylePr w:type="firstRow">
       <w:rPr>
+        <w:rFonts w:eastAsia="黑体"/>
         <w:b/>
         <w:bCs/>
         <w:color w:themeColor="text1" w:val="000000"/>
@@ -10681,6 +11127,7 @@
     </w:tblStylePr>
     <w:tblStylePr w:type="lastRow">
       <w:rPr>
+        <w:rFonts w:eastAsia="黑体"/>
         <w:b/>
         <w:bCs/>
         <w:color w:themeColor="text1" w:val="000000"/>
@@ -10700,6 +11147,7 @@
     </w:tblStylePr>
     <w:tblStylePr w:type="firstCol">
       <w:rPr>
+        <w:rFonts w:eastAsia="黑体"/>
         <w:b/>
         <w:bCs/>
         <w:color w:themeColor="text1" w:val="000000"/>
@@ -10719,6 +11167,7 @@
     </w:tblStylePr>
     <w:tblStylePr w:type="lastCol">
       <w:rPr>
+        <w:rFonts w:eastAsia="黑体"/>
         <w:b w:val="0"/>
         <w:bCs w:val="0"/>
         <w:color w:themeColor="text1" w:val="000000"/>
@@ -10768,7 +11217,7 @@
       <w:spacing w:after="0" w:line="240" w:lineRule="auto"/>
     </w:pPr>
     <w:rPr>
-      <w:rFonts w:asciiTheme="majorHAnsi" w:cstheme="majorBidi" w:eastAsiaTheme="majorEastAsia" w:hAnsiTheme="majorHAnsi"/>
+      <w:rFonts w:asciiTheme="majorHAnsi" w:cstheme="majorBidi" w:hAnsiTheme="majorHAnsi" w:eastAsia="黑体"/>
       <w:color w:themeColor="text1" w:val="000000"/>
     </w:rPr>
     <w:tblPr>
@@ -10795,6 +11244,7 @@
     </w:tcPr>
     <w:tblStylePr w:type="firstRow">
       <w:rPr>
+        <w:rFonts w:eastAsia="黑体"/>
         <w:b/>
         <w:bCs/>
         <w:color w:themeColor="text1" w:val="000000"/>
@@ -10806,6 +11256,7 @@
     </w:tblStylePr>
     <w:tblStylePr w:type="lastRow">
       <w:rPr>
+        <w:rFonts w:eastAsia="黑体"/>
         <w:b/>
         <w:bCs/>
         <w:color w:themeColor="text1" w:val="000000"/>
@@ -10825,6 +11276,7 @@
     </w:tblStylePr>
     <w:tblStylePr w:type="firstCol">
       <w:rPr>
+        <w:rFonts w:eastAsia="黑体"/>
         <w:b/>
         <w:bCs/>
         <w:color w:themeColor="text1" w:val="000000"/>
@@ -10844,6 +11296,7 @@
     </w:tblStylePr>
     <w:tblStylePr w:type="lastCol">
       <w:rPr>
+        <w:rFonts w:eastAsia="黑体"/>
         <w:b w:val="0"/>
         <w:bCs w:val="0"/>
         <w:color w:themeColor="text1" w:val="000000"/>
@@ -10893,7 +11346,7 @@
       <w:spacing w:after="0" w:line="240" w:lineRule="auto"/>
     </w:pPr>
     <w:rPr>
-      <w:rFonts w:asciiTheme="majorHAnsi" w:cstheme="majorBidi" w:eastAsiaTheme="majorEastAsia" w:hAnsiTheme="majorHAnsi"/>
+      <w:rFonts w:asciiTheme="majorHAnsi" w:cstheme="majorBidi" w:hAnsiTheme="majorHAnsi" w:eastAsia="黑体"/>
       <w:color w:themeColor="text1" w:val="000000"/>
     </w:rPr>
     <w:tblPr>
@@ -10920,6 +11373,7 @@
     </w:tcPr>
     <w:tblStylePr w:type="firstRow">
       <w:rPr>
+        <w:rFonts w:eastAsia="黑体"/>
         <w:b/>
         <w:bCs/>
         <w:color w:themeColor="text1" w:val="000000"/>
@@ -10931,6 +11385,7 @@
     </w:tblStylePr>
     <w:tblStylePr w:type="lastRow">
       <w:rPr>
+        <w:rFonts w:eastAsia="黑体"/>
         <w:b/>
         <w:bCs/>
         <w:color w:themeColor="text1" w:val="000000"/>
@@ -10950,6 +11405,7 @@
     </w:tblStylePr>
     <w:tblStylePr w:type="firstCol">
       <w:rPr>
+        <w:rFonts w:eastAsia="黑体"/>
         <w:b/>
         <w:bCs/>
         <w:color w:themeColor="text1" w:val="000000"/>
@@ -10969,6 +11425,7 @@
     </w:tblStylePr>
     <w:tblStylePr w:type="lastCol">
       <w:rPr>
+        <w:rFonts w:eastAsia="黑体"/>
         <w:b w:val="0"/>
         <w:bCs w:val="0"/>
         <w:color w:themeColor="text1" w:val="000000"/>
@@ -11041,6 +11498,7 @@
     </w:tcPr>
     <w:tblStylePr w:type="firstRow">
       <w:rPr>
+        <w:rFonts w:eastAsia="黑体"/>
         <w:b/>
         <w:bCs/>
         <w:i w:val="0"/>
@@ -11062,6 +11520,7 @@
     </w:tblStylePr>
     <w:tblStylePr w:type="lastRow">
       <w:rPr>
+        <w:rFonts w:eastAsia="黑体"/>
         <w:b/>
         <w:bCs/>
         <w:i w:val="0"/>
@@ -11083,6 +11542,7 @@
     </w:tblStylePr>
     <w:tblStylePr w:type="firstCol">
       <w:rPr>
+        <w:rFonts w:eastAsia="黑体"/>
         <w:b/>
         <w:bCs/>
         <w:i w:val="0"/>
@@ -11102,6 +11562,7 @@
     </w:tblStylePr>
     <w:tblStylePr w:type="lastCol">
       <w:rPr>
+        <w:rFonts w:eastAsia="黑体"/>
         <w:b/>
         <w:bCs/>
         <w:i w:val="0"/>
@@ -11182,6 +11643,7 @@
     </w:tcPr>
     <w:tblStylePr w:type="firstRow">
       <w:rPr>
+        <w:rFonts w:eastAsia="黑体"/>
         <w:b/>
         <w:bCs/>
         <w:i w:val="0"/>
@@ -11203,6 +11665,7 @@
     </w:tblStylePr>
     <w:tblStylePr w:type="lastRow">
       <w:rPr>
+        <w:rFonts w:eastAsia="黑体"/>
         <w:b/>
         <w:bCs/>
         <w:i w:val="0"/>
@@ -11224,6 +11687,7 @@
     </w:tblStylePr>
     <w:tblStylePr w:type="firstCol">
       <w:rPr>
+        <w:rFonts w:eastAsia="黑体"/>
         <w:b/>
         <w:bCs/>
         <w:i w:val="0"/>
@@ -11243,6 +11707,7 @@
     </w:tblStylePr>
     <w:tblStylePr w:type="lastCol">
       <w:rPr>
+        <w:rFonts w:eastAsia="黑体"/>
         <w:b/>
         <w:bCs/>
         <w:i w:val="0"/>
@@ -11323,6 +11788,7 @@
     </w:tcPr>
     <w:tblStylePr w:type="firstRow">
       <w:rPr>
+        <w:rFonts w:eastAsia="黑体"/>
         <w:b/>
         <w:bCs/>
         <w:i w:val="0"/>
@@ -11344,6 +11810,7 @@
     </w:tblStylePr>
     <w:tblStylePr w:type="lastRow">
       <w:rPr>
+        <w:rFonts w:eastAsia="黑体"/>
         <w:b/>
         <w:bCs/>
         <w:i w:val="0"/>
@@ -11365,6 +11832,7 @@
     </w:tblStylePr>
     <w:tblStylePr w:type="firstCol">
       <w:rPr>
+        <w:rFonts w:eastAsia="黑体"/>
         <w:b/>
         <w:bCs/>
         <w:i w:val="0"/>
@@ -11384,6 +11852,7 @@
     </w:tblStylePr>
     <w:tblStylePr w:type="lastCol">
       <w:rPr>
+        <w:rFonts w:eastAsia="黑体"/>
         <w:b/>
         <w:bCs/>
         <w:i w:val="0"/>
@@ -11464,6 +11933,7 @@
     </w:tcPr>
     <w:tblStylePr w:type="firstRow">
       <w:rPr>
+        <w:rFonts w:eastAsia="黑体"/>
         <w:b/>
         <w:bCs/>
         <w:i w:val="0"/>
@@ -11485,6 +11955,7 @@
     </w:tblStylePr>
     <w:tblStylePr w:type="lastRow">
       <w:rPr>
+        <w:rFonts w:eastAsia="黑体"/>
         <w:b/>
         <w:bCs/>
         <w:i w:val="0"/>
@@ -11506,6 +11977,7 @@
     </w:tblStylePr>
     <w:tblStylePr w:type="firstCol">
       <w:rPr>
+        <w:rFonts w:eastAsia="黑体"/>
         <w:b/>
         <w:bCs/>
         <w:i w:val="0"/>
@@ -11525,6 +11997,7 @@
     </w:tblStylePr>
     <w:tblStylePr w:type="lastCol">
       <w:rPr>
+        <w:rFonts w:eastAsia="黑体"/>
         <w:b/>
         <w:bCs/>
         <w:i w:val="0"/>
@@ -11605,6 +12078,7 @@
     </w:tcPr>
     <w:tblStylePr w:type="firstRow">
       <w:rPr>
+        <w:rFonts w:eastAsia="黑体"/>
         <w:b/>
         <w:bCs/>
         <w:i w:val="0"/>
@@ -11626,6 +12100,7 @@
     </w:tblStylePr>
     <w:tblStylePr w:type="lastRow">
       <w:rPr>
+        <w:rFonts w:eastAsia="黑体"/>
         <w:b/>
         <w:bCs/>
         <w:i w:val="0"/>
@@ -11647,6 +12122,7 @@
     </w:tblStylePr>
     <w:tblStylePr w:type="firstCol">
       <w:rPr>
+        <w:rFonts w:eastAsia="黑体"/>
         <w:b/>
         <w:bCs/>
         <w:i w:val="0"/>
@@ -11666,6 +12142,7 @@
     </w:tblStylePr>
     <w:tblStylePr w:type="lastCol">
       <w:rPr>
+        <w:rFonts w:eastAsia="黑体"/>
         <w:b/>
         <w:bCs/>
         <w:i w:val="0"/>
@@ -11746,6 +12223,7 @@
     </w:tcPr>
     <w:tblStylePr w:type="firstRow">
       <w:rPr>
+        <w:rFonts w:eastAsia="黑体"/>
         <w:b/>
         <w:bCs/>
         <w:i w:val="0"/>
@@ -11767,6 +12245,7 @@
     </w:tblStylePr>
     <w:tblStylePr w:type="lastRow">
       <w:rPr>
+        <w:rFonts w:eastAsia="黑体"/>
         <w:b/>
         <w:bCs/>
         <w:i w:val="0"/>
@@ -11788,6 +12267,7 @@
     </w:tblStylePr>
     <w:tblStylePr w:type="firstCol">
       <w:rPr>
+        <w:rFonts w:eastAsia="黑体"/>
         <w:b/>
         <w:bCs/>
         <w:i w:val="0"/>
@@ -11807,6 +12287,7 @@
     </w:tblStylePr>
     <w:tblStylePr w:type="lastCol">
       <w:rPr>
+        <w:rFonts w:eastAsia="黑体"/>
         <w:b/>
         <w:bCs/>
         <w:i w:val="0"/>
@@ -11887,6 +12368,7 @@
     </w:tcPr>
     <w:tblStylePr w:type="firstRow">
       <w:rPr>
+        <w:rFonts w:eastAsia="黑体"/>
         <w:b/>
         <w:bCs/>
         <w:i w:val="0"/>
@@ -11908,6 +12390,7 @@
     </w:tblStylePr>
     <w:tblStylePr w:type="lastRow">
       <w:rPr>
+        <w:rFonts w:eastAsia="黑体"/>
         <w:b/>
         <w:bCs/>
         <w:i w:val="0"/>
@@ -11929,6 +12412,7 @@
     </w:tblStylePr>
     <w:tblStylePr w:type="firstCol">
       <w:rPr>
+        <w:rFonts w:eastAsia="黑体"/>
         <w:b/>
         <w:bCs/>
         <w:i w:val="0"/>
@@ -11948,6 +12432,7 @@
     </w:tblStylePr>
     <w:tblStylePr w:type="lastCol">
       <w:rPr>
+        <w:rFonts w:eastAsia="黑体"/>
         <w:b/>
         <w:bCs/>
         <w:i w:val="0"/>
@@ -12005,6 +12490,7 @@
       <w:spacing w:after="0" w:line="240" w:lineRule="auto"/>
     </w:pPr>
     <w:rPr>
+      <w:rFonts w:eastAsia="黑体"/>
       <w:color w:themeColor="background1" w:val="FFFFFF"/>
     </w:rPr>
     <w:tblPr>
@@ -12023,6 +12509,7 @@
     </w:tcPr>
     <w:tblStylePr w:type="firstRow">
       <w:rPr>
+        <w:rFonts w:eastAsia="黑体"/>
         <w:b/>
         <w:bCs/>
       </w:rPr>
@@ -12119,6 +12606,7 @@
       <w:spacing w:after="0" w:line="240" w:lineRule="auto"/>
     </w:pPr>
     <w:rPr>
+      <w:rFonts w:eastAsia="黑体"/>
       <w:color w:themeColor="background1" w:val="FFFFFF"/>
     </w:rPr>
     <w:tblPr>
@@ -12137,6 +12625,7 @@
     </w:tcPr>
     <w:tblStylePr w:type="firstRow">
       <w:rPr>
+        <w:rFonts w:eastAsia="黑体"/>
         <w:b/>
         <w:bCs/>
       </w:rPr>
@@ -12233,6 +12722,7 @@
       <w:spacing w:after="0" w:line="240" w:lineRule="auto"/>
     </w:pPr>
     <w:rPr>
+      <w:rFonts w:eastAsia="黑体"/>
       <w:color w:themeColor="background1" w:val="FFFFFF"/>
     </w:rPr>
     <w:tblPr>
@@ -12251,6 +12741,7 @@
     </w:tcPr>
     <w:tblStylePr w:type="firstRow">
       <w:rPr>
+        <w:rFonts w:eastAsia="黑体"/>
         <w:b/>
         <w:bCs/>
       </w:rPr>
@@ -12347,6 +12838,7 @@
       <w:spacing w:after="0" w:line="240" w:lineRule="auto"/>
     </w:pPr>
     <w:rPr>
+      <w:rFonts w:eastAsia="黑体"/>
       <w:color w:themeColor="background1" w:val="FFFFFF"/>
     </w:rPr>
     <w:tblPr>
@@ -12365,6 +12857,7 @@
     </w:tcPr>
     <w:tblStylePr w:type="firstRow">
       <w:rPr>
+        <w:rFonts w:eastAsia="黑体"/>
         <w:b/>
         <w:bCs/>
       </w:rPr>
@@ -12461,6 +12954,7 @@
       <w:spacing w:after="0" w:line="240" w:lineRule="auto"/>
     </w:pPr>
     <w:rPr>
+      <w:rFonts w:eastAsia="黑体"/>
       <w:color w:themeColor="background1" w:val="FFFFFF"/>
     </w:rPr>
     <w:tblPr>
@@ -12479,6 +12973,7 @@
     </w:tcPr>
     <w:tblStylePr w:type="firstRow">
       <w:rPr>
+        <w:rFonts w:eastAsia="黑体"/>
         <w:b/>
         <w:bCs/>
       </w:rPr>
@@ -12575,6 +13070,7 @@
       <w:spacing w:after="0" w:line="240" w:lineRule="auto"/>
     </w:pPr>
     <w:rPr>
+      <w:rFonts w:eastAsia="黑体"/>
       <w:color w:themeColor="background1" w:val="FFFFFF"/>
     </w:rPr>
     <w:tblPr>
@@ -12593,6 +13089,7 @@
     </w:tcPr>
     <w:tblStylePr w:type="firstRow">
       <w:rPr>
+        <w:rFonts w:eastAsia="黑体"/>
         <w:b/>
         <w:bCs/>
       </w:rPr>
@@ -12689,6 +13186,7 @@
       <w:spacing w:after="0" w:line="240" w:lineRule="auto"/>
     </w:pPr>
     <w:rPr>
+      <w:rFonts w:eastAsia="黑体"/>
       <w:color w:themeColor="background1" w:val="FFFFFF"/>
     </w:rPr>
     <w:tblPr>
@@ -12707,6 +13205,7 @@
     </w:tcPr>
     <w:tblStylePr w:type="firstRow">
       <w:rPr>
+        <w:rFonts w:eastAsia="黑体"/>
         <w:b/>
         <w:bCs/>
       </w:rPr>
@@ -12803,6 +13302,7 @@
       <w:spacing w:after="0" w:line="240" w:lineRule="auto"/>
     </w:pPr>
     <w:rPr>
+      <w:rFonts w:eastAsia="黑体"/>
       <w:color w:themeColor="text1" w:val="000000"/>
     </w:rPr>
     <w:tblPr>
@@ -12829,6 +13329,7 @@
     </w:tcPr>
     <w:tblStylePr w:type="firstRow">
       <w:rPr>
+        <w:rFonts w:eastAsia="黑体"/>
         <w:b/>
         <w:bCs/>
       </w:rPr>
@@ -12847,6 +13348,7 @@
     </w:tblStylePr>
     <w:tblStylePr w:type="lastRow">
       <w:rPr>
+        <w:rFonts w:eastAsia="黑体"/>
         <w:b/>
         <w:bCs/>
         <w:color w:themeColor="background1" w:val="FFFFFF"/>
@@ -12861,6 +13363,7 @@
     </w:tblStylePr>
     <w:tblStylePr w:type="firstCol">
       <w:rPr>
+        <w:rFonts w:eastAsia="黑体"/>
         <w:color w:themeColor="background1" w:val="FFFFFF"/>
       </w:rPr>
       <w:tblPr/>
@@ -12878,6 +13381,7 @@
     </w:tblStylePr>
     <w:tblStylePr w:type="lastCol">
       <w:rPr>
+        <w:rFonts w:eastAsia="黑体"/>
         <w:color w:themeColor="background1" w:val="FFFFFF"/>
       </w:rPr>
       <w:tblPr/>
@@ -12907,11 +13411,13 @@
     </w:tblStylePr>
     <w:tblStylePr w:type="neCell">
       <w:rPr>
+        <w:rFonts w:eastAsia="黑体"/>
         <w:color w:themeColor="text1" w:val="000000"/>
       </w:rPr>
     </w:tblStylePr>
     <w:tblStylePr w:type="nwCell">
       <w:rPr>
+        <w:rFonts w:eastAsia="黑体"/>
         <w:color w:themeColor="text1" w:val="000000"/>
       </w:rPr>
     </w:tblStylePr>
@@ -12925,6 +13431,7 @@
       <w:spacing w:after="0" w:line="240" w:lineRule="auto"/>
     </w:pPr>
     <w:rPr>
+      <w:rFonts w:eastAsia="黑体"/>
       <w:color w:themeColor="text1" w:val="000000"/>
     </w:rPr>
     <w:tblPr>
@@ -12951,6 +13458,7 @@
     </w:tcPr>
     <w:tblStylePr w:type="firstRow">
       <w:rPr>
+        <w:rFonts w:eastAsia="黑体"/>
         <w:b/>
         <w:bCs/>
       </w:rPr>
@@ -12969,6 +13477,7 @@
     </w:tblStylePr>
     <w:tblStylePr w:type="lastRow">
       <w:rPr>
+        <w:rFonts w:eastAsia="黑体"/>
         <w:b/>
         <w:bCs/>
         <w:color w:themeColor="background1" w:val="FFFFFF"/>
@@ -12983,6 +13492,7 @@
     </w:tblStylePr>
     <w:tblStylePr w:type="firstCol">
       <w:rPr>
+        <w:rFonts w:eastAsia="黑体"/>
         <w:color w:themeColor="background1" w:val="FFFFFF"/>
       </w:rPr>
       <w:tblPr/>
@@ -13000,6 +13510,7 @@
     </w:tblStylePr>
     <w:tblStylePr w:type="lastCol">
       <w:rPr>
+        <w:rFonts w:eastAsia="黑体"/>
         <w:color w:themeColor="background1" w:val="FFFFFF"/>
       </w:rPr>
       <w:tblPr/>
@@ -13029,11 +13540,13 @@
     </w:tblStylePr>
     <w:tblStylePr w:type="neCell">
       <w:rPr>
+        <w:rFonts w:eastAsia="黑体"/>
         <w:color w:themeColor="text1" w:val="000000"/>
       </w:rPr>
     </w:tblStylePr>
     <w:tblStylePr w:type="nwCell">
       <w:rPr>
+        <w:rFonts w:eastAsia="黑体"/>
         <w:color w:themeColor="text1" w:val="000000"/>
       </w:rPr>
     </w:tblStylePr>
@@ -13047,6 +13560,7 @@
       <w:spacing w:after="0" w:line="240" w:lineRule="auto"/>
     </w:pPr>
     <w:rPr>
+      <w:rFonts w:eastAsia="黑体"/>
       <w:color w:themeColor="text1" w:val="000000"/>
     </w:rPr>
     <w:tblPr>
@@ -13073,6 +13587,7 @@
     </w:tcPr>
     <w:tblStylePr w:type="firstRow">
       <w:rPr>
+        <w:rFonts w:eastAsia="黑体"/>
         <w:b/>
         <w:bCs/>
       </w:rPr>
@@ -13091,6 +13606,7 @@
     </w:tblStylePr>
     <w:tblStylePr w:type="lastRow">
       <w:rPr>
+        <w:rFonts w:eastAsia="黑体"/>
         <w:b/>
         <w:bCs/>
         <w:color w:themeColor="background1" w:val="FFFFFF"/>
@@ -13105,6 +13621,7 @@
     </w:tblStylePr>
     <w:tblStylePr w:type="firstCol">
       <w:rPr>
+        <w:rFonts w:eastAsia="黑体"/>
         <w:color w:themeColor="background1" w:val="FFFFFF"/>
       </w:rPr>
       <w:tblPr/>
@@ -13122,6 +13639,7 @@
     </w:tblStylePr>
     <w:tblStylePr w:type="lastCol">
       <w:rPr>
+        <w:rFonts w:eastAsia="黑体"/>
         <w:color w:themeColor="background1" w:val="FFFFFF"/>
       </w:rPr>
       <w:tblPr/>
@@ -13151,11 +13669,13 @@
     </w:tblStylePr>
     <w:tblStylePr w:type="neCell">
       <w:rPr>
+        <w:rFonts w:eastAsia="黑体"/>
         <w:color w:themeColor="text1" w:val="000000"/>
       </w:rPr>
     </w:tblStylePr>
     <w:tblStylePr w:type="nwCell">
       <w:rPr>
+        <w:rFonts w:eastAsia="黑体"/>
         <w:color w:themeColor="text1" w:val="000000"/>
       </w:rPr>
     </w:tblStylePr>
@@ -13169,6 +13689,7 @@
       <w:spacing w:after="0" w:line="240" w:lineRule="auto"/>
     </w:pPr>
     <w:rPr>
+      <w:rFonts w:eastAsia="黑体"/>
       <w:color w:themeColor="text1" w:val="000000"/>
     </w:rPr>
     <w:tblPr>
@@ -13195,6 +13716,7 @@
     </w:tcPr>
     <w:tblStylePr w:type="firstRow">
       <w:rPr>
+        <w:rFonts w:eastAsia="黑体"/>
         <w:b/>
         <w:bCs/>
       </w:rPr>
@@ -13213,6 +13735,7 @@
     </w:tblStylePr>
     <w:tblStylePr w:type="lastRow">
       <w:rPr>
+        <w:rFonts w:eastAsia="黑体"/>
         <w:b/>
         <w:bCs/>
         <w:color w:themeColor="background1" w:val="FFFFFF"/>
@@ -13227,6 +13750,7 @@
     </w:tblStylePr>
     <w:tblStylePr w:type="firstCol">
       <w:rPr>
+        <w:rFonts w:eastAsia="黑体"/>
         <w:color w:themeColor="background1" w:val="FFFFFF"/>
       </w:rPr>
       <w:tblPr/>
@@ -13244,6 +13768,7 @@
     </w:tblStylePr>
     <w:tblStylePr w:type="lastCol">
       <w:rPr>
+        <w:rFonts w:eastAsia="黑体"/>
         <w:color w:themeColor="background1" w:val="FFFFFF"/>
       </w:rPr>
       <w:tblPr/>
@@ -13281,6 +13806,7 @@
       <w:spacing w:after="0" w:line="240" w:lineRule="auto"/>
     </w:pPr>
     <w:rPr>
+      <w:rFonts w:eastAsia="黑体"/>
       <w:color w:themeColor="text1" w:val="000000"/>
     </w:rPr>
     <w:tblPr>
@@ -13307,6 +13833,7 @@
     </w:tcPr>
     <w:tblStylePr w:type="firstRow">
       <w:rPr>
+        <w:rFonts w:eastAsia="黑体"/>
         <w:b/>
         <w:bCs/>
       </w:rPr>
@@ -13325,6 +13852,7 @@
     </w:tblStylePr>
     <w:tblStylePr w:type="lastRow">
       <w:rPr>
+        <w:rFonts w:eastAsia="黑体"/>
         <w:b/>
         <w:bCs/>
         <w:color w:themeColor="background1" w:val="FFFFFF"/>
@@ -13339,6 +13867,7 @@
     </w:tblStylePr>
     <w:tblStylePr w:type="firstCol">
       <w:rPr>
+        <w:rFonts w:eastAsia="黑体"/>
         <w:color w:themeColor="background1" w:val="FFFFFF"/>
       </w:rPr>
       <w:tblPr/>
@@ -13356,6 +13885,7 @@
     </w:tblStylePr>
     <w:tblStylePr w:type="lastCol">
       <w:rPr>
+        <w:rFonts w:eastAsia="黑体"/>
         <w:color w:themeColor="background1" w:val="FFFFFF"/>
       </w:rPr>
       <w:tblPr/>
@@ -13385,11 +13915,13 @@
     </w:tblStylePr>
     <w:tblStylePr w:type="neCell">
       <w:rPr>
+        <w:rFonts w:eastAsia="黑体"/>
         <w:color w:themeColor="text1" w:val="000000"/>
       </w:rPr>
     </w:tblStylePr>
     <w:tblStylePr w:type="nwCell">
       <w:rPr>
+        <w:rFonts w:eastAsia="黑体"/>
         <w:color w:themeColor="text1" w:val="000000"/>
       </w:rPr>
     </w:tblStylePr>
@@ -13403,6 +13935,7 @@
       <w:spacing w:after="0" w:line="240" w:lineRule="auto"/>
     </w:pPr>
     <w:rPr>
+      <w:rFonts w:eastAsia="黑体"/>
       <w:color w:themeColor="text1" w:val="000000"/>
     </w:rPr>
     <w:tblPr>
@@ -13429,6 +13962,7 @@
     </w:tcPr>
     <w:tblStylePr w:type="firstRow">
       <w:rPr>
+        <w:rFonts w:eastAsia="黑体"/>
         <w:b/>
         <w:bCs/>
       </w:rPr>
@@ -13447,6 +13981,7 @@
     </w:tblStylePr>
     <w:tblStylePr w:type="lastRow">
       <w:rPr>
+        <w:rFonts w:eastAsia="黑体"/>
         <w:b/>
         <w:bCs/>
         <w:color w:themeColor="background1" w:val="FFFFFF"/>
@@ -13461,6 +13996,7 @@
     </w:tblStylePr>
     <w:tblStylePr w:type="firstCol">
       <w:rPr>
+        <w:rFonts w:eastAsia="黑体"/>
         <w:color w:themeColor="background1" w:val="FFFFFF"/>
       </w:rPr>
       <w:tblPr/>
@@ -13478,6 +14014,7 @@
     </w:tblStylePr>
     <w:tblStylePr w:type="lastCol">
       <w:rPr>
+        <w:rFonts w:eastAsia="黑体"/>
         <w:color w:themeColor="background1" w:val="FFFFFF"/>
       </w:rPr>
       <w:tblPr/>
@@ -13507,11 +14044,13 @@
     </w:tblStylePr>
     <w:tblStylePr w:type="neCell">
       <w:rPr>
+        <w:rFonts w:eastAsia="黑体"/>
         <w:color w:themeColor="text1" w:val="000000"/>
       </w:rPr>
     </w:tblStylePr>
     <w:tblStylePr w:type="nwCell">
       <w:rPr>
+        <w:rFonts w:eastAsia="黑体"/>
         <w:color w:themeColor="text1" w:val="000000"/>
       </w:rPr>
     </w:tblStylePr>
@@ -13525,6 +14064,7 @@
       <w:spacing w:after="0" w:line="240" w:lineRule="auto"/>
     </w:pPr>
     <w:rPr>
+      <w:rFonts w:eastAsia="黑体"/>
       <w:color w:themeColor="text1" w:val="000000"/>
     </w:rPr>
     <w:tblPr>
@@ -13551,6 +14091,7 @@
     </w:tcPr>
     <w:tblStylePr w:type="firstRow">
       <w:rPr>
+        <w:rFonts w:eastAsia="黑体"/>
         <w:b/>
         <w:bCs/>
       </w:rPr>
@@ -13569,6 +14110,7 @@
     </w:tblStylePr>
     <w:tblStylePr w:type="lastRow">
       <w:rPr>
+        <w:rFonts w:eastAsia="黑体"/>
         <w:b/>
         <w:bCs/>
         <w:color w:themeColor="background1" w:val="FFFFFF"/>
@@ -13583,6 +14125,7 @@
     </w:tblStylePr>
     <w:tblStylePr w:type="firstCol">
       <w:rPr>
+        <w:rFonts w:eastAsia="黑体"/>
         <w:color w:themeColor="background1" w:val="FFFFFF"/>
       </w:rPr>
       <w:tblPr/>
@@ -13600,6 +14143,7 @@
     </w:tblStylePr>
     <w:tblStylePr w:type="lastCol">
       <w:rPr>
+        <w:rFonts w:eastAsia="黑体"/>
         <w:color w:themeColor="background1" w:val="FFFFFF"/>
       </w:rPr>
       <w:tblPr/>
@@ -13629,11 +14173,13 @@
     </w:tblStylePr>
     <w:tblStylePr w:type="neCell">
       <w:rPr>
+        <w:rFonts w:eastAsia="黑体"/>
         <w:color w:themeColor="text1" w:val="000000"/>
       </w:rPr>
     </w:tblStylePr>
     <w:tblStylePr w:type="nwCell">
       <w:rPr>
+        <w:rFonts w:eastAsia="黑体"/>
         <w:color w:themeColor="text1" w:val="000000"/>
       </w:rPr>
     </w:tblStylePr>
@@ -13647,6 +14193,7 @@
       <w:spacing w:after="0" w:line="240" w:lineRule="auto"/>
     </w:pPr>
     <w:rPr>
+      <w:rFonts w:eastAsia="黑体"/>
       <w:color w:themeColor="text1" w:val="000000"/>
     </w:rPr>
     <w:tblPr>
@@ -13665,6 +14212,7 @@
     </w:tcPr>
     <w:tblStylePr w:type="firstRow">
       <w:rPr>
+        <w:rFonts w:eastAsia="黑体"/>
         <w:b/>
         <w:bCs/>
         <w:color w:themeColor="background1" w:val="FFFFFF"/>
@@ -13679,6 +14227,7 @@
     </w:tblStylePr>
     <w:tblStylePr w:type="lastRow">
       <w:rPr>
+        <w:rFonts w:eastAsia="黑体"/>
         <w:b/>
         <w:bCs/>
         <w:color w:themeColor="accent2" w:themeShade="CC" w:val="9E3A38"/>
@@ -13693,12 +14242,14 @@
     </w:tblStylePr>
     <w:tblStylePr w:type="firstCol">
       <w:rPr>
+        <w:rFonts w:eastAsia="黑体"/>
         <w:b/>
         <w:bCs/>
       </w:rPr>
     </w:tblStylePr>
     <w:tblStylePr w:type="lastCol">
       <w:rPr>
+        <w:rFonts w:eastAsia="黑体"/>
         <w:b/>
         <w:bCs/>
       </w:rPr>
@@ -13733,6 +14284,7 @@
       <w:spacing w:after="0" w:line="240" w:lineRule="auto"/>
     </w:pPr>
     <w:rPr>
+      <w:rFonts w:eastAsia="黑体"/>
       <w:color w:themeColor="text1" w:val="000000"/>
     </w:rPr>
     <w:tblPr>
@@ -13751,6 +14303,7 @@
     </w:tcPr>
     <w:tblStylePr w:type="firstRow">
       <w:rPr>
+        <w:rFonts w:eastAsia="黑体"/>
         <w:b/>
         <w:bCs/>
         <w:color w:themeColor="background1" w:val="FFFFFF"/>
@@ -13765,6 +14318,7 @@
     </w:tblStylePr>
     <w:tblStylePr w:type="lastRow">
       <w:rPr>
+        <w:rFonts w:eastAsia="黑体"/>
         <w:b/>
         <w:bCs/>
         <w:color w:themeColor="accent2" w:themeShade="CC" w:val="9E3A38"/>
@@ -13779,12 +14333,14 @@
     </w:tblStylePr>
     <w:tblStylePr w:type="firstCol">
       <w:rPr>
+        <w:rFonts w:eastAsia="黑体"/>
         <w:b/>
         <w:bCs/>
       </w:rPr>
     </w:tblStylePr>
     <w:tblStylePr w:type="lastCol">
       <w:rPr>
+        <w:rFonts w:eastAsia="黑体"/>
         <w:b/>
         <w:bCs/>
       </w:rPr>
@@ -13819,6 +14375,7 @@
       <w:spacing w:after="0" w:line="240" w:lineRule="auto"/>
     </w:pPr>
     <w:rPr>
+      <w:rFonts w:eastAsia="黑体"/>
       <w:color w:themeColor="text1" w:val="000000"/>
     </w:rPr>
     <w:tblPr>
@@ -13837,6 +14394,7 @@
     </w:tcPr>
     <w:tblStylePr w:type="firstRow">
       <w:rPr>
+        <w:rFonts w:eastAsia="黑体"/>
         <w:b/>
         <w:bCs/>
         <w:color w:themeColor="background1" w:val="FFFFFF"/>
@@ -13851,6 +14409,7 @@
     </w:tblStylePr>
     <w:tblStylePr w:type="lastRow">
       <w:rPr>
+        <w:rFonts w:eastAsia="黑体"/>
         <w:b/>
         <w:bCs/>
         <w:color w:themeColor="accent2" w:themeShade="CC" w:val="9E3A38"/>
@@ -13865,12 +14424,14 @@
     </w:tblStylePr>
     <w:tblStylePr w:type="firstCol">
       <w:rPr>
+        <w:rFonts w:eastAsia="黑体"/>
         <w:b/>
         <w:bCs/>
       </w:rPr>
     </w:tblStylePr>
     <w:tblStylePr w:type="lastCol">
       <w:rPr>
+        <w:rFonts w:eastAsia="黑体"/>
         <w:b/>
         <w:bCs/>
       </w:rPr>
@@ -13905,6 +14466,7 @@
       <w:spacing w:after="0" w:line="240" w:lineRule="auto"/>
     </w:pPr>
     <w:rPr>
+      <w:rFonts w:eastAsia="黑体"/>
       <w:color w:themeColor="text1" w:val="000000"/>
     </w:rPr>
     <w:tblPr>
@@ -13923,6 +14485,7 @@
     </w:tcPr>
     <w:tblStylePr w:type="firstRow">
       <w:rPr>
+        <w:rFonts w:eastAsia="黑体"/>
         <w:b/>
         <w:bCs/>
         <w:color w:themeColor="background1" w:val="FFFFFF"/>
@@ -13937,6 +14500,7 @@
     </w:tblStylePr>
     <w:tblStylePr w:type="lastRow">
       <w:rPr>
+        <w:rFonts w:eastAsia="黑体"/>
         <w:b/>
         <w:bCs/>
         <w:color w:themeColor="accent4" w:themeShade="CC" w:val="664E82"/>
@@ -13951,12 +14515,14 @@
     </w:tblStylePr>
     <w:tblStylePr w:type="firstCol">
       <w:rPr>
+        <w:rFonts w:eastAsia="黑体"/>
         <w:b/>
         <w:bCs/>
       </w:rPr>
     </w:tblStylePr>
     <w:tblStylePr w:type="lastCol">
       <w:rPr>
+        <w:rFonts w:eastAsia="黑体"/>
         <w:b/>
         <w:bCs/>
       </w:rPr>
@@ -13991,6 +14557,7 @@
       <w:spacing w:after="0" w:line="240" w:lineRule="auto"/>
     </w:pPr>
     <w:rPr>
+      <w:rFonts w:eastAsia="黑体"/>
       <w:color w:themeColor="text1" w:val="000000"/>
     </w:rPr>
     <w:tblPr>
@@ -14009,6 +14576,7 @@
     </w:tcPr>
     <w:tblStylePr w:type="firstRow">
       <w:rPr>
+        <w:rFonts w:eastAsia="黑体"/>
         <w:b/>
         <w:bCs/>
         <w:color w:themeColor="background1" w:val="FFFFFF"/>
@@ -14023,6 +14591,7 @@
     </w:tblStylePr>
     <w:tblStylePr w:type="lastRow">
       <w:rPr>
+        <w:rFonts w:eastAsia="黑体"/>
         <w:b/>
         <w:bCs/>
         <w:color w:themeColor="accent3" w:themeShade="CC" w:val="7E9C40"/>
@@ -14037,12 +14606,14 @@
     </w:tblStylePr>
     <w:tblStylePr w:type="firstCol">
       <w:rPr>
+        <w:rFonts w:eastAsia="黑体"/>
         <w:b/>
         <w:bCs/>
       </w:rPr>
     </w:tblStylePr>
     <w:tblStylePr w:type="lastCol">
       <w:rPr>
+        <w:rFonts w:eastAsia="黑体"/>
         <w:b/>
         <w:bCs/>
       </w:rPr>
@@ -14077,6 +14648,7 @@
       <w:spacing w:after="0" w:line="240" w:lineRule="auto"/>
     </w:pPr>
     <w:rPr>
+      <w:rFonts w:eastAsia="黑体"/>
       <w:color w:themeColor="text1" w:val="000000"/>
     </w:rPr>
     <w:tblPr>
@@ -14095,6 +14667,7 @@
     </w:tcPr>
     <w:tblStylePr w:type="firstRow">
       <w:rPr>
+        <w:rFonts w:eastAsia="黑体"/>
         <w:b/>
         <w:bCs/>
         <w:color w:themeColor="background1" w:val="FFFFFF"/>
@@ -14109,6 +14682,7 @@
     </w:tblStylePr>
     <w:tblStylePr w:type="lastRow">
       <w:rPr>
+        <w:rFonts w:eastAsia="黑体"/>
         <w:b/>
         <w:bCs/>
         <w:color w:themeColor="accent6" w:themeShade="CC" w:val="F2730A"/>
@@ -14123,12 +14697,14 @@
     </w:tblStylePr>
     <w:tblStylePr w:type="firstCol">
       <w:rPr>
+        <w:rFonts w:eastAsia="黑体"/>
         <w:b/>
         <w:bCs/>
       </w:rPr>
     </w:tblStylePr>
     <w:tblStylePr w:type="lastCol">
       <w:rPr>
+        <w:rFonts w:eastAsia="黑体"/>
         <w:b/>
         <w:bCs/>
       </w:rPr>
@@ -14163,6 +14739,7 @@
       <w:spacing w:after="0" w:line="240" w:lineRule="auto"/>
     </w:pPr>
     <w:rPr>
+      <w:rFonts w:eastAsia="黑体"/>
       <w:color w:themeColor="text1" w:val="000000"/>
     </w:rPr>
     <w:tblPr>
@@ -14181,6 +14758,7 @@
     </w:tcPr>
     <w:tblStylePr w:type="firstRow">
       <w:rPr>
+        <w:rFonts w:eastAsia="黑体"/>
         <w:b/>
         <w:bCs/>
         <w:color w:themeColor="background1" w:val="FFFFFF"/>
@@ -14195,6 +14773,7 @@
     </w:tblStylePr>
     <w:tblStylePr w:type="lastRow">
       <w:rPr>
+        <w:rFonts w:eastAsia="黑体"/>
         <w:b/>
         <w:bCs/>
         <w:color w:themeColor="accent5" w:themeShade="CC" w:val="348DA5"/>
@@ -14209,12 +14788,14 @@
     </w:tblStylePr>
     <w:tblStylePr w:type="firstCol">
       <w:rPr>
+        <w:rFonts w:eastAsia="黑体"/>
         <w:b/>
         <w:bCs/>
       </w:rPr>
     </w:tblStylePr>
     <w:tblStylePr w:type="lastCol">
       <w:rPr>
+        <w:rFonts w:eastAsia="黑体"/>
         <w:b/>
         <w:bCs/>
       </w:rPr>
@@ -14249,6 +14830,7 @@
       <w:spacing w:after="0" w:line="240" w:lineRule="auto"/>
     </w:pPr>
     <w:rPr>
+      <w:rFonts w:eastAsia="黑体"/>
       <w:color w:themeColor="text1" w:val="000000"/>
     </w:rPr>
     <w:tblPr>
@@ -14270,6 +14852,7 @@
     </w:tcPr>
     <w:tblStylePr w:type="firstRow">
       <w:rPr>
+        <w:rFonts w:eastAsia="黑体"/>
         <w:b/>
         <w:bCs/>
       </w:rPr>
@@ -14280,6 +14863,7 @@
     </w:tblStylePr>
     <w:tblStylePr w:type="lastRow">
       <w:rPr>
+        <w:rFonts w:eastAsia="黑体"/>
         <w:b/>
         <w:bCs/>
         <w:color w:themeColor="text1" w:val="000000"/>
@@ -14291,6 +14875,7 @@
     </w:tblStylePr>
     <w:tblStylePr w:type="firstCol">
       <w:rPr>
+        <w:rFonts w:eastAsia="黑体"/>
         <w:color w:themeColor="background1" w:val="FFFFFF"/>
       </w:rPr>
       <w:tblPr/>
@@ -14300,6 +14885,7 @@
     </w:tblStylePr>
     <w:tblStylePr w:type="lastCol">
       <w:rPr>
+        <w:rFonts w:eastAsia="黑体"/>
         <w:color w:themeColor="background1" w:val="FFFFFF"/>
       </w:rPr>
       <w:tblPr/>
@@ -14329,6 +14915,7 @@
       <w:spacing w:after="0" w:line="240" w:lineRule="auto"/>
     </w:pPr>
     <w:rPr>
+      <w:rFonts w:eastAsia="黑体"/>
       <w:color w:themeColor="text1" w:val="000000"/>
     </w:rPr>
     <w:tblPr>
@@ -14350,6 +14937,7 @@
     </w:tcPr>
     <w:tblStylePr w:type="firstRow">
       <w:rPr>
+        <w:rFonts w:eastAsia="黑体"/>
         <w:b/>
         <w:bCs/>
       </w:rPr>
@@ -14360,6 +14948,7 @@
     </w:tblStylePr>
     <w:tblStylePr w:type="lastRow">
       <w:rPr>
+        <w:rFonts w:eastAsia="黑体"/>
         <w:b/>
         <w:bCs/>
         <w:color w:themeColor="text1" w:val="000000"/>
@@ -14371,6 +14960,7 @@
     </w:tblStylePr>
     <w:tblStylePr w:type="firstCol">
       <w:rPr>
+        <w:rFonts w:eastAsia="黑体"/>
         <w:color w:themeColor="background1" w:val="FFFFFF"/>
       </w:rPr>
       <w:tblPr/>
@@ -14380,6 +14970,7 @@
     </w:tblStylePr>
     <w:tblStylePr w:type="lastCol">
       <w:rPr>
+        <w:rFonts w:eastAsia="黑体"/>
         <w:color w:themeColor="background1" w:val="FFFFFF"/>
       </w:rPr>
       <w:tblPr/>
@@ -14409,6 +15000,7 @@
       <w:spacing w:after="0" w:line="240" w:lineRule="auto"/>
     </w:pPr>
     <w:rPr>
+      <w:rFonts w:eastAsia="黑体"/>
       <w:color w:themeColor="text1" w:val="000000"/>
     </w:rPr>
     <w:tblPr>
@@ -14430,6 +15022,7 @@
     </w:tcPr>
     <w:tblStylePr w:type="firstRow">
       <w:rPr>
+        <w:rFonts w:eastAsia="黑体"/>
         <w:b/>
         <w:bCs/>
       </w:rPr>
@@ -14440,6 +15033,7 @@
     </w:tblStylePr>
     <w:tblStylePr w:type="lastRow">
       <w:rPr>
+        <w:rFonts w:eastAsia="黑体"/>
         <w:b/>
         <w:bCs/>
         <w:color w:themeColor="text1" w:val="000000"/>
@@ -14451,6 +15045,7 @@
     </w:tblStylePr>
     <w:tblStylePr w:type="firstCol">
       <w:rPr>
+        <w:rFonts w:eastAsia="黑体"/>
         <w:color w:themeColor="background1" w:val="FFFFFF"/>
       </w:rPr>
       <w:tblPr/>
@@ -14460,6 +15055,7 @@
     </w:tblStylePr>
     <w:tblStylePr w:type="lastCol">
       <w:rPr>
+        <w:rFonts w:eastAsia="黑体"/>
         <w:color w:themeColor="background1" w:val="FFFFFF"/>
       </w:rPr>
       <w:tblPr/>
@@ -14489,6 +15085,7 @@
       <w:spacing w:after="0" w:line="240" w:lineRule="auto"/>
     </w:pPr>
     <w:rPr>
+      <w:rFonts w:eastAsia="黑体"/>
       <w:color w:themeColor="text1" w:val="000000"/>
     </w:rPr>
     <w:tblPr>
@@ -14510,6 +15107,7 @@
     </w:tcPr>
     <w:tblStylePr w:type="firstRow">
       <w:rPr>
+        <w:rFonts w:eastAsia="黑体"/>
         <w:b/>
         <w:bCs/>
       </w:rPr>
@@ -14520,6 +15118,7 @@
     </w:tblStylePr>
     <w:tblStylePr w:type="lastRow">
       <w:rPr>
+        <w:rFonts w:eastAsia="黑体"/>
         <w:b/>
         <w:bCs/>
         <w:color w:themeColor="text1" w:val="000000"/>
@@ -14531,6 +15130,7 @@
     </w:tblStylePr>
     <w:tblStylePr w:type="firstCol">
       <w:rPr>
+        <w:rFonts w:eastAsia="黑体"/>
         <w:color w:themeColor="background1" w:val="FFFFFF"/>
       </w:rPr>
       <w:tblPr/>
@@ -14540,6 +15140,7 @@
     </w:tblStylePr>
     <w:tblStylePr w:type="lastCol">
       <w:rPr>
+        <w:rFonts w:eastAsia="黑体"/>
         <w:color w:themeColor="background1" w:val="FFFFFF"/>
       </w:rPr>
       <w:tblPr/>
@@ -14569,6 +15170,7 @@
       <w:spacing w:after="0" w:line="240" w:lineRule="auto"/>
     </w:pPr>
     <w:rPr>
+      <w:rFonts w:eastAsia="黑体"/>
       <w:color w:themeColor="text1" w:val="000000"/>
     </w:rPr>
     <w:tblPr>
@@ -14590,6 +15192,7 @@
     </w:tcPr>
     <w:tblStylePr w:type="firstRow">
       <w:rPr>
+        <w:rFonts w:eastAsia="黑体"/>
         <w:b/>
         <w:bCs/>
       </w:rPr>
@@ -14600,6 +15203,7 @@
     </w:tblStylePr>
     <w:tblStylePr w:type="lastRow">
       <w:rPr>
+        <w:rFonts w:eastAsia="黑体"/>
         <w:b/>
         <w:bCs/>
         <w:color w:themeColor="text1" w:val="000000"/>
@@ -14611,6 +15215,7 @@
     </w:tblStylePr>
     <w:tblStylePr w:type="firstCol">
       <w:rPr>
+        <w:rFonts w:eastAsia="黑体"/>
         <w:color w:themeColor="background1" w:val="FFFFFF"/>
       </w:rPr>
       <w:tblPr/>
@@ -14620,6 +15225,7 @@
     </w:tblStylePr>
     <w:tblStylePr w:type="lastCol">
       <w:rPr>
+        <w:rFonts w:eastAsia="黑体"/>
         <w:color w:themeColor="background1" w:val="FFFFFF"/>
       </w:rPr>
       <w:tblPr/>
@@ -14649,6 +15255,7 @@
       <w:spacing w:after="0" w:line="240" w:lineRule="auto"/>
     </w:pPr>
     <w:rPr>
+      <w:rFonts w:eastAsia="黑体"/>
       <w:color w:themeColor="text1" w:val="000000"/>
     </w:rPr>
     <w:tblPr>
@@ -14670,6 +15277,7 @@
     </w:tcPr>
     <w:tblStylePr w:type="firstRow">
       <w:rPr>
+        <w:rFonts w:eastAsia="黑体"/>
         <w:b/>
         <w:bCs/>
       </w:rPr>
@@ -14680,6 +15288,7 @@
     </w:tblStylePr>
     <w:tblStylePr w:type="lastRow">
       <w:rPr>
+        <w:rFonts w:eastAsia="黑体"/>
         <w:b/>
         <w:bCs/>
         <w:color w:themeColor="text1" w:val="000000"/>
@@ -14691,6 +15300,7 @@
     </w:tblStylePr>
     <w:tblStylePr w:type="firstCol">
       <w:rPr>
+        <w:rFonts w:eastAsia="黑体"/>
         <w:color w:themeColor="background1" w:val="FFFFFF"/>
       </w:rPr>
       <w:tblPr/>
@@ -14700,6 +15310,7 @@
     </w:tblStylePr>
     <w:tblStylePr w:type="lastCol">
       <w:rPr>
+        <w:rFonts w:eastAsia="黑体"/>
         <w:color w:themeColor="background1" w:val="FFFFFF"/>
       </w:rPr>
       <w:tblPr/>
@@ -14729,6 +15340,7 @@
       <w:spacing w:after="0" w:line="240" w:lineRule="auto"/>
     </w:pPr>
     <w:rPr>
+      <w:rFonts w:eastAsia="黑体"/>
       <w:color w:themeColor="text1" w:val="000000"/>
     </w:rPr>
     <w:tblPr>
@@ -14750,6 +15362,7 @@
     </w:tcPr>
     <w:tblStylePr w:type="firstRow">
       <w:rPr>
+        <w:rFonts w:eastAsia="黑体"/>
         <w:b/>
         <w:bCs/>
       </w:rPr>
@@ -14760,6 +15373,7 @@
     </w:tblStylePr>
     <w:tblStylePr w:type="lastRow">
       <w:rPr>
+        <w:rFonts w:eastAsia="黑体"/>
         <w:b/>
         <w:bCs/>
         <w:color w:themeColor="text1" w:val="000000"/>
@@ -14771,6 +15385,7 @@
     </w:tblStylePr>
     <w:tblStylePr w:type="firstCol">
       <w:rPr>
+        <w:rFonts w:eastAsia="黑体"/>
         <w:color w:themeColor="background1" w:val="FFFFFF"/>
       </w:rPr>
       <w:tblPr/>
@@ -14780,6 +15395,7 @@
     </w:tblStylePr>
     <w:tblStylePr w:type="lastCol">
       <w:rPr>
+        <w:rFonts w:eastAsia="黑体"/>
         <w:color w:themeColor="background1" w:val="FFFFFF"/>
       </w:rPr>
       <w:tblPr/>
@@ -14812,6 +15428,7 @@
     <w:name w:val="KeywordTok"/>
     <w:basedOn w:val="VerbatimChar"/>
     <w:rPr>
+      <w:rFonts w:eastAsia="黑体"/>
       <w:b/>
       <w:color w:val="007020"/>
     </w:rPr>
@@ -14820,6 +15437,7 @@
     <w:name w:val="DataTypeTok"/>
     <w:basedOn w:val="VerbatimChar"/>
     <w:rPr>
+      <w:rFonts w:eastAsia="黑体"/>
       <w:color w:val="902000"/>
     </w:rPr>
   </w:style>
@@ -14827,6 +15445,7 @@
     <w:name w:val="DecValTok"/>
     <w:basedOn w:val="VerbatimChar"/>
     <w:rPr>
+      <w:rFonts w:eastAsia="黑体"/>
       <w:color w:val="40a070"/>
     </w:rPr>
   </w:style>
@@ -14834,6 +15453,7 @@
     <w:name w:val="BaseNTok"/>
     <w:basedOn w:val="VerbatimChar"/>
     <w:rPr>
+      <w:rFonts w:eastAsia="黑体"/>
       <w:color w:val="40a070"/>
     </w:rPr>
   </w:style>
@@ -14841,6 +15461,7 @@
     <w:name w:val="FloatTok"/>
     <w:basedOn w:val="VerbatimChar"/>
     <w:rPr>
+      <w:rFonts w:eastAsia="黑体"/>
       <w:color w:val="40a070"/>
     </w:rPr>
   </w:style>
@@ -14848,6 +15469,7 @@
     <w:name w:val="ConstantTok"/>
     <w:basedOn w:val="VerbatimChar"/>
     <w:rPr>
+      <w:rFonts w:eastAsia="黑体"/>
       <w:color w:val="880000"/>
     </w:rPr>
   </w:style>
@@ -14855,6 +15477,7 @@
     <w:name w:val="CharTok"/>
     <w:basedOn w:val="VerbatimChar"/>
     <w:rPr>
+      <w:rFonts w:eastAsia="黑体"/>
       <w:color w:val="4070a0"/>
     </w:rPr>
   </w:style>
@@ -14862,6 +15485,7 @@
     <w:name w:val="SpecialCharTok"/>
     <w:basedOn w:val="VerbatimChar"/>
     <w:rPr>
+      <w:rFonts w:eastAsia="黑体"/>
       <w:color w:val="4070a0"/>
     </w:rPr>
   </w:style>
@@ -14869,6 +15493,7 @@
     <w:name w:val="StringTok"/>
     <w:basedOn w:val="VerbatimChar"/>
     <w:rPr>
+      <w:rFonts w:eastAsia="黑体"/>
       <w:color w:val="4070a0"/>
     </w:rPr>
   </w:style>
@@ -14876,6 +15501,7 @@
     <w:name w:val="VerbatimStringTok"/>
     <w:basedOn w:val="VerbatimChar"/>
     <w:rPr>
+      <w:rFonts w:eastAsia="黑体"/>
       <w:color w:val="4070a0"/>
     </w:rPr>
   </w:style>
@@ -14883,6 +15509,7 @@
     <w:name w:val="SpecialStringTok"/>
     <w:basedOn w:val="VerbatimChar"/>
     <w:rPr>
+      <w:rFonts w:eastAsia="黑体"/>
       <w:color w:val="bb6688"/>
     </w:rPr>
   </w:style>
@@ -14890,6 +15517,7 @@
     <w:name w:val="ImportTok"/>
     <w:basedOn w:val="VerbatimChar"/>
     <w:rPr>
+      <w:rFonts w:eastAsia="黑体"/>
       <w:b/>
       <w:color w:val="008000"/>
     </w:rPr>
@@ -14898,6 +15526,7 @@
     <w:name w:val="CommentTok"/>
     <w:basedOn w:val="VerbatimChar"/>
     <w:rPr>
+      <w:rFonts w:eastAsia="黑体"/>
       <w:i/>
       <w:color w:val="60a0b0"/>
     </w:rPr>
@@ -14906,6 +15535,7 @@
     <w:name w:val="DocumentationTok"/>
     <w:basedOn w:val="VerbatimChar"/>
     <w:rPr>
+      <w:rFonts w:eastAsia="黑体"/>
       <w:i/>
       <w:color w:val="ba2121"/>
     </w:rPr>
@@ -14914,6 +15544,7 @@
     <w:name w:val="AnnotationTok"/>
     <w:basedOn w:val="VerbatimChar"/>
     <w:rPr>
+      <w:rFonts w:eastAsia="黑体"/>
       <w:b/>
       <w:i/>
       <w:color w:val="60a0b0"/>
@@ -14923,6 +15554,7 @@
     <w:name w:val="CommentVarTok"/>
     <w:basedOn w:val="VerbatimChar"/>
     <w:rPr>
+      <w:rFonts w:eastAsia="黑体"/>
       <w:b/>
       <w:i/>
       <w:color w:val="60a0b0"/>
@@ -14932,6 +15564,7 @@
     <w:name w:val="OtherTok"/>
     <w:basedOn w:val="VerbatimChar"/>
     <w:rPr>
+      <w:rFonts w:eastAsia="黑体"/>
       <w:color w:val="007020"/>
     </w:rPr>
   </w:style>
@@ -14939,6 +15572,7 @@
     <w:name w:val="FunctionTok"/>
     <w:basedOn w:val="VerbatimChar"/>
     <w:rPr>
+      <w:rFonts w:eastAsia="黑体"/>
       <w:color w:val="06287e"/>
     </w:rPr>
   </w:style>
@@ -14946,6 +15580,7 @@
     <w:name w:val="VariableTok"/>
     <w:basedOn w:val="VerbatimChar"/>
     <w:rPr>
+      <w:rFonts w:eastAsia="黑体"/>
       <w:color w:val="19177c"/>
     </w:rPr>
   </w:style>
@@ -14953,6 +15588,7 @@
     <w:name w:val="ControlFlowTok"/>
     <w:basedOn w:val="VerbatimChar"/>
     <w:rPr>
+      <w:rFonts w:eastAsia="黑体"/>
       <w:b/>
       <w:color w:val="007020"/>
     </w:rPr>
@@ -14961,6 +15597,7 @@
     <w:name w:val="OperatorTok"/>
     <w:basedOn w:val="VerbatimChar"/>
     <w:rPr>
+      <w:rFonts w:eastAsia="黑体"/>
       <w:color w:val="666666"/>
     </w:rPr>
   </w:style>
@@ -14968,18 +15605,22 @@
     <w:name w:val="BuiltInTok"/>
     <w:basedOn w:val="VerbatimChar"/>
     <w:rPr>
+      <w:rFonts w:eastAsia="黑体"/>
       <w:color w:val="008000"/>
     </w:rPr>
   </w:style>
   <w:style w:type="character" w:customStyle="1" w:styleId="ExtensionTok">
     <w:name w:val="ExtensionTok"/>
     <w:basedOn w:val="VerbatimChar"/>
-    <w:rPr/>
+    <w:rPr>
+      <w:rFonts w:eastAsia="黑体"/>
+    </w:rPr>
   </w:style>
   <w:style w:type="character" w:customStyle="1" w:styleId="PreprocessorTok">
     <w:name w:val="PreprocessorTok"/>
     <w:basedOn w:val="VerbatimChar"/>
     <w:rPr>
+      <w:rFonts w:eastAsia="黑体"/>
       <w:color w:val="bc7a00"/>
     </w:rPr>
   </w:style>
@@ -14987,18 +15628,22 @@
     <w:name w:val="AttributeTok"/>
     <w:basedOn w:val="VerbatimChar"/>
     <w:rPr>
+      <w:rFonts w:eastAsia="黑体"/>
       <w:color w:val="7d9029"/>
     </w:rPr>
   </w:style>
   <w:style w:type="character" w:customStyle="1" w:styleId="RegionMarkerTok">
     <w:name w:val="RegionMarkerTok"/>
     <w:basedOn w:val="VerbatimChar"/>
-    <w:rPr/>
+    <w:rPr>
+      <w:rFonts w:eastAsia="黑体"/>
+    </w:rPr>
   </w:style>
   <w:style w:type="character" w:customStyle="1" w:styleId="InformationTok">
     <w:name w:val="InformationTok"/>
     <w:basedOn w:val="VerbatimChar"/>
     <w:rPr>
+      <w:rFonts w:eastAsia="黑体"/>
       <w:b/>
       <w:i/>
       <w:color w:val="60a0b0"/>
@@ -15008,6 +15653,7 @@
     <w:name w:val="WarningTok"/>
     <w:basedOn w:val="VerbatimChar"/>
     <w:rPr>
+      <w:rFonts w:eastAsia="黑体"/>
       <w:b/>
       <w:i/>
       <w:color w:val="60a0b0"/>
@@ -15017,6 +15663,7 @@
     <w:name w:val="AlertTok"/>
     <w:basedOn w:val="VerbatimChar"/>
     <w:rPr>
+      <w:rFonts w:eastAsia="黑体"/>
       <w:b/>
       <w:color w:val="ff0000"/>
     </w:rPr>
@@ -15025,6 +15672,7 @@
     <w:name w:val="ErrorTok"/>
     <w:basedOn w:val="VerbatimChar"/>
     <w:rPr>
+      <w:rFonts w:eastAsia="黑体"/>
       <w:b/>
       <w:color w:val="ff0000"/>
     </w:rPr>
@@ -15032,7 +15680,9 @@
   <w:style w:type="character" w:customStyle="1" w:styleId="NormalTok">
     <w:name w:val="NormalTok"/>
     <w:basedOn w:val="VerbatimChar"/>
-    <w:rPr/>
+    <w:rPr>
+      <w:rFonts w:eastAsia="黑体"/>
+    </w:rPr>
   </w:style>
 </w:styles>
 </file>
@@ -15081,12 +15731,12 @@
     <a:fontScheme name="Office">
       <a:majorFont>
         <a:latin typeface="Calibri"/>
-        <a:ea typeface=""/>
+        <a:ea typeface="黑体"/>
         <a:cs typeface=""/>
         <a:font script="Jpan" typeface="ＭＳ ゴシック"/>
         <a:font script="Hang" typeface="맑은 고딕"/>
-        <a:font script="Hans" typeface="宋体"/>
-        <a:font script="Hant" typeface="新細明體"/>
+        <a:font script="Hans" typeface="黑体"/>
+        <a:font script="Hant" typeface="黑体"/>
         <a:font script="Arab" typeface="Times New Roman"/>
         <a:font script="Hebr" typeface="Times New Roman"/>
         <a:font script="Thai" typeface="Angsana New"/>
@@ -15116,12 +15766,12 @@
       </a:majorFont>
       <a:minorFont>
         <a:latin typeface="Cambria"/>
-        <a:ea typeface=""/>
+        <a:ea typeface="黑体"/>
         <a:cs typeface=""/>
         <a:font script="Jpan" typeface="ＭＳ 明朝"/>
         <a:font script="Hang" typeface="맑은 고딕"/>
-        <a:font script="Hans" typeface="宋体"/>
-        <a:font script="Hant" typeface="新細明體"/>
+        <a:font script="Hans" typeface="黑体"/>
+        <a:font script="Hant" typeface="黑体"/>
         <a:font script="Arab" typeface="Arial"/>
         <a:font script="Hebr" typeface="Arial"/>
         <a:font script="Thai" typeface="Cordia New"/>

--- a/09-通信电路/05-其他通信电路/电力线载波通信PLC电路/电力线载波通信PLC电路.docx
+++ b/09-通信电路/05-其他通信电路/电力线载波通信PLC电路/电力线载波通信PLC电路.docx
@@ -2660,7 +2660,7 @@
           <w:color w:val="555555"/>
           <w:sz w:val="21"/>
         </w:rPr>
-        <w:t>材料收集者：杜文杰，WX手机：19519196569，QQ:3478827729</w:t>
+        <w:t>材料收集者：杜文杰，微信/手机：19519196569，QQ:3478827729</w:t>
       </w:r>
     </w:p>
     <w:sectPr>
